--- a/docs/Отчёт_Сглаживание_изображений.docx
+++ b/docs/Отчёт_Сглаживание_изображений.docx
@@ -2,88 +2,121 @@
 <file path=word/document.xml><?xml version="1.0" encoding="utf-8"?>
 <w:document xmlns:wpc="http://schemas.microsoft.com/office/word/2010/wordprocessingCanvas" xmlns:mo="http://schemas.microsoft.com/office/mac/office/2008/main" xmlns:mc="http://schemas.openxmlformats.org/markup-compatibility/2006" xmlns:mv="urn:schemas-microsoft-com:mac:vml" xmlns:o="urn:schemas-microsoft-com:office:office" xmlns:r="http://schemas.openxmlformats.org/officeDocument/2006/relationships" xmlns:m="http://schemas.openxmlformats.org/officeDocument/2006/math" xmlns:v="urn:schemas-microsoft-com:vml" xmlns:wp14="http://schemas.microsoft.com/office/word/2010/wordprocessingDrawing" xmlns:wp="http://schemas.openxmlformats.org/drawingml/2006/wordprocessingDrawing" xmlns:w10="urn:schemas-microsoft-com:office:word" xmlns:w="http://schemas.openxmlformats.org/wordprocessingml/2006/main" xmlns:w14="http://schemas.microsoft.com/office/word/2010/wordml" xmlns:wpg="http://schemas.microsoft.com/office/word/2010/wordprocessingGroup" xmlns:wpi="http://schemas.microsoft.com/office/word/2010/wordprocessingInk" xmlns:wne="http://schemas.microsoft.com/office/word/2006/wordml" xmlns:wps="http://schemas.microsoft.com/office/word/2010/wordprocessingShape" mc:Ignorable="w14 wp14">
   <w:body>
+    <w:p/>
+    <w:p/>
+    <w:p/>
+    <w:p/>
     <w:p>
       <w:pPr>
-        <w:jc w:val="center"/>
-      </w:pPr>
-      <w:r>
-        <w:rPr>
-          <w:sz w:val="24"/>
-        </w:rPr>
-        <w:br/>
-        <w:br/>
-        <w:br/>
-        <w:t>МИНИСТЕРСТВО НАУКИ И ВЫСШЕГО ОБРАЗОВАНИЯ</w:t>
-        <w:br/>
-        <w:t>РОССИЙСКОЙ ФЕДЕРАЦИИ</w:t>
-        <w:br/>
-        <w:br/>
-      </w:r>
-    </w:p>
-    <w:p>
-      <w:pPr>
-        <w:jc w:val="center"/>
-      </w:pPr>
-      <w:r>
-        <w:rPr>
-          <w:sz w:val="28"/>
-        </w:rPr>
-        <w:br/>
-        <w:t>УЧЕБНЫЙ ПРОЕКТ</w:t>
-        <w:br/>
-        <w:t>по дисциплине «Обработка изображений»</w:t>
-        <w:br/>
-        <w:br/>
-      </w:r>
-    </w:p>
-    <w:p>
-      <w:pPr>
+        <w:ind w:firstLine="0"/>
         <w:jc w:val="center"/>
       </w:pPr>
       <w:r>
         <w:rPr>
           <w:b/>
-          <w:sz w:val="34"/>
+          <w:i w:val="0"/>
         </w:rPr>
-        <w:t>РАЗРАБОТКА И ИССЛЕДОВАНИЕ МЕТОДА СГЛАЖИВАНИЯ ИЗОБРАЖЕНИЙ</w:t>
-        <w:br/>
-        <w:t>НА ОСНОВЕ АДАПТИВНОГО КОНТРАСТНО-СТРУКТУРНОГО ФИЛЬТРА</w:t>
-        <w:br/>
+        <w:t>УЧЕБНЫЙ ПРОЕКТ ПО ОБРАБОТКЕ ИЗОБРАЖЕНИЙ</w:t>
       </w:r>
     </w:p>
     <w:p>
       <w:pPr>
+        <w:ind w:firstLine="0"/>
         <w:jc w:val="center"/>
       </w:pPr>
       <w:r>
         <w:rPr>
-          <w:sz w:val="26"/>
+          <w:b w:val="0"/>
+          <w:i w:val="0"/>
         </w:rPr>
+      </w:r>
+    </w:p>
+    <w:p>
+      <w:pPr>
+        <w:ind w:firstLine="0"/>
+        <w:jc w:val="center"/>
+      </w:pPr>
+      <w:r>
+        <w:rPr>
+          <w:b/>
+          <w:i w:val="0"/>
+        </w:rPr>
+        <w:t>РАЗРАБОТКА И ВОСПРОИЗВОДИМОЕ ИССЛЕДОВАНИЕ</w:t>
         <w:br/>
-        <w:br/>
-        <w:t>Программная реализация: язык Rust</w:t>
-        <w:br/>
-        <w:br/>
-        <w:br/>
-        <w:br/>
-        <w:br/>
-        <w:t>Выполнил(а): ______________________</w:t>
-        <w:br/>
-        <w:br/>
-        <w:t>Группа: ______________________</w:t>
-        <w:br/>
-        <w:br/>
-        <w:t>Проверил(а): ______________________</w:t>
-        <w:br/>
-        <w:br/>
-        <w:br/>
-        <w:t>2026 г.</w:t>
-        <w:br/>
+        <w:t>АДАПТИВНОГО КОНТРАСТНО-СТРУКТУРНОГО ФИЛЬТРА (АКСФ)</w:t>
+      </w:r>
+    </w:p>
+    <w:p>
+      <w:pPr>
+        <w:ind w:firstLine="0"/>
+        <w:jc w:val="center"/>
+      </w:pPr>
+      <w:r>
+        <w:rPr>
+          <w:b w:val="0"/>
+          <w:i w:val="0"/>
+        </w:rPr>
+        <w:t>Программная реализация: Rust</w:t>
+      </w:r>
+    </w:p>
+    <w:p/>
+    <w:p/>
+    <w:p/>
+    <w:p/>
+    <w:p/>
+    <w:p/>
+    <w:p/>
+    <w:p/>
+    <w:p>
+      <w:pPr>
+        <w:ind w:firstLine="0"/>
+        <w:jc w:val="center"/>
+      </w:pPr>
+      <w:r>
+        <w:rPr>
+          <w:b w:val="0"/>
+          <w:i w:val="0"/>
+        </w:rPr>
+        <w:t>2026</w:t>
       </w:r>
     </w:p>
     <w:p>
       <w:r>
         <w:br w:type="page"/>
+      </w:r>
+    </w:p>
+    <w:p>
+      <w:pPr>
+        <w:pStyle w:val="Heading1"/>
+      </w:pPr>
+      <w:r>
+        <w:t>Аннотация</w:t>
+      </w:r>
+    </w:p>
+    <w:p>
+      <w:pPr>
+        <w:ind w:firstLine="709"/>
+        <w:jc w:val="both"/>
+      </w:pPr>
+      <w:r>
+        <w:rPr>
+          <w:b w:val="0"/>
+          <w:i w:val="0"/>
+        </w:rPr>
+        <w:t>В работе исследован адаптивный контрастно-структурный фильтр (АКСФ) для подавления аддитивного гауссова шума. Метод является учебным развитием идеи билатерального фильтра: его диапазонный параметр вычисляется локально из шум-компенсированной карты активности и автоматической оценки шума по Иммеркеру. Реализация выполнена на Rust без библиотек компьютерного зрения; внешний крейт image используется только для ввода/вывода файлов. Воспроизводимый эксперимент охватывает 6 полутоновых сцен, уровни шума σ={5, 10, 15, 20, 30, 40} и 3 цветные сцены в YCbCr. Средний PSNR АКСФ составил 30,35 дБ против 27,25 дБ у универсального билатерального фильтра.</w:t>
+      </w:r>
+    </w:p>
+    <w:p>
+      <w:pPr>
+        <w:ind w:firstLine="709"/>
+        <w:jc w:val="both"/>
+      </w:pPr>
+      <w:r>
+        <w:rPr>
+          <w:b w:val="0"/>
+          <w:i w:val="0"/>
+        </w:rPr>
+        <w:t>Ключевые слова: шумоподавление изображений, билатеральный фильтр, АКСФ, YCbCr, PSNR, SSIM, EPI, Perona–Malik, Rust, воспроизводимый эксперимент.</w:t>
       </w:r>
     </w:p>
     <w:p>
@@ -100,7 +133,7 @@
         <w:ind w:firstLine="0"/>
       </w:pPr>
       <w:r>
-        <w:t>Введение</w:t>
+        <w:t>1. Постановка задачи и честное позиционирование</w:t>
       </w:r>
     </w:p>
     <w:p>
@@ -109,7 +142,7 @@
         <w:ind w:firstLine="0"/>
       </w:pPr>
       <w:r>
-        <w:t>1. Постановка задачи</w:t>
+        <w:t>2. Метод АКСФ</w:t>
       </w:r>
     </w:p>
     <w:p>
@@ -118,7 +151,7 @@
         <w:ind w:firstLine="0"/>
       </w:pPr>
       <w:r>
-        <w:t>2. Обзор классических методов сглаживания</w:t>
+        <w:t>3. Реализация и ускорение</w:t>
       </w:r>
     </w:p>
     <w:p>
@@ -127,7 +160,7 @@
         <w:ind w:firstLine="0"/>
       </w:pPr>
       <w:r>
-        <w:t>3. Разработанный метод: адаптивный контрастно-структурный фильтр (АКСФ)</w:t>
+        <w:t>4. Методика эксперимента</w:t>
       </w:r>
     </w:p>
     <w:p>
@@ -136,7 +169,7 @@
         <w:ind w:firstLine="0"/>
       </w:pPr>
       <w:r>
-        <w:t>4. Программная реализация</w:t>
+        <w:t>5. Результаты полутонового эксперимента</w:t>
       </w:r>
     </w:p>
     <w:p>
@@ -145,7 +178,7 @@
         <w:ind w:firstLine="0"/>
       </w:pPr>
       <w:r>
-        <w:t>5. Экспериментальное исследование</w:t>
+        <w:t>6. Цветной режим YCbCr</w:t>
       </w:r>
     </w:p>
     <w:p>
@@ -154,7 +187,7 @@
         <w:ind w:firstLine="0"/>
       </w:pPr>
       <w:r>
-        <w:t>6. Результаты и их обсуждение</w:t>
+        <w:t>7. Ограничения и заключение</w:t>
       </w:r>
     </w:p>
     <w:p>
@@ -163,7 +196,941 @@
         <w:ind w:firstLine="0"/>
       </w:pPr>
       <w:r>
-        <w:t>Заключение</w:t>
+        <w:t>Приложение. Воспроизведение результатов</w:t>
+      </w:r>
+    </w:p>
+    <w:p>
+      <w:pPr>
+        <w:pStyle w:val="Heading1"/>
+      </w:pPr>
+      <w:r>
+        <w:t>1. Постановка задачи и честное позиционирование</w:t>
+      </w:r>
+    </w:p>
+    <w:p>
+      <w:pPr>
+        <w:ind w:firstLine="709"/>
+        <w:jc w:val="both"/>
+      </w:pPr>
+      <w:r>
+        <w:rPr>
+          <w:b w:val="0"/>
+          <w:i w:val="0"/>
+        </w:rPr>
+        <w:t>Гауссов шум ухудшает видимость слабых деталей, однако обычное усреднение вместе с ним сглаживает полезные границы и текстуры. Билатеральный фильтр улучшает ситуацию, поскольку учитывает расстояние и разность яркостей, но глобальный параметр σr всё ещё приходится выбирать вручную. Цель работы — реализовать прозрачный самоадаптирующийся вариант и проверить его на одинаковых шумных входах вместе с несколькими честными конкурентами.</w:t>
+      </w:r>
+    </w:p>
+    <w:p>
+      <w:pPr>
+        <w:ind w:firstLine="709"/>
+        <w:jc w:val="both"/>
+      </w:pPr>
+      <w:r>
+        <w:rPr>
+          <w:b w:val="0"/>
+          <w:i w:val="0"/>
+        </w:rPr>
+        <w:t>АКСФ не заявляется как мировой новый класс алгоритмов. Это самостоятельная учебная конструкция, развивающая известную идею bilateral filtering: локальная активность используется для управления σr, а масштаб правила привязывается к автоматически оценённому шуму. Такое позиционирование важно для корректной интерпретации результатов.</w:t>
+      </w:r>
+    </w:p>
+    <w:p>
+      <w:pPr>
+        <w:pStyle w:val="Heading1"/>
+      </w:pPr>
+      <w:r>
+        <w:t>2. Метод АКСФ</w:t>
+      </w:r>
+    </w:p>
+    <w:p>
+      <w:pPr>
+        <w:pStyle w:val="Heading2"/>
+      </w:pPr>
+      <w:r>
+        <w:t>2.1. Оценка шума и карта активности</w:t>
+      </w:r>
+    </w:p>
+    <w:p>
+      <w:pPr>
+        <w:ind w:firstLine="709"/>
+        <w:jc w:val="both"/>
+      </w:pPr>
+      <w:r>
+        <w:rPr>
+          <w:b w:val="0"/>
+          <w:i w:val="0"/>
+        </w:rPr>
+        <w:t>Сначала по зашумлённому изображению оценивается σ̂ методом Иммеркера, основанным на среднем модуле отклика лапласиана. Затем в окне 5×5 вычисляется несмещённая локальная дисперсия V(p). Вклад шума вычитается до извлечения корня:</w:t>
+      </w:r>
+    </w:p>
+    <w:p>
+      <w:pPr>
+        <w:ind w:firstLine="0"/>
+        <w:jc w:val="center"/>
+      </w:pPr>
+      <w:r>
+        <w:rPr>
+          <w:rFonts w:ascii="Cambria" w:hAnsi="Cambria"/>
+          <w:i/>
+          <w:sz w:val="24"/>
+        </w:rPr>
+        <w:t>A(p) = √max(0, V(p) − σ̂²).</w:t>
+      </w:r>
+    </w:p>
+    <w:p>
+      <w:pPr>
+        <w:ind w:firstLine="709"/>
+        <w:jc w:val="both"/>
+      </w:pPr>
+      <w:r>
+        <w:rPr>
+          <w:b w:val="0"/>
+          <w:i w:val="0"/>
+        </w:rPr>
+        <w:t>Поэтому высокая активность соответствует не только флуктуациям шума, а прежде всего сохранённой локальной структуре. На гладких участках A(p) близка к нулю; около границ и текстур она растёт.</w:t>
+      </w:r>
+    </w:p>
+    <w:p>
+      <w:pPr>
+        <w:pStyle w:val="Heading2"/>
+      </w:pPr>
+      <w:r>
+        <w:t>2.2. Адаптивный диапазонный параметр</w:t>
+      </w:r>
+    </w:p>
+    <w:p>
+      <w:pPr>
+        <w:ind w:firstLine="0"/>
+        <w:jc w:val="center"/>
+      </w:pPr>
+      <w:r>
+        <w:rPr>
+          <w:rFonts w:ascii="Cambria" w:hAnsi="Cambria"/>
+          <w:i/>
+          <w:sz w:val="24"/>
+        </w:rPr>
+        <w:t>σr(p) = σ̂ [kmin + (kmax − kmin) exp(−(A(p)/(cσ̂))²)].</w:t>
+      </w:r>
+    </w:p>
+    <w:p>
+      <w:pPr>
+        <w:ind w:firstLine="709"/>
+        <w:jc w:val="both"/>
+      </w:pPr>
+      <w:r>
+        <w:rPr>
+          <w:b w:val="0"/>
+          <w:i w:val="0"/>
+        </w:rPr>
+        <w:t>В гладкой области правило приближает σr к kmax·σ̂ и активно подавляет шум; у структуры оно приближает σr к kmin·σ̂ и ограничивает смешивание разных яркостей. После повторной калибровки только на σ=20 и σ=30 выбрана конфигурация 2.0,0.85,3.6,1.3,5,2 (σs, kmin, kmax, c, r, rstruct). Окно фильтрации остаётся 11×11, а окно активности — 5×5.</w:t>
+      </w:r>
+    </w:p>
+    <w:tbl>
+      <w:tblPr>
+        <w:tblStyle w:val="TableGrid"/>
+        <w:tblW w:type="auto" w:w="0"/>
+        <w:jc w:val="center"/>
+        <w:tblLayout w:type="autofit"/>
+        <w:tblLook w:firstColumn="1" w:firstRow="1" w:lastColumn="0" w:lastRow="0" w:noHBand="0" w:noVBand="1" w:val="04A0"/>
+      </w:tblPr>
+      <w:tblGrid>
+        <w:gridCol w:w="3324"/>
+        <w:gridCol w:w="3324"/>
+        <w:gridCol w:w="3324"/>
+      </w:tblGrid>
+      <w:tr>
+        <w:tc>
+          <w:tcPr>
+            <w:tcW w:type="dxa" w:w="1701"/>
+            <w:vAlign w:val="center"/>
+            <w:shd w:fill="1F2D5C"/>
+          </w:tcPr>
+          <w:p>
+            <w:pPr>
+              <w:ind w:firstLine="0"/>
+              <w:jc w:val="left"/>
+            </w:pPr>
+            <w:r/>
+            <w:r>
+              <w:rPr>
+                <w:rFonts w:ascii="Times New Roman" w:hAnsi="Times New Roman" w:eastAsia="Times New Roman"/>
+                <w:b/>
+                <w:color w:val="FFFFFF"/>
+                <w:sz w:val="19"/>
+              </w:rPr>
+              <w:t>Параметр</w:t>
+            </w:r>
+          </w:p>
+        </w:tc>
+        <w:tc>
+          <w:tcPr>
+            <w:tcW w:type="dxa" w:w="4819"/>
+            <w:vAlign w:val="center"/>
+            <w:shd w:fill="1F2D5C"/>
+          </w:tcPr>
+          <w:p>
+            <w:pPr>
+              <w:ind w:firstLine="0"/>
+              <w:jc w:val="center"/>
+            </w:pPr>
+            <w:r/>
+            <w:r>
+              <w:rPr>
+                <w:rFonts w:ascii="Times New Roman" w:hAnsi="Times New Roman" w:eastAsia="Times New Roman"/>
+                <w:b/>
+                <w:color w:val="FFFFFF"/>
+                <w:sz w:val="19"/>
+              </w:rPr>
+              <w:t>Роль</w:t>
+            </w:r>
+          </w:p>
+        </w:tc>
+        <w:tc>
+          <w:tcPr>
+            <w:tcW w:type="dxa" w:w="2381"/>
+            <w:vAlign w:val="center"/>
+            <w:shd w:fill="1F2D5C"/>
+          </w:tcPr>
+          <w:p>
+            <w:pPr>
+              <w:ind w:firstLine="0"/>
+              <w:jc w:val="center"/>
+            </w:pPr>
+            <w:r/>
+            <w:r>
+              <w:rPr>
+                <w:rFonts w:ascii="Times New Roman" w:hAnsi="Times New Roman" w:eastAsia="Times New Roman"/>
+                <w:b/>
+                <w:color w:val="FFFFFF"/>
+                <w:sz w:val="19"/>
+              </w:rPr>
+              <w:t>Итоговое значение</w:t>
+            </w:r>
+          </w:p>
+        </w:tc>
+      </w:tr>
+      <w:tr>
+        <w:tc>
+          <w:tcPr>
+            <w:tcW w:type="dxa" w:w="1701"/>
+            <w:vAlign w:val="center"/>
+          </w:tcPr>
+          <w:p>
+            <w:pPr>
+              <w:ind w:firstLine="0"/>
+              <w:jc w:val="left"/>
+            </w:pPr>
+            <w:r/>
+            <w:r>
+              <w:rPr>
+                <w:rFonts w:ascii="Times New Roman" w:hAnsi="Times New Roman" w:eastAsia="Times New Roman"/>
+                <w:sz w:val="19"/>
+              </w:rPr>
+              <w:t>σs</w:t>
+            </w:r>
+          </w:p>
+        </w:tc>
+        <w:tc>
+          <w:tcPr>
+            <w:tcW w:type="dxa" w:w="4819"/>
+            <w:vAlign w:val="center"/>
+          </w:tcPr>
+          <w:p>
+            <w:pPr>
+              <w:ind w:firstLine="0"/>
+              <w:jc w:val="center"/>
+            </w:pPr>
+            <w:r/>
+            <w:r>
+              <w:rPr>
+                <w:rFonts w:ascii="Times New Roman" w:hAnsi="Times New Roman" w:eastAsia="Times New Roman"/>
+                <w:sz w:val="19"/>
+              </w:rPr>
+              <w:t>пространственный масштаб</w:t>
+            </w:r>
+          </w:p>
+        </w:tc>
+        <w:tc>
+          <w:tcPr>
+            <w:tcW w:type="dxa" w:w="2381"/>
+            <w:vAlign w:val="center"/>
+          </w:tcPr>
+          <w:p>
+            <w:pPr>
+              <w:ind w:firstLine="0"/>
+              <w:jc w:val="center"/>
+            </w:pPr>
+            <w:r/>
+            <w:r>
+              <w:rPr>
+                <w:rFonts w:ascii="Times New Roman" w:hAnsi="Times New Roman" w:eastAsia="Times New Roman"/>
+                <w:sz w:val="19"/>
+              </w:rPr>
+              <w:t>2,0</w:t>
+            </w:r>
+          </w:p>
+        </w:tc>
+      </w:tr>
+      <w:tr>
+        <w:tc>
+          <w:tcPr>
+            <w:tcW w:type="dxa" w:w="1701"/>
+            <w:vAlign w:val="center"/>
+          </w:tcPr>
+          <w:p>
+            <w:pPr>
+              <w:ind w:firstLine="0"/>
+              <w:jc w:val="left"/>
+            </w:pPr>
+            <w:r/>
+            <w:r>
+              <w:rPr>
+                <w:rFonts w:ascii="Times New Roman" w:hAnsi="Times New Roman" w:eastAsia="Times New Roman"/>
+                <w:sz w:val="19"/>
+              </w:rPr>
+              <w:t>kmin</w:t>
+            </w:r>
+          </w:p>
+        </w:tc>
+        <w:tc>
+          <w:tcPr>
+            <w:tcW w:type="dxa" w:w="4819"/>
+            <w:vAlign w:val="center"/>
+          </w:tcPr>
+          <w:p>
+            <w:pPr>
+              <w:ind w:firstLine="0"/>
+              <w:jc w:val="center"/>
+            </w:pPr>
+            <w:r/>
+            <w:r>
+              <w:rPr>
+                <w:rFonts w:ascii="Times New Roman" w:hAnsi="Times New Roman" w:eastAsia="Times New Roman"/>
+                <w:sz w:val="19"/>
+              </w:rPr>
+              <w:t>граница σr на структуре</w:t>
+            </w:r>
+          </w:p>
+        </w:tc>
+        <w:tc>
+          <w:tcPr>
+            <w:tcW w:type="dxa" w:w="2381"/>
+            <w:vAlign w:val="center"/>
+          </w:tcPr>
+          <w:p>
+            <w:pPr>
+              <w:ind w:firstLine="0"/>
+              <w:jc w:val="center"/>
+            </w:pPr>
+            <w:r/>
+            <w:r>
+              <w:rPr>
+                <w:rFonts w:ascii="Times New Roman" w:hAnsi="Times New Roman" w:eastAsia="Times New Roman"/>
+                <w:sz w:val="19"/>
+              </w:rPr>
+              <w:t>0,85</w:t>
+            </w:r>
+          </w:p>
+        </w:tc>
+      </w:tr>
+      <w:tr>
+        <w:tc>
+          <w:tcPr>
+            <w:tcW w:type="dxa" w:w="1701"/>
+            <w:vAlign w:val="center"/>
+          </w:tcPr>
+          <w:p>
+            <w:pPr>
+              <w:ind w:firstLine="0"/>
+              <w:jc w:val="left"/>
+            </w:pPr>
+            <w:r/>
+            <w:r>
+              <w:rPr>
+                <w:rFonts w:ascii="Times New Roman" w:hAnsi="Times New Roman" w:eastAsia="Times New Roman"/>
+                <w:sz w:val="19"/>
+              </w:rPr>
+              <w:t>kmax</w:t>
+            </w:r>
+          </w:p>
+        </w:tc>
+        <w:tc>
+          <w:tcPr>
+            <w:tcW w:type="dxa" w:w="4819"/>
+            <w:vAlign w:val="center"/>
+          </w:tcPr>
+          <w:p>
+            <w:pPr>
+              <w:ind w:firstLine="0"/>
+              <w:jc w:val="center"/>
+            </w:pPr>
+            <w:r/>
+            <w:r>
+              <w:rPr>
+                <w:rFonts w:ascii="Times New Roman" w:hAnsi="Times New Roman" w:eastAsia="Times New Roman"/>
+                <w:sz w:val="19"/>
+              </w:rPr>
+              <w:t>граница σr в гладкой области</w:t>
+            </w:r>
+          </w:p>
+        </w:tc>
+        <w:tc>
+          <w:tcPr>
+            <w:tcW w:type="dxa" w:w="2381"/>
+            <w:vAlign w:val="center"/>
+          </w:tcPr>
+          <w:p>
+            <w:pPr>
+              <w:ind w:firstLine="0"/>
+              <w:jc w:val="center"/>
+            </w:pPr>
+            <w:r/>
+            <w:r>
+              <w:rPr>
+                <w:rFonts w:ascii="Times New Roman" w:hAnsi="Times New Roman" w:eastAsia="Times New Roman"/>
+                <w:sz w:val="19"/>
+              </w:rPr>
+              <w:t>3,6</w:t>
+            </w:r>
+          </w:p>
+        </w:tc>
+      </w:tr>
+      <w:tr>
+        <w:tc>
+          <w:tcPr>
+            <w:tcW w:type="dxa" w:w="1701"/>
+            <w:vAlign w:val="center"/>
+          </w:tcPr>
+          <w:p>
+            <w:pPr>
+              <w:ind w:firstLine="0"/>
+              <w:jc w:val="left"/>
+            </w:pPr>
+            <w:r/>
+            <w:r>
+              <w:rPr>
+                <w:rFonts w:ascii="Times New Roman" w:hAnsi="Times New Roman" w:eastAsia="Times New Roman"/>
+                <w:sz w:val="19"/>
+              </w:rPr>
+              <w:t>c</w:t>
+            </w:r>
+          </w:p>
+        </w:tc>
+        <w:tc>
+          <w:tcPr>
+            <w:tcW w:type="dxa" w:w="4819"/>
+            <w:vAlign w:val="center"/>
+          </w:tcPr>
+          <w:p>
+            <w:pPr>
+              <w:ind w:firstLine="0"/>
+              <w:jc w:val="center"/>
+            </w:pPr>
+            <w:r/>
+            <w:r>
+              <w:rPr>
+                <w:rFonts w:ascii="Times New Roman" w:hAnsi="Times New Roman" w:eastAsia="Times New Roman"/>
+                <w:sz w:val="19"/>
+              </w:rPr>
+              <w:t>плавность перехода</w:t>
+            </w:r>
+          </w:p>
+        </w:tc>
+        <w:tc>
+          <w:tcPr>
+            <w:tcW w:type="dxa" w:w="2381"/>
+            <w:vAlign w:val="center"/>
+          </w:tcPr>
+          <w:p>
+            <w:pPr>
+              <w:ind w:firstLine="0"/>
+              <w:jc w:val="center"/>
+            </w:pPr>
+            <w:r/>
+            <w:r>
+              <w:rPr>
+                <w:rFonts w:ascii="Times New Roman" w:hAnsi="Times New Roman" w:eastAsia="Times New Roman"/>
+                <w:sz w:val="19"/>
+              </w:rPr>
+              <w:t>1,3</w:t>
+            </w:r>
+          </w:p>
+        </w:tc>
+      </w:tr>
+      <w:tr>
+        <w:tc>
+          <w:tcPr>
+            <w:tcW w:type="dxa" w:w="1701"/>
+            <w:vAlign w:val="center"/>
+          </w:tcPr>
+          <w:p>
+            <w:pPr>
+              <w:ind w:firstLine="0"/>
+              <w:jc w:val="left"/>
+            </w:pPr>
+            <w:r/>
+            <w:r>
+              <w:rPr>
+                <w:rFonts w:ascii="Times New Roman" w:hAnsi="Times New Roman" w:eastAsia="Times New Roman"/>
+                <w:sz w:val="19"/>
+              </w:rPr>
+              <w:t>r / rstruct</w:t>
+            </w:r>
+          </w:p>
+        </w:tc>
+        <w:tc>
+          <w:tcPr>
+            <w:tcW w:type="dxa" w:w="4819"/>
+            <w:vAlign w:val="center"/>
+          </w:tcPr>
+          <w:p>
+            <w:pPr>
+              <w:ind w:firstLine="0"/>
+              <w:jc w:val="center"/>
+            </w:pPr>
+            <w:r/>
+            <w:r>
+              <w:rPr>
+                <w:rFonts w:ascii="Times New Roman" w:hAnsi="Times New Roman" w:eastAsia="Times New Roman"/>
+                <w:sz w:val="19"/>
+              </w:rPr>
+              <w:t>радиусы фильтра / активности</w:t>
+            </w:r>
+          </w:p>
+        </w:tc>
+        <w:tc>
+          <w:tcPr>
+            <w:tcW w:type="dxa" w:w="2381"/>
+            <w:vAlign w:val="center"/>
+          </w:tcPr>
+          <w:p>
+            <w:pPr>
+              <w:ind w:firstLine="0"/>
+              <w:jc w:val="center"/>
+            </w:pPr>
+            <w:r/>
+            <w:r>
+              <w:rPr>
+                <w:rFonts w:ascii="Times New Roman" w:hAnsi="Times New Roman" w:eastAsia="Times New Roman"/>
+                <w:sz w:val="19"/>
+              </w:rPr>
+              <w:t>5 / 2</w:t>
+            </w:r>
+          </w:p>
+        </w:tc>
+      </w:tr>
+    </w:tbl>
+    <w:p>
+      <w:pPr>
+        <w:ind w:firstLine="0"/>
+        <w:jc w:val="center"/>
+      </w:pPr>
+      <w:r>
+        <w:rPr>
+          <w:i/>
+          <w:sz w:val="20"/>
+        </w:rPr>
+        <w:t>Таблица 1. Параметры, выбранные без использования уровней σ=5, 10, 15 и 40.</w:t>
+      </w:r>
+    </w:p>
+    <w:p>
+      <w:pPr>
+        <w:pStyle w:val="Heading1"/>
+      </w:pPr>
+      <w:r>
+        <w:t>3. Реализация и ускорение</w:t>
+      </w:r>
+    </w:p>
+    <w:p>
+      <w:pPr>
+        <w:ind w:firstLine="709"/>
+        <w:jc w:val="both"/>
+      </w:pPr>
+      <w:r>
+        <w:rPr>
+          <w:b w:val="0"/>
+          <w:i w:val="0"/>
+        </w:rPr>
+        <w:t>Программа состоит из модулей img, noise, metrics, filters, experiment и main. Реализованы скользящее среднее, гауссов, медианный, билатеральный фильтры, анизотропная диффузия Перона—Малика и АКСФ. Все алгоритмы и метрики написаны в проекте; image отвечает только за PNG/JPEG/BMP.</w:t>
+      </w:r>
+    </w:p>
+    <w:p>
+      <w:pPr>
+        <w:ind w:firstLine="709"/>
+        <w:jc w:val="both"/>
+      </w:pPr>
+      <w:r>
+        <w:rPr>
+          <w:b w:val="0"/>
+          <w:i w:val="0"/>
+        </w:rPr>
+        <w:t>Для снятия исходного вычислительного ограничения карта дисперсии строится по двум интегральным изображениям, пространственная часть вынесена в два сепарабельных прохода, а значения exp(−x) в горячем цикле берутся из линейно интерполируемой таблицы. Точная ускоренная 2D-версия сохранена как внутренняя контрольная реализация. Юнит-тест сравнивает публичный сепарабельный путь с ней при одной автоматической оценке σ̂ и запрещает потерю качества более 0,05 дБ PSNR.</w:t>
+      </w:r>
+    </w:p>
+    <w:tbl>
+      <w:tblPr>
+        <w:tblStyle w:val="TableGrid"/>
+        <w:tblW w:type="auto" w:w="0"/>
+        <w:jc w:val="center"/>
+        <w:tblLayout w:type="autofit"/>
+        <w:tblLook w:firstColumn="1" w:firstRow="1" w:lastColumn="0" w:lastRow="0" w:noHBand="0" w:noVBand="1" w:val="04A0"/>
+      </w:tblPr>
+      <w:tblGrid>
+        <w:gridCol w:w="3324"/>
+        <w:gridCol w:w="3324"/>
+        <w:gridCol w:w="3324"/>
+      </w:tblGrid>
+      <w:tr>
+        <w:tc>
+          <w:tcPr>
+            <w:tcW w:type="dxa" w:w="3969"/>
+            <w:vAlign w:val="center"/>
+            <w:shd w:fill="1F2D5C"/>
+          </w:tcPr>
+          <w:p>
+            <w:pPr>
+              <w:ind w:firstLine="0"/>
+              <w:jc w:val="left"/>
+            </w:pPr>
+            <w:r/>
+            <w:r>
+              <w:rPr>
+                <w:rFonts w:ascii="Times New Roman" w:hAnsi="Times New Roman" w:eastAsia="Times New Roman"/>
+                <w:b/>
+                <w:color w:val="FFFFFF"/>
+                <w:sz w:val="19"/>
+              </w:rPr>
+              <w:t>Этап</w:t>
+            </w:r>
+          </w:p>
+        </w:tc>
+        <w:tc>
+          <w:tcPr>
+            <w:tcW w:type="dxa" w:w="1701"/>
+            <w:vAlign w:val="center"/>
+            <w:shd w:fill="1F2D5C"/>
+          </w:tcPr>
+          <w:p>
+            <w:pPr>
+              <w:ind w:firstLine="0"/>
+              <w:jc w:val="center"/>
+            </w:pPr>
+            <w:r/>
+            <w:r>
+              <w:rPr>
+                <w:rFonts w:ascii="Times New Roman" w:hAnsi="Times New Roman" w:eastAsia="Times New Roman"/>
+                <w:b/>
+                <w:color w:val="FFFFFF"/>
+                <w:sz w:val="19"/>
+              </w:rPr>
+              <w:t>Среднее время</w:t>
+            </w:r>
+          </w:p>
+        </w:tc>
+        <w:tc>
+          <w:tcPr>
+            <w:tcW w:type="dxa" w:w="3231"/>
+            <w:vAlign w:val="center"/>
+            <w:shd w:fill="1F2D5C"/>
+          </w:tcPr>
+          <w:p>
+            <w:pPr>
+              <w:ind w:firstLine="0"/>
+              <w:jc w:val="center"/>
+            </w:pPr>
+            <w:r/>
+            <w:r>
+              <w:rPr>
+                <w:rFonts w:ascii="Times New Roman" w:hAnsi="Times New Roman" w:eastAsia="Times New Roman"/>
+                <w:b/>
+                <w:color w:val="FFFFFF"/>
+                <w:sz w:val="19"/>
+              </w:rPr>
+              <w:t>Примечание</w:t>
+            </w:r>
+          </w:p>
+        </w:tc>
+      </w:tr>
+      <w:tr>
+        <w:tc>
+          <w:tcPr>
+            <w:tcW w:type="dxa" w:w="3969"/>
+            <w:vAlign w:val="center"/>
+          </w:tcPr>
+          <w:p>
+            <w:pPr>
+              <w:ind w:firstLine="0"/>
+              <w:jc w:val="left"/>
+            </w:pPr>
+            <w:r/>
+            <w:r>
+              <w:rPr>
+                <w:rFonts w:ascii="Times New Roman" w:hAnsi="Times New Roman" w:eastAsia="Times New Roman"/>
+                <w:sz w:val="19"/>
+              </w:rPr>
+              <w:t>Исходный прямой 2D-проход</w:t>
+            </w:r>
+          </w:p>
+        </w:tc>
+        <w:tc>
+          <w:tcPr>
+            <w:tcW w:type="dxa" w:w="1701"/>
+            <w:vAlign w:val="center"/>
+          </w:tcPr>
+          <w:p>
+            <w:pPr>
+              <w:ind w:firstLine="0"/>
+              <w:jc w:val="center"/>
+            </w:pPr>
+            <w:r/>
+            <w:r>
+              <w:rPr>
+                <w:rFonts w:ascii="Times New Roman" w:hAnsi="Times New Roman" w:eastAsia="Times New Roman"/>
+                <w:sz w:val="19"/>
+              </w:rPr>
+              <w:t>241,9 мс</w:t>
+            </w:r>
+          </w:p>
+        </w:tc>
+        <w:tc>
+          <w:tcPr>
+            <w:tcW w:type="dxa" w:w="3231"/>
+            <w:vAlign w:val="center"/>
+          </w:tcPr>
+          <w:p>
+            <w:pPr>
+              <w:ind w:firstLine="0"/>
+              <w:jc w:val="center"/>
+            </w:pPr>
+            <w:r/>
+            <w:r>
+              <w:rPr>
+                <w:rFonts w:ascii="Times New Roman" w:hAnsi="Times New Roman" w:eastAsia="Times New Roman"/>
+                <w:sz w:val="19"/>
+              </w:rPr>
+              <w:t>предыдущий фиксированный 3×5 замер</w:t>
+            </w:r>
+          </w:p>
+        </w:tc>
+      </w:tr>
+      <w:tr>
+        <w:tc>
+          <w:tcPr>
+            <w:tcW w:type="dxa" w:w="3969"/>
+            <w:vAlign w:val="center"/>
+          </w:tcPr>
+          <w:p>
+            <w:pPr>
+              <w:ind w:firstLine="0"/>
+              <w:jc w:val="left"/>
+            </w:pPr>
+            <w:r/>
+            <w:r>
+              <w:rPr>
+                <w:rFonts w:ascii="Times New Roman" w:hAnsi="Times New Roman" w:eastAsia="Times New Roman"/>
+                <w:sz w:val="19"/>
+              </w:rPr>
+              <w:t>Интегральная карта + точный 2D</w:t>
+            </w:r>
+          </w:p>
+        </w:tc>
+        <w:tc>
+          <w:tcPr>
+            <w:tcW w:type="dxa" w:w="1701"/>
+            <w:vAlign w:val="center"/>
+          </w:tcPr>
+          <w:p>
+            <w:pPr>
+              <w:ind w:firstLine="0"/>
+              <w:jc w:val="center"/>
+            </w:pPr>
+            <w:r/>
+            <w:r>
+              <w:rPr>
+                <w:rFonts w:ascii="Times New Roman" w:hAnsi="Times New Roman" w:eastAsia="Times New Roman"/>
+                <w:sz w:val="19"/>
+              </w:rPr>
+              <w:t>70,9 мс</w:t>
+            </w:r>
+          </w:p>
+        </w:tc>
+        <w:tc>
+          <w:tcPr>
+            <w:tcW w:type="dxa" w:w="3231"/>
+            <w:vAlign w:val="center"/>
+          </w:tcPr>
+          <w:p>
+            <w:pPr>
+              <w:ind w:firstLine="0"/>
+              <w:jc w:val="center"/>
+            </w:pPr>
+            <w:r/>
+            <w:r>
+              <w:rPr>
+                <w:rFonts w:ascii="Times New Roman" w:hAnsi="Times New Roman" w:eastAsia="Times New Roman"/>
+                <w:sz w:val="19"/>
+              </w:rPr>
+              <w:t>предыдущий фиксированный 3×5 замер</w:t>
+            </w:r>
+          </w:p>
+        </w:tc>
+      </w:tr>
+      <w:tr>
+        <w:tc>
+          <w:tcPr>
+            <w:tcW w:type="dxa" w:w="3969"/>
+            <w:vAlign w:val="center"/>
+          </w:tcPr>
+          <w:p>
+            <w:pPr>
+              <w:ind w:firstLine="0"/>
+              <w:jc w:val="left"/>
+            </w:pPr>
+            <w:r/>
+            <w:r>
+              <w:rPr>
+                <w:rFonts w:ascii="Times New Roman" w:hAnsi="Times New Roman" w:eastAsia="Times New Roman"/>
+                <w:sz w:val="19"/>
+              </w:rPr>
+              <w:t>Публичный сепарабельный путь</w:t>
+            </w:r>
+          </w:p>
+        </w:tc>
+        <w:tc>
+          <w:tcPr>
+            <w:tcW w:type="dxa" w:w="1701"/>
+            <w:vAlign w:val="center"/>
+          </w:tcPr>
+          <w:p>
+            <w:pPr>
+              <w:ind w:firstLine="0"/>
+              <w:jc w:val="center"/>
+            </w:pPr>
+            <w:r/>
+            <w:r>
+              <w:rPr>
+                <w:rFonts w:ascii="Times New Roman" w:hAnsi="Times New Roman" w:eastAsia="Times New Roman"/>
+                <w:sz w:val="19"/>
+              </w:rPr>
+              <w:t>20,47 мс</w:t>
+            </w:r>
+          </w:p>
+        </w:tc>
+        <w:tc>
+          <w:tcPr>
+            <w:tcW w:type="dxa" w:w="3231"/>
+            <w:vAlign w:val="center"/>
+          </w:tcPr>
+          <w:p>
+            <w:pPr>
+              <w:ind w:firstLine="0"/>
+              <w:jc w:val="center"/>
+            </w:pPr>
+            <w:r/>
+            <w:r>
+              <w:rPr>
+                <w:rFonts w:ascii="Times New Roman" w:hAnsi="Times New Roman" w:eastAsia="Times New Roman"/>
+                <w:sz w:val="19"/>
+              </w:rPr>
+              <w:t>тот же исторический замер</w:t>
+            </w:r>
+          </w:p>
+        </w:tc>
+      </w:tr>
+      <w:tr>
+        <w:tc>
+          <w:tcPr>
+            <w:tcW w:type="dxa" w:w="3969"/>
+            <w:vAlign w:val="center"/>
+          </w:tcPr>
+          <w:p>
+            <w:pPr>
+              <w:ind w:firstLine="0"/>
+              <w:jc w:val="left"/>
+            </w:pPr>
+            <w:r/>
+            <w:r>
+              <w:rPr>
+                <w:rFonts w:ascii="Times New Roman" w:hAnsi="Times New Roman" w:eastAsia="Times New Roman"/>
+                <w:sz w:val="19"/>
+              </w:rPr>
+              <w:t>Итоговый протокол, реальные 512×512 сцены</w:t>
+            </w:r>
+          </w:p>
+        </w:tc>
+        <w:tc>
+          <w:tcPr>
+            <w:tcW w:type="dxa" w:w="1701"/>
+            <w:vAlign w:val="center"/>
+          </w:tcPr>
+          <w:p>
+            <w:pPr>
+              <w:ind w:firstLine="0"/>
+              <w:jc w:val="center"/>
+            </w:pPr>
+            <w:r/>
+            <w:r>
+              <w:rPr>
+                <w:rFonts w:ascii="Times New Roman" w:hAnsi="Times New Roman" w:eastAsia="Times New Roman"/>
+                <w:sz w:val="19"/>
+              </w:rPr>
+              <w:t>19,27 мс</w:t>
+            </w:r>
+          </w:p>
+        </w:tc>
+        <w:tc>
+          <w:tcPr>
+            <w:tcW w:type="dxa" w:w="3231"/>
+            <w:vAlign w:val="center"/>
+          </w:tcPr>
+          <w:p>
+            <w:pPr>
+              <w:ind w:firstLine="0"/>
+              <w:jc w:val="center"/>
+            </w:pPr>
+            <w:r/>
+            <w:r>
+              <w:rPr>
+                <w:rFonts w:ascii="Times New Roman" w:hAnsi="Times New Roman" w:eastAsia="Times New Roman"/>
+                <w:sz w:val="19"/>
+              </w:rPr>
+              <w:t>4 сцены × 6 σ; цель ≤30 мс выполнена</w:t>
+            </w:r>
+          </w:p>
+        </w:tc>
+      </w:tr>
+    </w:tbl>
+    <w:p>
+      <w:pPr>
+        <w:ind w:firstLine="0"/>
+        <w:jc w:val="center"/>
+      </w:pPr>
+      <w:r>
+        <w:rPr>
+          <w:i/>
+          <w:sz w:val="20"/>
+        </w:rPr>
+        <w:t>Таблица 2. До/после ускорения; результаты разных протоколов не смешиваются.</w:t>
+      </w:r>
+    </w:p>
+    <w:p>
+      <w:pPr>
+        <w:pStyle w:val="Heading1"/>
+      </w:pPr>
+      <w:r>
+        <w:t>4. Методика эксперимента</w:t>
+      </w:r>
+    </w:p>
+    <w:p>
+      <w:pPr>
+        <w:ind w:firstLine="709"/>
+        <w:jc w:val="both"/>
+      </w:pPr>
+      <w:r>
+        <w:rPr>
+          <w:b w:val="0"/>
+          <w:i w:val="0"/>
+        </w:rPr>
+        <w:t>Полутоновая часть содержит 6 сцен: astronaut, baboon, board, fruits, grace_hopper, gradient_circles. Для каждой использованы шесть уровней аддитивного белого гауссова шума: σ=5, σ=10, σ=15, σ=20, σ=30, σ=40. Во всех методах на конкретной задаче используется один и тот же сгенерированный кадр; seed явно фиксирован. Таким образом, основной CSV содержит 36 задач на каждый метод.</w:t>
       </w:r>
     </w:p>
     <w:p>
@@ -172,7 +1139,7 @@
         <w:ind w:firstLine="0"/>
       </w:pPr>
       <w:r>
-        <w:t>Приложение А. Команды запуска программы</w:t>
+        <w:t>raw — шумный вход; acsf_flat — контроль с постоянным σr;</w:t>
       </w:r>
     </w:p>
     <w:p>
@@ -181,7 +1148,2893 @@
         <w:ind w:firstLine="0"/>
       </w:pPr>
       <w:r>
-        <w:t>Приложение Б. Ключевой фрагмент программной реализации</w:t>
+        <w:t>bilateral — реализованный универсальный конкурент; bilateral_oracle — только верхняя граница с выбором по чистому эталону и без интерпретации времени;</w:t>
+      </w:r>
+    </w:p>
+    <w:p>
+      <w:pPr>
+        <w:pStyle w:val="ListBullet"/>
+        <w:ind w:firstLine="0"/>
+      </w:pPr>
+      <w:r>
+        <w:t>perona_malik — самостоятельная реализация анизотропной диффузии (12 итераций, λ=0,18, κ=25);</w:t>
+      </w:r>
+    </w:p>
+    <w:p>
+      <w:pPr>
+        <w:pStyle w:val="ListBullet"/>
+        <w:ind w:firstLine="0"/>
+      </w:pPr>
+      <w:r>
+        <w:t>PSNR измеряет ошибку, SSIM — структурное сходство, EPI — сохранение границ; больше — лучше.</w:t>
+      </w:r>
+    </w:p>
+    <w:p>
+      <w:pPr>
+        <w:ind w:firstLine="709"/>
+        <w:jc w:val="both"/>
+      </w:pPr>
+      <w:r>
+        <w:rPr>
+          <w:b w:val="0"/>
+          <w:i w:val="0"/>
+        </w:rPr>
+        <w:t>Калибровка ограничена σ=20 и σ=30. Остальные четыре уровня не участвовали в выборе параметров. Для проверки устойчивости результата сформированы 30 независимых парных прогонов: одна наблюдаемая величина — среднее по 36 задачам при одном seed, что не раздувает размер выборки отдельными пикселями или кадрами.</w:t>
+      </w:r>
+    </w:p>
+    <w:tbl>
+      <w:tblPr>
+        <w:tblStyle w:val="TableGrid"/>
+        <w:tblW w:type="auto" w:w="0"/>
+        <w:jc w:val="center"/>
+        <w:tblLayout w:type="autofit"/>
+        <w:tblLook w:firstColumn="1" w:firstRow="1" w:lastColumn="0" w:lastRow="0" w:noHBand="0" w:noVBand="1" w:val="04A0"/>
+      </w:tblPr>
+      <w:tblGrid>
+        <w:gridCol w:w="2493"/>
+        <w:gridCol w:w="2493"/>
+        <w:gridCol w:w="2493"/>
+        <w:gridCol w:w="2493"/>
+      </w:tblGrid>
+      <w:tr>
+        <w:tc>
+          <w:tcPr>
+            <w:tcW w:type="dxa" w:w="4139"/>
+            <w:vAlign w:val="center"/>
+            <w:shd w:fill="1F2D5C"/>
+          </w:tcPr>
+          <w:p>
+            <w:pPr>
+              <w:ind w:firstLine="0"/>
+              <w:jc w:val="left"/>
+            </w:pPr>
+            <w:r/>
+            <w:r>
+              <w:rPr>
+                <w:rFonts w:ascii="Times New Roman" w:hAnsi="Times New Roman" w:eastAsia="Times New Roman"/>
+                <w:b/>
+                <w:color w:val="FFFFFF"/>
+                <w:sz w:val="19"/>
+              </w:rPr>
+              <w:t>Конфигурация (σs,kmin,kmax,c,r,rstruct)</w:t>
+            </w:r>
+          </w:p>
+        </w:tc>
+        <w:tc>
+          <w:tcPr>
+            <w:tcW w:type="dxa" w:w="1474"/>
+            <w:vAlign w:val="center"/>
+            <w:shd w:fill="1F2D5C"/>
+          </w:tcPr>
+          <w:p>
+            <w:pPr>
+              <w:ind w:firstLine="0"/>
+              <w:jc w:val="center"/>
+            </w:pPr>
+            <w:r/>
+            <w:r>
+              <w:rPr>
+                <w:rFonts w:ascii="Times New Roman" w:hAnsi="Times New Roman" w:eastAsia="Times New Roman"/>
+                <w:b/>
+                <w:color w:val="FFFFFF"/>
+                <w:sz w:val="19"/>
+              </w:rPr>
+              <w:t>PSNR, дБ</w:t>
+            </w:r>
+          </w:p>
+        </w:tc>
+        <w:tc>
+          <w:tcPr>
+            <w:tcW w:type="dxa" w:w="1474"/>
+            <w:vAlign w:val="center"/>
+            <w:shd w:fill="1F2D5C"/>
+          </w:tcPr>
+          <w:p>
+            <w:pPr>
+              <w:ind w:firstLine="0"/>
+              <w:jc w:val="center"/>
+            </w:pPr>
+            <w:r/>
+            <w:r>
+              <w:rPr>
+                <w:rFonts w:ascii="Times New Roman" w:hAnsi="Times New Roman" w:eastAsia="Times New Roman"/>
+                <w:b/>
+                <w:color w:val="FFFFFF"/>
+                <w:sz w:val="19"/>
+              </w:rPr>
+              <w:t>SSIM</w:t>
+            </w:r>
+          </w:p>
+        </w:tc>
+        <w:tc>
+          <w:tcPr>
+            <w:tcW w:type="dxa" w:w="1474"/>
+            <w:vAlign w:val="center"/>
+            <w:shd w:fill="1F2D5C"/>
+          </w:tcPr>
+          <w:p>
+            <w:pPr>
+              <w:ind w:firstLine="0"/>
+              <w:jc w:val="center"/>
+            </w:pPr>
+            <w:r/>
+            <w:r>
+              <w:rPr>
+                <w:rFonts w:ascii="Times New Roman" w:hAnsi="Times New Roman" w:eastAsia="Times New Roman"/>
+                <w:b/>
+                <w:color w:val="FFFFFF"/>
+                <w:sz w:val="19"/>
+              </w:rPr>
+              <w:t>EPI</w:t>
+            </w:r>
+          </w:p>
+        </w:tc>
+      </w:tr>
+      <w:tr>
+        <w:tc>
+          <w:tcPr>
+            <w:tcW w:type="dxa" w:w="4139"/>
+            <w:vAlign w:val="center"/>
+          </w:tcPr>
+          <w:p>
+            <w:pPr>
+              <w:ind w:firstLine="0"/>
+              <w:jc w:val="left"/>
+            </w:pPr>
+            <w:r/>
+            <w:r>
+              <w:rPr>
+                <w:rFonts w:ascii="Times New Roman" w:hAnsi="Times New Roman" w:eastAsia="Times New Roman"/>
+                <w:sz w:val="19"/>
+              </w:rPr>
+              <w:t>2.0,0.55,2.8,1.0,5,2</w:t>
+            </w:r>
+          </w:p>
+        </w:tc>
+        <w:tc>
+          <w:tcPr>
+            <w:tcW w:type="dxa" w:w="1474"/>
+            <w:vAlign w:val="center"/>
+          </w:tcPr>
+          <w:p>
+            <w:pPr>
+              <w:ind w:firstLine="0"/>
+              <w:jc w:val="center"/>
+            </w:pPr>
+            <w:r/>
+            <w:r>
+              <w:rPr>
+                <w:rFonts w:ascii="Times New Roman" w:hAnsi="Times New Roman" w:eastAsia="Times New Roman"/>
+                <w:sz w:val="19"/>
+              </w:rPr>
+              <w:t>27,271</w:t>
+            </w:r>
+          </w:p>
+        </w:tc>
+        <w:tc>
+          <w:tcPr>
+            <w:tcW w:type="dxa" w:w="1474"/>
+            <w:vAlign w:val="center"/>
+          </w:tcPr>
+          <w:p>
+            <w:pPr>
+              <w:ind w:firstLine="0"/>
+              <w:jc w:val="center"/>
+            </w:pPr>
+            <w:r/>
+            <w:r>
+              <w:rPr>
+                <w:rFonts w:ascii="Times New Roman" w:hAnsi="Times New Roman" w:eastAsia="Times New Roman"/>
+                <w:sz w:val="19"/>
+              </w:rPr>
+              <w:t>0,7286</w:t>
+            </w:r>
+          </w:p>
+        </w:tc>
+        <w:tc>
+          <w:tcPr>
+            <w:tcW w:type="dxa" w:w="1474"/>
+            <w:vAlign w:val="center"/>
+          </w:tcPr>
+          <w:p>
+            <w:pPr>
+              <w:ind w:firstLine="0"/>
+              <w:jc w:val="center"/>
+            </w:pPr>
+            <w:r/>
+            <w:r>
+              <w:rPr>
+                <w:rFonts w:ascii="Times New Roman" w:hAnsi="Times New Roman" w:eastAsia="Times New Roman"/>
+                <w:sz w:val="19"/>
+              </w:rPr>
+              <w:t>0,4893</w:t>
+            </w:r>
+          </w:p>
+        </w:tc>
+      </w:tr>
+      <w:tr>
+        <w:tc>
+          <w:tcPr>
+            <w:tcW w:type="dxa" w:w="4139"/>
+            <w:vAlign w:val="center"/>
+          </w:tcPr>
+          <w:p>
+            <w:pPr>
+              <w:ind w:firstLine="0"/>
+              <w:jc w:val="left"/>
+            </w:pPr>
+            <w:r/>
+            <w:r>
+              <w:rPr>
+                <w:rFonts w:ascii="Times New Roman" w:hAnsi="Times New Roman" w:eastAsia="Times New Roman"/>
+                <w:sz w:val="19"/>
+              </w:rPr>
+              <w:t>2.0,0.7,3.2,1.2,5,2</w:t>
+            </w:r>
+          </w:p>
+        </w:tc>
+        <w:tc>
+          <w:tcPr>
+            <w:tcW w:type="dxa" w:w="1474"/>
+            <w:vAlign w:val="center"/>
+          </w:tcPr>
+          <w:p>
+            <w:pPr>
+              <w:ind w:firstLine="0"/>
+              <w:jc w:val="center"/>
+            </w:pPr>
+            <w:r/>
+            <w:r>
+              <w:rPr>
+                <w:rFonts w:ascii="Times New Roman" w:hAnsi="Times New Roman" w:eastAsia="Times New Roman"/>
+                <w:sz w:val="19"/>
+              </w:rPr>
+              <w:t>27,890</w:t>
+            </w:r>
+          </w:p>
+        </w:tc>
+        <w:tc>
+          <w:tcPr>
+            <w:tcW w:type="dxa" w:w="1474"/>
+            <w:vAlign w:val="center"/>
+          </w:tcPr>
+          <w:p>
+            <w:pPr>
+              <w:ind w:firstLine="0"/>
+              <w:jc w:val="center"/>
+            </w:pPr>
+            <w:r/>
+            <w:r>
+              <w:rPr>
+                <w:rFonts w:ascii="Times New Roman" w:hAnsi="Times New Roman" w:eastAsia="Times New Roman"/>
+                <w:sz w:val="19"/>
+              </w:rPr>
+              <w:t>0,7527</w:t>
+            </w:r>
+          </w:p>
+        </w:tc>
+        <w:tc>
+          <w:tcPr>
+            <w:tcW w:type="dxa" w:w="1474"/>
+            <w:vAlign w:val="center"/>
+          </w:tcPr>
+          <w:p>
+            <w:pPr>
+              <w:ind w:firstLine="0"/>
+              <w:jc w:val="center"/>
+            </w:pPr>
+            <w:r/>
+            <w:r>
+              <w:rPr>
+                <w:rFonts w:ascii="Times New Roman" w:hAnsi="Times New Roman" w:eastAsia="Times New Roman"/>
+                <w:sz w:val="19"/>
+              </w:rPr>
+              <w:t>0,5216</w:t>
+            </w:r>
+          </w:p>
+        </w:tc>
+      </w:tr>
+      <w:tr>
+        <w:tc>
+          <w:tcPr>
+            <w:tcW w:type="dxa" w:w="4139"/>
+            <w:vAlign w:val="center"/>
+          </w:tcPr>
+          <w:p>
+            <w:pPr>
+              <w:ind w:firstLine="0"/>
+              <w:jc w:val="left"/>
+            </w:pPr>
+            <w:r/>
+            <w:r>
+              <w:rPr>
+                <w:rFonts w:ascii="Times New Roman" w:hAnsi="Times New Roman" w:eastAsia="Times New Roman"/>
+                <w:sz w:val="19"/>
+              </w:rPr>
+              <w:t>2.0,0.85,3.6,1.3,5,2</w:t>
+            </w:r>
+          </w:p>
+        </w:tc>
+        <w:tc>
+          <w:tcPr>
+            <w:tcW w:type="dxa" w:w="1474"/>
+            <w:vAlign w:val="center"/>
+          </w:tcPr>
+          <w:p>
+            <w:pPr>
+              <w:ind w:firstLine="0"/>
+              <w:jc w:val="center"/>
+            </w:pPr>
+            <w:r/>
+            <w:r>
+              <w:rPr>
+                <w:rFonts w:ascii="Times New Roman" w:hAnsi="Times New Roman" w:eastAsia="Times New Roman"/>
+                <w:sz w:val="19"/>
+              </w:rPr>
+              <w:t>28,019</w:t>
+            </w:r>
+          </w:p>
+        </w:tc>
+        <w:tc>
+          <w:tcPr>
+            <w:tcW w:type="dxa" w:w="1474"/>
+            <w:vAlign w:val="center"/>
+          </w:tcPr>
+          <w:p>
+            <w:pPr>
+              <w:ind w:firstLine="0"/>
+              <w:jc w:val="center"/>
+            </w:pPr>
+            <w:r/>
+            <w:r>
+              <w:rPr>
+                <w:rFonts w:ascii="Times New Roman" w:hAnsi="Times New Roman" w:eastAsia="Times New Roman"/>
+                <w:sz w:val="19"/>
+              </w:rPr>
+              <w:t>0,7558</w:t>
+            </w:r>
+          </w:p>
+        </w:tc>
+        <w:tc>
+          <w:tcPr>
+            <w:tcW w:type="dxa" w:w="1474"/>
+            <w:vAlign w:val="center"/>
+          </w:tcPr>
+          <w:p>
+            <w:pPr>
+              <w:ind w:firstLine="0"/>
+              <w:jc w:val="center"/>
+            </w:pPr>
+            <w:r/>
+            <w:r>
+              <w:rPr>
+                <w:rFonts w:ascii="Times New Roman" w:hAnsi="Times New Roman" w:eastAsia="Times New Roman"/>
+                <w:sz w:val="19"/>
+              </w:rPr>
+              <w:t>0,5364</w:t>
+            </w:r>
+          </w:p>
+        </w:tc>
+      </w:tr>
+      <w:tr>
+        <w:tc>
+          <w:tcPr>
+            <w:tcW w:type="dxa" w:w="4139"/>
+            <w:vAlign w:val="center"/>
+          </w:tcPr>
+          <w:p>
+            <w:pPr>
+              <w:ind w:firstLine="0"/>
+              <w:jc w:val="left"/>
+            </w:pPr>
+            <w:r/>
+            <w:r>
+              <w:rPr>
+                <w:rFonts w:ascii="Times New Roman" w:hAnsi="Times New Roman" w:eastAsia="Times New Roman"/>
+                <w:sz w:val="19"/>
+              </w:rPr>
+              <w:t>1.5,0.7,3.2,1.2,5,2</w:t>
+            </w:r>
+          </w:p>
+        </w:tc>
+        <w:tc>
+          <w:tcPr>
+            <w:tcW w:type="dxa" w:w="1474"/>
+            <w:vAlign w:val="center"/>
+          </w:tcPr>
+          <w:p>
+            <w:pPr>
+              <w:ind w:firstLine="0"/>
+              <w:jc w:val="center"/>
+            </w:pPr>
+            <w:r/>
+            <w:r>
+              <w:rPr>
+                <w:rFonts w:ascii="Times New Roman" w:hAnsi="Times New Roman" w:eastAsia="Times New Roman"/>
+                <w:sz w:val="19"/>
+              </w:rPr>
+              <w:t>27,508</w:t>
+            </w:r>
+          </w:p>
+        </w:tc>
+        <w:tc>
+          <w:tcPr>
+            <w:tcW w:type="dxa" w:w="1474"/>
+            <w:vAlign w:val="center"/>
+          </w:tcPr>
+          <w:p>
+            <w:pPr>
+              <w:ind w:firstLine="0"/>
+              <w:jc w:val="center"/>
+            </w:pPr>
+            <w:r/>
+            <w:r>
+              <w:rPr>
+                <w:rFonts w:ascii="Times New Roman" w:hAnsi="Times New Roman" w:eastAsia="Times New Roman"/>
+                <w:sz w:val="19"/>
+              </w:rPr>
+              <w:t>0,7374</w:t>
+            </w:r>
+          </w:p>
+        </w:tc>
+        <w:tc>
+          <w:tcPr>
+            <w:tcW w:type="dxa" w:w="1474"/>
+            <w:vAlign w:val="center"/>
+          </w:tcPr>
+          <w:p>
+            <w:pPr>
+              <w:ind w:firstLine="0"/>
+              <w:jc w:val="center"/>
+            </w:pPr>
+            <w:r/>
+            <w:r>
+              <w:rPr>
+                <w:rFonts w:ascii="Times New Roman" w:hAnsi="Times New Roman" w:eastAsia="Times New Roman"/>
+                <w:sz w:val="19"/>
+              </w:rPr>
+              <w:t>0,5123</w:t>
+            </w:r>
+          </w:p>
+        </w:tc>
+      </w:tr>
+      <w:tr>
+        <w:tc>
+          <w:tcPr>
+            <w:tcW w:type="dxa" w:w="4139"/>
+            <w:vAlign w:val="center"/>
+          </w:tcPr>
+          <w:p>
+            <w:pPr>
+              <w:ind w:firstLine="0"/>
+              <w:jc w:val="left"/>
+            </w:pPr>
+            <w:r/>
+            <w:r>
+              <w:rPr>
+                <w:rFonts w:ascii="Times New Roman" w:hAnsi="Times New Roman" w:eastAsia="Times New Roman"/>
+                <w:sz w:val="19"/>
+              </w:rPr>
+              <w:t>2.5,0.7,3.2,1.2,5,2</w:t>
+            </w:r>
+          </w:p>
+        </w:tc>
+        <w:tc>
+          <w:tcPr>
+            <w:tcW w:type="dxa" w:w="1474"/>
+            <w:vAlign w:val="center"/>
+          </w:tcPr>
+          <w:p>
+            <w:pPr>
+              <w:ind w:firstLine="0"/>
+              <w:jc w:val="center"/>
+            </w:pPr>
+            <w:r/>
+            <w:r>
+              <w:rPr>
+                <w:rFonts w:ascii="Times New Roman" w:hAnsi="Times New Roman" w:eastAsia="Times New Roman"/>
+                <w:sz w:val="19"/>
+              </w:rPr>
+              <w:t>27,978</w:t>
+            </w:r>
+          </w:p>
+        </w:tc>
+        <w:tc>
+          <w:tcPr>
+            <w:tcW w:type="dxa" w:w="1474"/>
+            <w:vAlign w:val="center"/>
+          </w:tcPr>
+          <w:p>
+            <w:pPr>
+              <w:ind w:firstLine="0"/>
+              <w:jc w:val="center"/>
+            </w:pPr>
+            <w:r/>
+            <w:r>
+              <w:rPr>
+                <w:rFonts w:ascii="Times New Roman" w:hAnsi="Times New Roman" w:eastAsia="Times New Roman"/>
+                <w:sz w:val="19"/>
+              </w:rPr>
+              <w:t>0,7543</w:t>
+            </w:r>
+          </w:p>
+        </w:tc>
+        <w:tc>
+          <w:tcPr>
+            <w:tcW w:type="dxa" w:w="1474"/>
+            <w:vAlign w:val="center"/>
+          </w:tcPr>
+          <w:p>
+            <w:pPr>
+              <w:ind w:firstLine="0"/>
+              <w:jc w:val="center"/>
+            </w:pPr>
+            <w:r/>
+            <w:r>
+              <w:rPr>
+                <w:rFonts w:ascii="Times New Roman" w:hAnsi="Times New Roman" w:eastAsia="Times New Roman"/>
+                <w:sz w:val="19"/>
+              </w:rPr>
+              <w:t>0,5264</w:t>
+            </w:r>
+          </w:p>
+        </w:tc>
+      </w:tr>
+    </w:tbl>
+    <w:p>
+      <w:pPr>
+        <w:ind w:firstLine="0"/>
+        <w:jc w:val="center"/>
+      </w:pPr>
+      <w:r>
+        <w:rPr>
+          <w:i/>
+          <w:sz w:val="20"/>
+        </w:rPr>
+        <w:t>Таблица 3. Кандидаты калибровки, только σ=20 и σ=30, одинаковые seed и входы.</w:t>
+      </w:r>
+    </w:p>
+    <w:p>
+      <w:pPr>
+        <w:pStyle w:val="Heading1"/>
+      </w:pPr>
+      <w:r>
+        <w:t>5. Результаты полутонового эксперимента</w:t>
+      </w:r>
+    </w:p>
+    <w:p>
+      <w:pPr>
+        <w:ind w:firstLine="709"/>
+        <w:jc w:val="both"/>
+      </w:pPr>
+      <w:r>
+        <w:rPr>
+          <w:b w:val="0"/>
+          <w:i w:val="0"/>
+        </w:rPr>
+        <w:t>Сводная таблица ниже создаётся из results/tables/results.csv. Время — стеночное время одного фильтрационного вызова на GitHub-hosted Ubuntu runner; сравнение скоростей корректно только внутри одного прогона. «Оракул» намеренно не имеет времени, потому что перебирает параметры с доступом к эталону.</w:t>
+      </w:r>
+    </w:p>
+    <w:tbl>
+      <w:tblPr>
+        <w:tblStyle w:val="TableGrid"/>
+        <w:tblW w:type="auto" w:w="0"/>
+        <w:jc w:val="center"/>
+        <w:tblLayout w:type="autofit"/>
+        <w:tblLook w:firstColumn="1" w:firstRow="1" w:lastColumn="0" w:lastRow="0" w:noHBand="0" w:noVBand="1" w:val="04A0"/>
+      </w:tblPr>
+      <w:tblGrid>
+        <w:gridCol w:w="1995"/>
+        <w:gridCol w:w="1995"/>
+        <w:gridCol w:w="1995"/>
+        <w:gridCol w:w="1995"/>
+        <w:gridCol w:w="1995"/>
+      </w:tblGrid>
+      <w:tr>
+        <w:tc>
+          <w:tcPr>
+            <w:tcW w:type="dxa" w:w="3288"/>
+            <w:vAlign w:val="center"/>
+            <w:shd w:fill="1F2D5C"/>
+          </w:tcPr>
+          <w:p>
+            <w:pPr>
+              <w:ind w:firstLine="0"/>
+              <w:jc w:val="left"/>
+            </w:pPr>
+            <w:r/>
+            <w:r>
+              <w:rPr>
+                <w:rFonts w:ascii="Times New Roman" w:hAnsi="Times New Roman" w:eastAsia="Times New Roman"/>
+                <w:b/>
+                <w:color w:val="FFFFFF"/>
+                <w:sz w:val="19"/>
+              </w:rPr>
+              <w:t>Метод</w:t>
+            </w:r>
+          </w:p>
+        </w:tc>
+        <w:tc>
+          <w:tcPr>
+            <w:tcW w:type="dxa" w:w="1304"/>
+            <w:vAlign w:val="center"/>
+            <w:shd w:fill="1F2D5C"/>
+          </w:tcPr>
+          <w:p>
+            <w:pPr>
+              <w:ind w:firstLine="0"/>
+              <w:jc w:val="center"/>
+            </w:pPr>
+            <w:r/>
+            <w:r>
+              <w:rPr>
+                <w:rFonts w:ascii="Times New Roman" w:hAnsi="Times New Roman" w:eastAsia="Times New Roman"/>
+                <w:b/>
+                <w:color w:val="FFFFFF"/>
+                <w:sz w:val="19"/>
+              </w:rPr>
+              <w:t>PSNR, дБ</w:t>
+            </w:r>
+          </w:p>
+        </w:tc>
+        <w:tc>
+          <w:tcPr>
+            <w:tcW w:type="dxa" w:w="1304"/>
+            <w:vAlign w:val="center"/>
+            <w:shd w:fill="1F2D5C"/>
+          </w:tcPr>
+          <w:p>
+            <w:pPr>
+              <w:ind w:firstLine="0"/>
+              <w:jc w:val="center"/>
+            </w:pPr>
+            <w:r/>
+            <w:r>
+              <w:rPr>
+                <w:rFonts w:ascii="Times New Roman" w:hAnsi="Times New Roman" w:eastAsia="Times New Roman"/>
+                <w:b/>
+                <w:color w:val="FFFFFF"/>
+                <w:sz w:val="19"/>
+              </w:rPr>
+              <w:t>SSIM</w:t>
+            </w:r>
+          </w:p>
+        </w:tc>
+        <w:tc>
+          <w:tcPr>
+            <w:tcW w:type="dxa" w:w="1304"/>
+            <w:vAlign w:val="center"/>
+            <w:shd w:fill="1F2D5C"/>
+          </w:tcPr>
+          <w:p>
+            <w:pPr>
+              <w:ind w:firstLine="0"/>
+              <w:jc w:val="center"/>
+            </w:pPr>
+            <w:r/>
+            <w:r>
+              <w:rPr>
+                <w:rFonts w:ascii="Times New Roman" w:hAnsi="Times New Roman" w:eastAsia="Times New Roman"/>
+                <w:b/>
+                <w:color w:val="FFFFFF"/>
+                <w:sz w:val="19"/>
+              </w:rPr>
+              <w:t>EPI</w:t>
+            </w:r>
+          </w:p>
+        </w:tc>
+        <w:tc>
+          <w:tcPr>
+            <w:tcW w:type="dxa" w:w="1304"/>
+            <w:vAlign w:val="center"/>
+            <w:shd w:fill="1F2D5C"/>
+          </w:tcPr>
+          <w:p>
+            <w:pPr>
+              <w:ind w:firstLine="0"/>
+              <w:jc w:val="center"/>
+            </w:pPr>
+            <w:r/>
+            <w:r>
+              <w:rPr>
+                <w:rFonts w:ascii="Times New Roman" w:hAnsi="Times New Roman" w:eastAsia="Times New Roman"/>
+                <w:b/>
+                <w:color w:val="FFFFFF"/>
+                <w:sz w:val="19"/>
+              </w:rPr>
+              <w:t>Время, мс</w:t>
+            </w:r>
+          </w:p>
+        </w:tc>
+      </w:tr>
+      <w:tr>
+        <w:tc>
+          <w:tcPr>
+            <w:tcW w:type="dxa" w:w="3288"/>
+            <w:vAlign w:val="center"/>
+          </w:tcPr>
+          <w:p>
+            <w:pPr>
+              <w:ind w:firstLine="0"/>
+              <w:jc w:val="left"/>
+            </w:pPr>
+            <w:r/>
+            <w:r>
+              <w:rPr>
+                <w:rFonts w:ascii="Times New Roman" w:hAnsi="Times New Roman" w:eastAsia="Times New Roman"/>
+                <w:sz w:val="19"/>
+              </w:rPr>
+              <w:t>Без обработки</w:t>
+            </w:r>
+          </w:p>
+        </w:tc>
+        <w:tc>
+          <w:tcPr>
+            <w:tcW w:type="dxa" w:w="1304"/>
+            <w:vAlign w:val="center"/>
+          </w:tcPr>
+          <w:p>
+            <w:pPr>
+              <w:ind w:firstLine="0"/>
+              <w:jc w:val="center"/>
+            </w:pPr>
+            <w:r/>
+            <w:r>
+              <w:rPr>
+                <w:rFonts w:ascii="Times New Roman" w:hAnsi="Times New Roman" w:eastAsia="Times New Roman"/>
+                <w:sz w:val="19"/>
+              </w:rPr>
+              <w:t>24,22</w:t>
+            </w:r>
+          </w:p>
+        </w:tc>
+        <w:tc>
+          <w:tcPr>
+            <w:tcW w:type="dxa" w:w="1304"/>
+            <w:vAlign w:val="center"/>
+          </w:tcPr>
+          <w:p>
+            <w:pPr>
+              <w:ind w:firstLine="0"/>
+              <w:jc w:val="center"/>
+            </w:pPr>
+            <w:r/>
+            <w:r>
+              <w:rPr>
+                <w:rFonts w:ascii="Times New Roman" w:hAnsi="Times New Roman" w:eastAsia="Times New Roman"/>
+                <w:sz w:val="19"/>
+              </w:rPr>
+              <w:t>0,4748</w:t>
+            </w:r>
+          </w:p>
+        </w:tc>
+        <w:tc>
+          <w:tcPr>
+            <w:tcW w:type="dxa" w:w="1304"/>
+            <w:vAlign w:val="center"/>
+          </w:tcPr>
+          <w:p>
+            <w:pPr>
+              <w:ind w:firstLine="0"/>
+              <w:jc w:val="center"/>
+            </w:pPr>
+            <w:r/>
+            <w:r>
+              <w:rPr>
+                <w:rFonts w:ascii="Times New Roman" w:hAnsi="Times New Roman" w:eastAsia="Times New Roman"/>
+                <w:sz w:val="19"/>
+              </w:rPr>
+              <w:t>0,4345</w:t>
+            </w:r>
+          </w:p>
+        </w:tc>
+        <w:tc>
+          <w:tcPr>
+            <w:tcW w:type="dxa" w:w="1304"/>
+            <w:vAlign w:val="center"/>
+          </w:tcPr>
+          <w:p>
+            <w:pPr>
+              <w:ind w:firstLine="0"/>
+              <w:jc w:val="center"/>
+            </w:pPr>
+            <w:r/>
+            <w:r>
+              <w:rPr>
+                <w:rFonts w:ascii="Times New Roman" w:hAnsi="Times New Roman" w:eastAsia="Times New Roman"/>
+                <w:sz w:val="19"/>
+              </w:rPr>
+              <w:t>0,1</w:t>
+            </w:r>
+          </w:p>
+        </w:tc>
+      </w:tr>
+      <w:tr>
+        <w:tc>
+          <w:tcPr>
+            <w:tcW w:type="dxa" w:w="3288"/>
+            <w:vAlign w:val="center"/>
+          </w:tcPr>
+          <w:p>
+            <w:pPr>
+              <w:ind w:firstLine="0"/>
+              <w:jc w:val="left"/>
+            </w:pPr>
+            <w:r/>
+            <w:r>
+              <w:rPr>
+                <w:rFonts w:ascii="Times New Roman" w:hAnsi="Times New Roman" w:eastAsia="Times New Roman"/>
+                <w:sz w:val="19"/>
+              </w:rPr>
+              <w:t>Среднее 5×5</w:t>
+            </w:r>
+          </w:p>
+        </w:tc>
+        <w:tc>
+          <w:tcPr>
+            <w:tcW w:type="dxa" w:w="1304"/>
+            <w:vAlign w:val="center"/>
+          </w:tcPr>
+          <w:p>
+            <w:pPr>
+              <w:ind w:firstLine="0"/>
+              <w:jc w:val="center"/>
+            </w:pPr>
+            <w:r/>
+            <w:r>
+              <w:rPr>
+                <w:rFonts w:ascii="Times New Roman" w:hAnsi="Times New Roman" w:eastAsia="Times New Roman"/>
+                <w:sz w:val="19"/>
+              </w:rPr>
+              <w:t>25,45</w:t>
+            </w:r>
+          </w:p>
+        </w:tc>
+        <w:tc>
+          <w:tcPr>
+            <w:tcW w:type="dxa" w:w="1304"/>
+            <w:vAlign w:val="center"/>
+          </w:tcPr>
+          <w:p>
+            <w:pPr>
+              <w:ind w:firstLine="0"/>
+              <w:jc w:val="center"/>
+            </w:pPr>
+            <w:r/>
+            <w:r>
+              <w:rPr>
+                <w:rFonts w:ascii="Times New Roman" w:hAnsi="Times New Roman" w:eastAsia="Times New Roman"/>
+                <w:sz w:val="19"/>
+              </w:rPr>
+              <w:t>0,5795</w:t>
+            </w:r>
+          </w:p>
+        </w:tc>
+        <w:tc>
+          <w:tcPr>
+            <w:tcW w:type="dxa" w:w="1304"/>
+            <w:vAlign w:val="center"/>
+          </w:tcPr>
+          <w:p>
+            <w:pPr>
+              <w:ind w:firstLine="0"/>
+              <w:jc w:val="center"/>
+            </w:pPr>
+            <w:r/>
+            <w:r>
+              <w:rPr>
+                <w:rFonts w:ascii="Times New Roman" w:hAnsi="Times New Roman" w:eastAsia="Times New Roman"/>
+                <w:sz w:val="19"/>
+              </w:rPr>
+              <w:t>-0,0210</w:t>
+            </w:r>
+          </w:p>
+        </w:tc>
+        <w:tc>
+          <w:tcPr>
+            <w:tcW w:type="dxa" w:w="1304"/>
+            <w:vAlign w:val="center"/>
+          </w:tcPr>
+          <w:p>
+            <w:pPr>
+              <w:ind w:firstLine="0"/>
+              <w:jc w:val="center"/>
+            </w:pPr>
+            <w:r/>
+            <w:r>
+              <w:rPr>
+                <w:rFonts w:ascii="Times New Roman" w:hAnsi="Times New Roman" w:eastAsia="Times New Roman"/>
+                <w:sz w:val="19"/>
+              </w:rPr>
+              <w:t>2,1</w:t>
+            </w:r>
+          </w:p>
+        </w:tc>
+      </w:tr>
+      <w:tr>
+        <w:tc>
+          <w:tcPr>
+            <w:tcW w:type="dxa" w:w="3288"/>
+            <w:vAlign w:val="center"/>
+          </w:tcPr>
+          <w:p>
+            <w:pPr>
+              <w:ind w:firstLine="0"/>
+              <w:jc w:val="left"/>
+            </w:pPr>
+            <w:r/>
+            <w:r>
+              <w:rPr>
+                <w:rFonts w:ascii="Times New Roman" w:hAnsi="Times New Roman" w:eastAsia="Times New Roman"/>
+                <w:sz w:val="19"/>
+              </w:rPr>
+              <w:t>Гауссов</w:t>
+            </w:r>
+          </w:p>
+        </w:tc>
+        <w:tc>
+          <w:tcPr>
+            <w:tcW w:type="dxa" w:w="1304"/>
+            <w:vAlign w:val="center"/>
+          </w:tcPr>
+          <w:p>
+            <w:pPr>
+              <w:ind w:firstLine="0"/>
+              <w:jc w:val="center"/>
+            </w:pPr>
+            <w:r/>
+            <w:r>
+              <w:rPr>
+                <w:rFonts w:ascii="Times New Roman" w:hAnsi="Times New Roman" w:eastAsia="Times New Roman"/>
+                <w:sz w:val="19"/>
+              </w:rPr>
+              <w:t>26,19</w:t>
+            </w:r>
+          </w:p>
+        </w:tc>
+        <w:tc>
+          <w:tcPr>
+            <w:tcW w:type="dxa" w:w="1304"/>
+            <w:vAlign w:val="center"/>
+          </w:tcPr>
+          <w:p>
+            <w:pPr>
+              <w:ind w:firstLine="0"/>
+              <w:jc w:val="center"/>
+            </w:pPr>
+            <w:r/>
+            <w:r>
+              <w:rPr>
+                <w:rFonts w:ascii="Times New Roman" w:hAnsi="Times New Roman" w:eastAsia="Times New Roman"/>
+                <w:sz w:val="19"/>
+              </w:rPr>
+              <w:t>0,6584</w:t>
+            </w:r>
+          </w:p>
+        </w:tc>
+        <w:tc>
+          <w:tcPr>
+            <w:tcW w:type="dxa" w:w="1304"/>
+            <w:vAlign w:val="center"/>
+          </w:tcPr>
+          <w:p>
+            <w:pPr>
+              <w:ind w:firstLine="0"/>
+              <w:jc w:val="center"/>
+            </w:pPr>
+            <w:r/>
+            <w:r>
+              <w:rPr>
+                <w:rFonts w:ascii="Times New Roman" w:hAnsi="Times New Roman" w:eastAsia="Times New Roman"/>
+                <w:sz w:val="19"/>
+              </w:rPr>
+              <w:t>0,3272</w:t>
+            </w:r>
+          </w:p>
+        </w:tc>
+        <w:tc>
+          <w:tcPr>
+            <w:tcW w:type="dxa" w:w="1304"/>
+            <w:vAlign w:val="center"/>
+          </w:tcPr>
+          <w:p>
+            <w:pPr>
+              <w:ind w:firstLine="0"/>
+              <w:jc w:val="center"/>
+            </w:pPr>
+            <w:r/>
+            <w:r>
+              <w:rPr>
+                <w:rFonts w:ascii="Times New Roman" w:hAnsi="Times New Roman" w:eastAsia="Times New Roman"/>
+                <w:sz w:val="19"/>
+              </w:rPr>
+              <w:t>3,5</w:t>
+            </w:r>
+          </w:p>
+        </w:tc>
+      </w:tr>
+      <w:tr>
+        <w:tc>
+          <w:tcPr>
+            <w:tcW w:type="dxa" w:w="3288"/>
+            <w:vAlign w:val="center"/>
+          </w:tcPr>
+          <w:p>
+            <w:pPr>
+              <w:ind w:firstLine="0"/>
+              <w:jc w:val="left"/>
+            </w:pPr>
+            <w:r/>
+            <w:r>
+              <w:rPr>
+                <w:rFonts w:ascii="Times New Roman" w:hAnsi="Times New Roman" w:eastAsia="Times New Roman"/>
+                <w:sz w:val="19"/>
+              </w:rPr>
+              <w:t>Медианный 5×5</w:t>
+            </w:r>
+          </w:p>
+        </w:tc>
+        <w:tc>
+          <w:tcPr>
+            <w:tcW w:type="dxa" w:w="1304"/>
+            <w:vAlign w:val="center"/>
+          </w:tcPr>
+          <w:p>
+            <w:pPr>
+              <w:ind w:firstLine="0"/>
+              <w:jc w:val="center"/>
+            </w:pPr>
+            <w:r/>
+            <w:r>
+              <w:rPr>
+                <w:rFonts w:ascii="Times New Roman" w:hAnsi="Times New Roman" w:eastAsia="Times New Roman"/>
+                <w:sz w:val="19"/>
+              </w:rPr>
+              <w:t>25,81</w:t>
+            </w:r>
+          </w:p>
+        </w:tc>
+        <w:tc>
+          <w:tcPr>
+            <w:tcW w:type="dxa" w:w="1304"/>
+            <w:vAlign w:val="center"/>
+          </w:tcPr>
+          <w:p>
+            <w:pPr>
+              <w:ind w:firstLine="0"/>
+              <w:jc w:val="center"/>
+            </w:pPr>
+            <w:r/>
+            <w:r>
+              <w:rPr>
+                <w:rFonts w:ascii="Times New Roman" w:hAnsi="Times New Roman" w:eastAsia="Times New Roman"/>
+                <w:sz w:val="19"/>
+              </w:rPr>
+              <w:t>0,5919</w:t>
+            </w:r>
+          </w:p>
+        </w:tc>
+        <w:tc>
+          <w:tcPr>
+            <w:tcW w:type="dxa" w:w="1304"/>
+            <w:vAlign w:val="center"/>
+          </w:tcPr>
+          <w:p>
+            <w:pPr>
+              <w:ind w:firstLine="0"/>
+              <w:jc w:val="center"/>
+            </w:pPr>
+            <w:r/>
+            <w:r>
+              <w:rPr>
+                <w:rFonts w:ascii="Times New Roman" w:hAnsi="Times New Roman" w:eastAsia="Times New Roman"/>
+                <w:sz w:val="19"/>
+              </w:rPr>
+              <w:t>0,1756</w:t>
+            </w:r>
+          </w:p>
+        </w:tc>
+        <w:tc>
+          <w:tcPr>
+            <w:tcW w:type="dxa" w:w="1304"/>
+            <w:vAlign w:val="center"/>
+          </w:tcPr>
+          <w:p>
+            <w:pPr>
+              <w:ind w:firstLine="0"/>
+              <w:jc w:val="center"/>
+            </w:pPr>
+            <w:r/>
+            <w:r>
+              <w:rPr>
+                <w:rFonts w:ascii="Times New Roman" w:hAnsi="Times New Roman" w:eastAsia="Times New Roman"/>
+                <w:sz w:val="19"/>
+              </w:rPr>
+              <w:t>92,1</w:t>
+            </w:r>
+          </w:p>
+        </w:tc>
+      </w:tr>
+      <w:tr>
+        <w:tc>
+          <w:tcPr>
+            <w:tcW w:type="dxa" w:w="3288"/>
+            <w:vAlign w:val="center"/>
+          </w:tcPr>
+          <w:p>
+            <w:pPr>
+              <w:ind w:firstLine="0"/>
+              <w:jc w:val="left"/>
+            </w:pPr>
+            <w:r/>
+            <w:r>
+              <w:rPr>
+                <w:rFonts w:ascii="Times New Roman" w:hAnsi="Times New Roman" w:eastAsia="Times New Roman"/>
+                <w:sz w:val="19"/>
+              </w:rPr>
+              <w:t>Перона—Малик</w:t>
+            </w:r>
+          </w:p>
+        </w:tc>
+        <w:tc>
+          <w:tcPr>
+            <w:tcW w:type="dxa" w:w="1304"/>
+            <w:vAlign w:val="center"/>
+          </w:tcPr>
+          <w:p>
+            <w:pPr>
+              <w:ind w:firstLine="0"/>
+              <w:jc w:val="center"/>
+            </w:pPr>
+            <w:r/>
+            <w:r>
+              <w:rPr>
+                <w:rFonts w:ascii="Times New Roman" w:hAnsi="Times New Roman" w:eastAsia="Times New Roman"/>
+                <w:sz w:val="19"/>
+              </w:rPr>
+              <w:t>29,25</w:t>
+            </w:r>
+          </w:p>
+        </w:tc>
+        <w:tc>
+          <w:tcPr>
+            <w:tcW w:type="dxa" w:w="1304"/>
+            <w:vAlign w:val="center"/>
+          </w:tcPr>
+          <w:p>
+            <w:pPr>
+              <w:ind w:firstLine="0"/>
+              <w:jc w:val="center"/>
+            </w:pPr>
+            <w:r/>
+            <w:r>
+              <w:rPr>
+                <w:rFonts w:ascii="Times New Roman" w:hAnsi="Times New Roman" w:eastAsia="Times New Roman"/>
+                <w:sz w:val="19"/>
+              </w:rPr>
+              <w:t>0,7633</w:t>
+            </w:r>
+          </w:p>
+        </w:tc>
+        <w:tc>
+          <w:tcPr>
+            <w:tcW w:type="dxa" w:w="1304"/>
+            <w:vAlign w:val="center"/>
+          </w:tcPr>
+          <w:p>
+            <w:pPr>
+              <w:ind w:firstLine="0"/>
+              <w:jc w:val="center"/>
+            </w:pPr>
+            <w:r/>
+            <w:r>
+              <w:rPr>
+                <w:rFonts w:ascii="Times New Roman" w:hAnsi="Times New Roman" w:eastAsia="Times New Roman"/>
+                <w:sz w:val="19"/>
+              </w:rPr>
+              <w:t>0,5399</w:t>
+            </w:r>
+          </w:p>
+        </w:tc>
+        <w:tc>
+          <w:tcPr>
+            <w:tcW w:type="dxa" w:w="1304"/>
+            <w:vAlign w:val="center"/>
+          </w:tcPr>
+          <w:p>
+            <w:pPr>
+              <w:ind w:firstLine="0"/>
+              <w:jc w:val="center"/>
+            </w:pPr>
+            <w:r/>
+            <w:r>
+              <w:rPr>
+                <w:rFonts w:ascii="Times New Roman" w:hAnsi="Times New Roman" w:eastAsia="Times New Roman"/>
+                <w:sz w:val="19"/>
+              </w:rPr>
+              <w:t>55,2</w:t>
+            </w:r>
+          </w:p>
+        </w:tc>
+      </w:tr>
+      <w:tr>
+        <w:tc>
+          <w:tcPr>
+            <w:tcW w:type="dxa" w:w="3288"/>
+            <w:vAlign w:val="center"/>
+          </w:tcPr>
+          <w:p>
+            <w:pPr>
+              <w:ind w:firstLine="0"/>
+              <w:jc w:val="left"/>
+            </w:pPr>
+            <w:r/>
+            <w:r>
+              <w:rPr>
+                <w:rFonts w:ascii="Times New Roman" w:hAnsi="Times New Roman" w:eastAsia="Times New Roman"/>
+                <w:sz w:val="19"/>
+              </w:rPr>
+              <w:t>Билатеральный</w:t>
+            </w:r>
+          </w:p>
+        </w:tc>
+        <w:tc>
+          <w:tcPr>
+            <w:tcW w:type="dxa" w:w="1304"/>
+            <w:vAlign w:val="center"/>
+          </w:tcPr>
+          <w:p>
+            <w:pPr>
+              <w:ind w:firstLine="0"/>
+              <w:jc w:val="center"/>
+            </w:pPr>
+            <w:r/>
+            <w:r>
+              <w:rPr>
+                <w:rFonts w:ascii="Times New Roman" w:hAnsi="Times New Roman" w:eastAsia="Times New Roman"/>
+                <w:sz w:val="19"/>
+              </w:rPr>
+              <w:t>27,25</w:t>
+            </w:r>
+          </w:p>
+        </w:tc>
+        <w:tc>
+          <w:tcPr>
+            <w:tcW w:type="dxa" w:w="1304"/>
+            <w:vAlign w:val="center"/>
+          </w:tcPr>
+          <w:p>
+            <w:pPr>
+              <w:ind w:firstLine="0"/>
+              <w:jc w:val="center"/>
+            </w:pPr>
+            <w:r/>
+            <w:r>
+              <w:rPr>
+                <w:rFonts w:ascii="Times New Roman" w:hAnsi="Times New Roman" w:eastAsia="Times New Roman"/>
+                <w:sz w:val="19"/>
+              </w:rPr>
+              <w:t>0,5980</w:t>
+            </w:r>
+          </w:p>
+        </w:tc>
+        <w:tc>
+          <w:tcPr>
+            <w:tcW w:type="dxa" w:w="1304"/>
+            <w:vAlign w:val="center"/>
+          </w:tcPr>
+          <w:p>
+            <w:pPr>
+              <w:ind w:firstLine="0"/>
+              <w:jc w:val="center"/>
+            </w:pPr>
+            <w:r/>
+            <w:r>
+              <w:rPr>
+                <w:rFonts w:ascii="Times New Roman" w:hAnsi="Times New Roman" w:eastAsia="Times New Roman"/>
+                <w:sz w:val="19"/>
+              </w:rPr>
+              <w:t>0,4958</w:t>
+            </w:r>
+          </w:p>
+        </w:tc>
+        <w:tc>
+          <w:tcPr>
+            <w:tcW w:type="dxa" w:w="1304"/>
+            <w:vAlign w:val="center"/>
+          </w:tcPr>
+          <w:p>
+            <w:pPr>
+              <w:ind w:firstLine="0"/>
+              <w:jc w:val="center"/>
+            </w:pPr>
+            <w:r/>
+            <w:r>
+              <w:rPr>
+                <w:rFonts w:ascii="Times New Roman" w:hAnsi="Times New Roman" w:eastAsia="Times New Roman"/>
+                <w:sz w:val="19"/>
+              </w:rPr>
+              <w:t>64,4</w:t>
+            </w:r>
+          </w:p>
+        </w:tc>
+      </w:tr>
+      <w:tr>
+        <w:tc>
+          <w:tcPr>
+            <w:tcW w:type="dxa" w:w="3288"/>
+            <w:vAlign w:val="center"/>
+          </w:tcPr>
+          <w:p>
+            <w:pPr>
+              <w:ind w:firstLine="0"/>
+              <w:jc w:val="left"/>
+            </w:pPr>
+            <w:r/>
+            <w:r>
+              <w:rPr>
+                <w:rFonts w:ascii="Times New Roman" w:hAnsi="Times New Roman" w:eastAsia="Times New Roman"/>
+                <w:sz w:val="19"/>
+              </w:rPr>
+              <w:t>Билатеральный («оракул»)</w:t>
+            </w:r>
+          </w:p>
+        </w:tc>
+        <w:tc>
+          <w:tcPr>
+            <w:tcW w:type="dxa" w:w="1304"/>
+            <w:vAlign w:val="center"/>
+          </w:tcPr>
+          <w:p>
+            <w:pPr>
+              <w:ind w:firstLine="0"/>
+              <w:jc w:val="center"/>
+            </w:pPr>
+            <w:r/>
+            <w:r>
+              <w:rPr>
+                <w:rFonts w:ascii="Times New Roman" w:hAnsi="Times New Roman" w:eastAsia="Times New Roman"/>
+                <w:sz w:val="19"/>
+              </w:rPr>
+              <w:t>30,66</w:t>
+            </w:r>
+          </w:p>
+        </w:tc>
+        <w:tc>
+          <w:tcPr>
+            <w:tcW w:type="dxa" w:w="1304"/>
+            <w:vAlign w:val="center"/>
+          </w:tcPr>
+          <w:p>
+            <w:pPr>
+              <w:ind w:firstLine="0"/>
+              <w:jc w:val="center"/>
+            </w:pPr>
+            <w:r/>
+            <w:r>
+              <w:rPr>
+                <w:rFonts w:ascii="Times New Roman" w:hAnsi="Times New Roman" w:eastAsia="Times New Roman"/>
+                <w:sz w:val="19"/>
+              </w:rPr>
+              <w:t>0,7989</w:t>
+            </w:r>
+          </w:p>
+        </w:tc>
+        <w:tc>
+          <w:tcPr>
+            <w:tcW w:type="dxa" w:w="1304"/>
+            <w:vAlign w:val="center"/>
+          </w:tcPr>
+          <w:p>
+            <w:pPr>
+              <w:ind w:firstLine="0"/>
+              <w:jc w:val="center"/>
+            </w:pPr>
+            <w:r/>
+            <w:r>
+              <w:rPr>
+                <w:rFonts w:ascii="Times New Roman" w:hAnsi="Times New Roman" w:eastAsia="Times New Roman"/>
+                <w:sz w:val="19"/>
+              </w:rPr>
+              <w:t>0,6018</w:t>
+            </w:r>
+          </w:p>
+        </w:tc>
+        <w:tc>
+          <w:tcPr>
+            <w:tcW w:type="dxa" w:w="1304"/>
+            <w:vAlign w:val="center"/>
+          </w:tcPr>
+          <w:p>
+            <w:pPr>
+              <w:ind w:firstLine="0"/>
+              <w:jc w:val="center"/>
+            </w:pPr>
+            <w:r/>
+            <w:r>
+              <w:rPr>
+                <w:rFonts w:ascii="Times New Roman" w:hAnsi="Times New Roman" w:eastAsia="Times New Roman"/>
+                <w:sz w:val="19"/>
+              </w:rPr>
+              <w:t>—</w:t>
+            </w:r>
+          </w:p>
+        </w:tc>
+      </w:tr>
+      <w:tr>
+        <w:tc>
+          <w:tcPr>
+            <w:tcW w:type="dxa" w:w="3288"/>
+            <w:vAlign w:val="center"/>
+          </w:tcPr>
+          <w:p>
+            <w:pPr>
+              <w:ind w:firstLine="0"/>
+              <w:jc w:val="left"/>
+            </w:pPr>
+            <w:r/>
+            <w:r>
+              <w:rPr>
+                <w:rFonts w:ascii="Times New Roman" w:hAnsi="Times New Roman" w:eastAsia="Times New Roman"/>
+                <w:sz w:val="19"/>
+              </w:rPr>
+              <w:t>АКСФ без адаптации</w:t>
+            </w:r>
+          </w:p>
+        </w:tc>
+        <w:tc>
+          <w:tcPr>
+            <w:tcW w:type="dxa" w:w="1304"/>
+            <w:vAlign w:val="center"/>
+          </w:tcPr>
+          <w:p>
+            <w:pPr>
+              <w:ind w:firstLine="0"/>
+              <w:jc w:val="center"/>
+            </w:pPr>
+            <w:r/>
+            <w:r>
+              <w:rPr>
+                <w:rFonts w:ascii="Times New Roman" w:hAnsi="Times New Roman" w:eastAsia="Times New Roman"/>
+                <w:sz w:val="19"/>
+              </w:rPr>
+              <w:t>29,60</w:t>
+            </w:r>
+          </w:p>
+        </w:tc>
+        <w:tc>
+          <w:tcPr>
+            <w:tcW w:type="dxa" w:w="1304"/>
+            <w:vAlign w:val="center"/>
+          </w:tcPr>
+          <w:p>
+            <w:pPr>
+              <w:ind w:firstLine="0"/>
+              <w:jc w:val="center"/>
+            </w:pPr>
+            <w:r/>
+            <w:r>
+              <w:rPr>
+                <w:rFonts w:ascii="Times New Roman" w:hAnsi="Times New Roman" w:eastAsia="Times New Roman"/>
+                <w:sz w:val="19"/>
+              </w:rPr>
+              <w:t>0,7680</w:t>
+            </w:r>
+          </w:p>
+        </w:tc>
+        <w:tc>
+          <w:tcPr>
+            <w:tcW w:type="dxa" w:w="1304"/>
+            <w:vAlign w:val="center"/>
+          </w:tcPr>
+          <w:p>
+            <w:pPr>
+              <w:ind w:firstLine="0"/>
+              <w:jc w:val="center"/>
+            </w:pPr>
+            <w:r/>
+            <w:r>
+              <w:rPr>
+                <w:rFonts w:ascii="Times New Roman" w:hAnsi="Times New Roman" w:eastAsia="Times New Roman"/>
+                <w:sz w:val="19"/>
+              </w:rPr>
+              <w:t>0,6005</w:t>
+            </w:r>
+          </w:p>
+        </w:tc>
+        <w:tc>
+          <w:tcPr>
+            <w:tcW w:type="dxa" w:w="1304"/>
+            <w:vAlign w:val="center"/>
+          </w:tcPr>
+          <w:p>
+            <w:pPr>
+              <w:ind w:firstLine="0"/>
+              <w:jc w:val="center"/>
+            </w:pPr>
+            <w:r/>
+            <w:r>
+              <w:rPr>
+                <w:rFonts w:ascii="Times New Roman" w:hAnsi="Times New Roman" w:eastAsia="Times New Roman"/>
+                <w:sz w:val="19"/>
+              </w:rPr>
+              <w:t>18,3</w:t>
+            </w:r>
+          </w:p>
+        </w:tc>
+      </w:tr>
+      <w:tr>
+        <w:tc>
+          <w:tcPr>
+            <w:tcW w:type="dxa" w:w="3288"/>
+            <w:vAlign w:val="center"/>
+          </w:tcPr>
+          <w:p>
+            <w:pPr>
+              <w:ind w:firstLine="0"/>
+              <w:jc w:val="left"/>
+            </w:pPr>
+            <w:r/>
+            <w:r>
+              <w:rPr>
+                <w:rFonts w:ascii="Times New Roman" w:hAnsi="Times New Roman" w:eastAsia="Times New Roman"/>
+                <w:b/>
+                <w:sz w:val="19"/>
+              </w:rPr>
+              <w:t>АКСФ</w:t>
+            </w:r>
+          </w:p>
+        </w:tc>
+        <w:tc>
+          <w:tcPr>
+            <w:tcW w:type="dxa" w:w="1304"/>
+            <w:vAlign w:val="center"/>
+          </w:tcPr>
+          <w:p>
+            <w:pPr>
+              <w:ind w:firstLine="0"/>
+              <w:jc w:val="center"/>
+            </w:pPr>
+            <w:r/>
+            <w:r>
+              <w:rPr>
+                <w:rFonts w:ascii="Times New Roman" w:hAnsi="Times New Roman" w:eastAsia="Times New Roman"/>
+                <w:b/>
+                <w:sz w:val="19"/>
+              </w:rPr>
+              <w:t>30,35</w:t>
+            </w:r>
+          </w:p>
+        </w:tc>
+        <w:tc>
+          <w:tcPr>
+            <w:tcW w:type="dxa" w:w="1304"/>
+            <w:vAlign w:val="center"/>
+          </w:tcPr>
+          <w:p>
+            <w:pPr>
+              <w:ind w:firstLine="0"/>
+              <w:jc w:val="center"/>
+            </w:pPr>
+            <w:r/>
+            <w:r>
+              <w:rPr>
+                <w:rFonts w:ascii="Times New Roman" w:hAnsi="Times New Roman" w:eastAsia="Times New Roman"/>
+                <w:b/>
+                <w:sz w:val="19"/>
+              </w:rPr>
+              <w:t>0,7978</w:t>
+            </w:r>
+          </w:p>
+        </w:tc>
+        <w:tc>
+          <w:tcPr>
+            <w:tcW w:type="dxa" w:w="1304"/>
+            <w:vAlign w:val="center"/>
+          </w:tcPr>
+          <w:p>
+            <w:pPr>
+              <w:ind w:firstLine="0"/>
+              <w:jc w:val="center"/>
+            </w:pPr>
+            <w:r/>
+            <w:r>
+              <w:rPr>
+                <w:rFonts w:ascii="Times New Roman" w:hAnsi="Times New Roman" w:eastAsia="Times New Roman"/>
+                <w:b/>
+                <w:sz w:val="19"/>
+              </w:rPr>
+              <w:t>0,6340</w:t>
+            </w:r>
+          </w:p>
+        </w:tc>
+        <w:tc>
+          <w:tcPr>
+            <w:tcW w:type="dxa" w:w="1304"/>
+            <w:vAlign w:val="center"/>
+          </w:tcPr>
+          <w:p>
+            <w:pPr>
+              <w:ind w:firstLine="0"/>
+              <w:jc w:val="center"/>
+            </w:pPr>
+            <w:r/>
+            <w:r>
+              <w:rPr>
+                <w:rFonts w:ascii="Times New Roman" w:hAnsi="Times New Roman" w:eastAsia="Times New Roman"/>
+                <w:b/>
+                <w:sz w:val="19"/>
+              </w:rPr>
+              <w:t>19,5</w:t>
+            </w:r>
+          </w:p>
+        </w:tc>
+      </w:tr>
+    </w:tbl>
+    <w:p>
+      <w:pPr>
+        <w:ind w:firstLine="0"/>
+        <w:jc w:val="center"/>
+      </w:pPr>
+      <w:r>
+        <w:rPr>
+          <w:i/>
+          <w:sz w:val="20"/>
+        </w:rPr>
+        <w:t>Таблица 4. Среднее по шести сценам и шести уровням шума.</w:t>
+      </w:r>
+    </w:p>
+    <w:p>
+      <w:pPr>
+        <w:ind w:firstLine="0"/>
+        <w:jc w:val="center"/>
+      </w:pPr>
+      <w:r>
+        <w:drawing>
+          <wp:inline xmlns:a="http://schemas.openxmlformats.org/drawingml/2006/main" xmlns:pic="http://schemas.openxmlformats.org/drawingml/2006/picture">
+            <wp:extent cx="5688000" cy="3429779"/>
+            <wp:docPr id="1" name="Picture 1"/>
+            <wp:cNvGraphicFramePr>
+              <a:graphicFrameLocks noChangeAspect="1"/>
+            </wp:cNvGraphicFramePr>
+            <a:graphic>
+              <a:graphicData uri="http://schemas.openxmlformats.org/drawingml/2006/picture">
+                <pic:pic>
+                  <pic:nvPicPr>
+                    <pic:cNvPr id="0" name="fig_psnr_vs_sigma.png"/>
+                    <pic:cNvPicPr/>
+                  </pic:nvPicPr>
+                  <pic:blipFill>
+                    <a:blip r:embed="rId9"/>
+                    <a:stretch>
+                      <a:fillRect/>
+                    </a:stretch>
+                  </pic:blipFill>
+                  <pic:spPr>
+                    <a:xfrm>
+                      <a:off x="0" y="0"/>
+                      <a:ext cx="5688000" cy="3429779"/>
+                    </a:xfrm>
+                    <a:prstGeom prst="rect"/>
+                  </pic:spPr>
+                </pic:pic>
+              </a:graphicData>
+            </a:graphic>
+          </wp:inline>
+        </w:drawing>
+      </w:r>
+    </w:p>
+    <w:p>
+      <w:pPr>
+        <w:ind w:firstLine="0"/>
+        <w:jc w:val="center"/>
+      </w:pPr>
+      <w:r>
+        <w:rPr>
+          <w:i/>
+          <w:sz w:val="20"/>
+        </w:rPr>
+        <w:t>Рисунок 1. PSNR в зависимости от σ; график получен из CSV.</w:t>
+      </w:r>
+    </w:p>
+    <w:p>
+      <w:pPr>
+        <w:ind w:firstLine="0"/>
+        <w:jc w:val="center"/>
+      </w:pPr>
+      <w:r>
+        <w:drawing>
+          <wp:inline xmlns:a="http://schemas.openxmlformats.org/drawingml/2006/main" xmlns:pic="http://schemas.openxmlformats.org/drawingml/2006/picture">
+            <wp:extent cx="5940000" cy="1869950"/>
+            <wp:docPr id="2" name="Picture 2"/>
+            <wp:cNvGraphicFramePr>
+              <a:graphicFrameLocks noChangeAspect="1"/>
+            </wp:cNvGraphicFramePr>
+            <a:graphic>
+              <a:graphicData uri="http://schemas.openxmlformats.org/drawingml/2006/picture">
+                <pic:pic>
+                  <pic:nvPicPr>
+                    <pic:cNvPr id="0" name="fig_summary_bars.png"/>
+                    <pic:cNvPicPr/>
+                  </pic:nvPicPr>
+                  <pic:blipFill>
+                    <a:blip r:embed="rId10"/>
+                    <a:stretch>
+                      <a:fillRect/>
+                    </a:stretch>
+                  </pic:blipFill>
+                  <pic:spPr>
+                    <a:xfrm>
+                      <a:off x="0" y="0"/>
+                      <a:ext cx="5940000" cy="1869950"/>
+                    </a:xfrm>
+                    <a:prstGeom prst="rect"/>
+                  </pic:spPr>
+                </pic:pic>
+              </a:graphicData>
+            </a:graphic>
+          </wp:inline>
+        </w:drawing>
+      </w:r>
+    </w:p>
+    <w:p>
+      <w:pPr>
+        <w:ind w:firstLine="0"/>
+        <w:jc w:val="center"/>
+      </w:pPr>
+      <w:r>
+        <w:rPr>
+          <w:i/>
+          <w:sz w:val="20"/>
+        </w:rPr>
+        <w:t>Рисунок 2. Средние PSNR, SSIM и EPI по одному и тому же набору задач.</w:t>
+      </w:r>
+    </w:p>
+    <w:p>
+      <w:pPr>
+        <w:ind w:firstLine="709"/>
+        <w:jc w:val="both"/>
+      </w:pPr>
+      <w:r>
+        <w:rPr>
+          <w:b w:val="0"/>
+          <w:i w:val="0"/>
+        </w:rPr>
+        <w:t>АКСФ имеет 3,10 дБ преимущества по PSNR над универсальным bilateral и 0,1999 по SSIM. Контроль acsf_flat отстаёт на 0,75 дБ, что отделяет вклад локальной адаптации от простого выбора среднего σr. Перона—Малик — сильный дополнительный конкурент (29,25 дБ), но АКСФ выше на 1,10 дБ при меньшем среднем времени. До верхней границы «оракула» остаётся 0,31 дБ.</w:t>
+      </w:r>
+    </w:p>
+    <w:p>
+      <w:pPr>
+        <w:ind w:firstLine="0"/>
+        <w:jc w:val="center"/>
+      </w:pPr>
+      <w:r>
+        <w:drawing>
+          <wp:inline xmlns:a="http://schemas.openxmlformats.org/drawingml/2006/main" xmlns:pic="http://schemas.openxmlformats.org/drawingml/2006/picture">
+            <wp:extent cx="5400000" cy="2142857"/>
+            <wp:docPr id="3" name="Picture 3"/>
+            <wp:cNvGraphicFramePr>
+              <a:graphicFrameLocks noChangeAspect="1"/>
+            </wp:cNvGraphicFramePr>
+            <a:graphic>
+              <a:graphicData uri="http://schemas.openxmlformats.org/drawingml/2006/picture">
+                <pic:pic>
+                  <pic:nvPicPr>
+                    <pic:cNvPr id="0" name="fig_activity_map.png"/>
+                    <pic:cNvPicPr/>
+                  </pic:nvPicPr>
+                  <pic:blipFill>
+                    <a:blip r:embed="rId11"/>
+                    <a:stretch>
+                      <a:fillRect/>
+                    </a:stretch>
+                  </pic:blipFill>
+                  <pic:spPr>
+                    <a:xfrm>
+                      <a:off x="0" y="0"/>
+                      <a:ext cx="5400000" cy="2142857"/>
+                    </a:xfrm>
+                    <a:prstGeom prst="rect"/>
+                  </pic:spPr>
+                </pic:pic>
+              </a:graphicData>
+            </a:graphic>
+          </wp:inline>
+        </w:drawing>
+      </w:r>
+    </w:p>
+    <w:p>
+      <w:pPr>
+        <w:ind w:firstLine="0"/>
+        <w:jc w:val="center"/>
+      </w:pPr>
+      <w:r>
+        <w:rPr>
+          <w:i/>
+          <w:sz w:val="20"/>
+        </w:rPr>
+        <w:t>Рисунок 3. Карта активности и адаптивный результат на фрагменте платы, σ=20.</w:t>
+      </w:r>
+    </w:p>
+    <w:p>
+      <w:pPr>
+        <w:ind w:firstLine="0"/>
+        <w:jc w:val="center"/>
+      </w:pPr>
+      <w:r>
+        <w:drawing>
+          <wp:inline xmlns:a="http://schemas.openxmlformats.org/drawingml/2006/main" xmlns:pic="http://schemas.openxmlformats.org/drawingml/2006/picture">
+            <wp:extent cx="6048000" cy="1203582"/>
+            <wp:docPr id="4" name="Picture 4"/>
+            <wp:cNvGraphicFramePr>
+              <a:graphicFrameLocks noChangeAspect="1"/>
+            </wp:cNvGraphicFramePr>
+            <a:graphic>
+              <a:graphicData uri="http://schemas.openxmlformats.org/drawingml/2006/picture">
+                <pic:pic>
+                  <pic:nvPicPr>
+                    <pic:cNvPr id="0" name="fig_visual_baboon.png"/>
+                    <pic:cNvPicPr/>
+                  </pic:nvPicPr>
+                  <pic:blipFill>
+                    <a:blip r:embed="rId12"/>
+                    <a:stretch>
+                      <a:fillRect/>
+                    </a:stretch>
+                  </pic:blipFill>
+                  <pic:spPr>
+                    <a:xfrm>
+                      <a:off x="0" y="0"/>
+                      <a:ext cx="6048000" cy="1203582"/>
+                    </a:xfrm>
+                    <a:prstGeom prst="rect"/>
+                  </pic:spPr>
+                </pic:pic>
+              </a:graphicData>
+            </a:graphic>
+          </wp:inline>
+        </w:drawing>
+      </w:r>
+    </w:p>
+    <w:p>
+      <w:pPr>
+        <w:ind w:firstLine="0"/>
+        <w:jc w:val="center"/>
+      </w:pPr>
+      <w:r>
+        <w:rPr>
+          <w:i/>
+          <w:sz w:val="20"/>
+        </w:rPr>
+        <w:t>Рисунок 4. Визуальное сравнение на «baboon», σ=20; метрики подписаны из CSV.</w:t>
+      </w:r>
+    </w:p>
+    <w:p>
+      <w:pPr>
+        <w:pStyle w:val="Heading2"/>
+      </w:pPr>
+      <w:r>
+        <w:t>5.1. Парная статистическая проверка</w:t>
+      </w:r>
+    </w:p>
+    <w:tbl>
+      <w:tblPr>
+        <w:tblStyle w:val="TableGrid"/>
+        <w:tblW w:type="auto" w:w="0"/>
+        <w:jc w:val="center"/>
+        <w:tblLayout w:type="autofit"/>
+        <w:tblLook w:firstColumn="1" w:firstRow="1" w:lastColumn="0" w:lastRow="0" w:noHBand="0" w:noVBand="1" w:val="04A0"/>
+      </w:tblPr>
+      <w:tblGrid>
+        <w:gridCol w:w="4986"/>
+        <w:gridCol w:w="4986"/>
+      </w:tblGrid>
+      <w:tr>
+        <w:tc>
+          <w:tcPr>
+            <w:tcW w:type="dxa" w:w="5386"/>
+            <w:vAlign w:val="center"/>
+            <w:shd w:fill="1F2D5C"/>
+          </w:tcPr>
+          <w:p>
+            <w:pPr>
+              <w:ind w:firstLine="0"/>
+              <w:jc w:val="left"/>
+            </w:pPr>
+            <w:r/>
+            <w:r>
+              <w:rPr>
+                <w:rFonts w:ascii="Times New Roman" w:hAnsi="Times New Roman" w:eastAsia="Times New Roman"/>
+                <w:b/>
+                <w:color w:val="FFFFFF"/>
+                <w:sz w:val="19"/>
+              </w:rPr>
+              <w:t>Показатель</w:t>
+            </w:r>
+          </w:p>
+        </w:tc>
+        <w:tc>
+          <w:tcPr>
+            <w:tcW w:type="dxa" w:w="3402"/>
+            <w:vAlign w:val="center"/>
+            <w:shd w:fill="1F2D5C"/>
+          </w:tcPr>
+          <w:p>
+            <w:pPr>
+              <w:ind w:firstLine="0"/>
+              <w:jc w:val="center"/>
+            </w:pPr>
+            <w:r/>
+            <w:r>
+              <w:rPr>
+                <w:rFonts w:ascii="Times New Roman" w:hAnsi="Times New Roman" w:eastAsia="Times New Roman"/>
+                <w:b/>
+                <w:color w:val="FFFFFF"/>
+                <w:sz w:val="19"/>
+              </w:rPr>
+              <w:t>Значение</w:t>
+            </w:r>
+          </w:p>
+        </w:tc>
+      </w:tr>
+      <w:tr>
+        <w:tc>
+          <w:tcPr>
+            <w:tcW w:type="dxa" w:w="5386"/>
+            <w:vAlign w:val="center"/>
+          </w:tcPr>
+          <w:p>
+            <w:pPr>
+              <w:ind w:firstLine="0"/>
+              <w:jc w:val="left"/>
+            </w:pPr>
+            <w:r/>
+            <w:r>
+              <w:rPr>
+                <w:rFonts w:ascii="Times New Roman" w:hAnsi="Times New Roman" w:eastAsia="Times New Roman"/>
+                <w:sz w:val="19"/>
+              </w:rPr>
+              <w:t>Независимых пар</w:t>
+            </w:r>
+          </w:p>
+        </w:tc>
+        <w:tc>
+          <w:tcPr>
+            <w:tcW w:type="dxa" w:w="3402"/>
+            <w:vAlign w:val="center"/>
+          </w:tcPr>
+          <w:p>
+            <w:pPr>
+              <w:ind w:firstLine="0"/>
+              <w:jc w:val="center"/>
+            </w:pPr>
+            <w:r/>
+            <w:r>
+              <w:rPr>
+                <w:rFonts w:ascii="Times New Roman" w:hAnsi="Times New Roman" w:eastAsia="Times New Roman"/>
+                <w:sz w:val="19"/>
+              </w:rPr>
+              <w:t>30</w:t>
+            </w:r>
+          </w:p>
+        </w:tc>
+      </w:tr>
+      <w:tr>
+        <w:tc>
+          <w:tcPr>
+            <w:tcW w:type="dxa" w:w="5386"/>
+            <w:vAlign w:val="center"/>
+          </w:tcPr>
+          <w:p>
+            <w:pPr>
+              <w:ind w:firstLine="0"/>
+              <w:jc w:val="left"/>
+            </w:pPr>
+            <w:r/>
+            <w:r>
+              <w:rPr>
+                <w:rFonts w:ascii="Times New Roman" w:hAnsi="Times New Roman" w:eastAsia="Times New Roman"/>
+                <w:sz w:val="19"/>
+              </w:rPr>
+              <w:t>Средний PSNR bilateral, дБ</w:t>
+            </w:r>
+          </w:p>
+        </w:tc>
+        <w:tc>
+          <w:tcPr>
+            <w:tcW w:type="dxa" w:w="3402"/>
+            <w:vAlign w:val="center"/>
+          </w:tcPr>
+          <w:p>
+            <w:pPr>
+              <w:ind w:firstLine="0"/>
+              <w:jc w:val="center"/>
+            </w:pPr>
+            <w:r/>
+            <w:r>
+              <w:rPr>
+                <w:rFonts w:ascii="Times New Roman" w:hAnsi="Times New Roman" w:eastAsia="Times New Roman"/>
+                <w:sz w:val="19"/>
+              </w:rPr>
+              <w:t>27,253</w:t>
+            </w:r>
+          </w:p>
+        </w:tc>
+      </w:tr>
+      <w:tr>
+        <w:tc>
+          <w:tcPr>
+            <w:tcW w:type="dxa" w:w="5386"/>
+            <w:vAlign w:val="center"/>
+          </w:tcPr>
+          <w:p>
+            <w:pPr>
+              <w:ind w:firstLine="0"/>
+              <w:jc w:val="left"/>
+            </w:pPr>
+            <w:r/>
+            <w:r>
+              <w:rPr>
+                <w:rFonts w:ascii="Times New Roman" w:hAnsi="Times New Roman" w:eastAsia="Times New Roman"/>
+                <w:sz w:val="19"/>
+              </w:rPr>
+              <w:t>Средний PSNR АКСФ, дБ</w:t>
+            </w:r>
+          </w:p>
+        </w:tc>
+        <w:tc>
+          <w:tcPr>
+            <w:tcW w:type="dxa" w:w="3402"/>
+            <w:vAlign w:val="center"/>
+          </w:tcPr>
+          <w:p>
+            <w:pPr>
+              <w:ind w:firstLine="0"/>
+              <w:jc w:val="center"/>
+            </w:pPr>
+            <w:r/>
+            <w:r>
+              <w:rPr>
+                <w:rFonts w:ascii="Times New Roman" w:hAnsi="Times New Roman" w:eastAsia="Times New Roman"/>
+                <w:sz w:val="19"/>
+              </w:rPr>
+              <w:t>30,353</w:t>
+            </w:r>
+          </w:p>
+        </w:tc>
+      </w:tr>
+      <w:tr>
+        <w:tc>
+          <w:tcPr>
+            <w:tcW w:type="dxa" w:w="5386"/>
+            <w:vAlign w:val="center"/>
+          </w:tcPr>
+          <w:p>
+            <w:pPr>
+              <w:ind w:firstLine="0"/>
+              <w:jc w:val="left"/>
+            </w:pPr>
+            <w:r/>
+            <w:r>
+              <w:rPr>
+                <w:rFonts w:ascii="Times New Roman" w:hAnsi="Times New Roman" w:eastAsia="Times New Roman"/>
+                <w:sz w:val="19"/>
+              </w:rPr>
+              <w:t>Средняя разница АКСФ − bilateral, дБ</w:t>
+            </w:r>
+          </w:p>
+        </w:tc>
+        <w:tc>
+          <w:tcPr>
+            <w:tcW w:type="dxa" w:w="3402"/>
+            <w:vAlign w:val="center"/>
+          </w:tcPr>
+          <w:p>
+            <w:pPr>
+              <w:ind w:firstLine="0"/>
+              <w:jc w:val="center"/>
+            </w:pPr>
+            <w:r/>
+            <w:r>
+              <w:rPr>
+                <w:rFonts w:ascii="Times New Roman" w:hAnsi="Times New Roman" w:eastAsia="Times New Roman"/>
+                <w:sz w:val="19"/>
+              </w:rPr>
+              <w:t>3,099</w:t>
+            </w:r>
+          </w:p>
+        </w:tc>
+      </w:tr>
+      <w:tr>
+        <w:tc>
+          <w:tcPr>
+            <w:tcW w:type="dxa" w:w="5386"/>
+            <w:vAlign w:val="center"/>
+          </w:tcPr>
+          <w:p>
+            <w:pPr>
+              <w:ind w:firstLine="0"/>
+              <w:jc w:val="left"/>
+            </w:pPr>
+            <w:r/>
+            <w:r>
+              <w:rPr>
+                <w:rFonts w:ascii="Times New Roman" w:hAnsi="Times New Roman" w:eastAsia="Times New Roman"/>
+                <w:sz w:val="19"/>
+              </w:rPr>
+              <w:t>t-статистика</w:t>
+            </w:r>
+          </w:p>
+        </w:tc>
+        <w:tc>
+          <w:tcPr>
+            <w:tcW w:type="dxa" w:w="3402"/>
+            <w:vAlign w:val="center"/>
+          </w:tcPr>
+          <w:p>
+            <w:pPr>
+              <w:ind w:firstLine="0"/>
+              <w:jc w:val="center"/>
+            </w:pPr>
+            <w:r/>
+            <w:r>
+              <w:rPr>
+                <w:rFonts w:ascii="Times New Roman" w:hAnsi="Times New Roman" w:eastAsia="Times New Roman"/>
+                <w:sz w:val="19"/>
+              </w:rPr>
+              <w:t>3775.86</w:t>
+            </w:r>
+          </w:p>
+        </w:tc>
+      </w:tr>
+      <w:tr>
+        <w:tc>
+          <w:tcPr>
+            <w:tcW w:type="dxa" w:w="5386"/>
+            <w:vAlign w:val="center"/>
+          </w:tcPr>
+          <w:p>
+            <w:pPr>
+              <w:ind w:firstLine="0"/>
+              <w:jc w:val="left"/>
+            </w:pPr>
+            <w:r/>
+            <w:r>
+              <w:rPr>
+                <w:rFonts w:ascii="Times New Roman" w:hAnsi="Times New Roman" w:eastAsia="Times New Roman"/>
+                <w:sz w:val="19"/>
+              </w:rPr>
+              <w:t>p, односторонний парный t-тест</w:t>
+            </w:r>
+          </w:p>
+        </w:tc>
+        <w:tc>
+          <w:tcPr>
+            <w:tcW w:type="dxa" w:w="3402"/>
+            <w:vAlign w:val="center"/>
+          </w:tcPr>
+          <w:p>
+            <w:pPr>
+              <w:ind w:firstLine="0"/>
+              <w:jc w:val="center"/>
+            </w:pPr>
+            <w:r/>
+            <w:r>
+              <w:rPr>
+                <w:rFonts w:ascii="Times New Roman" w:hAnsi="Times New Roman" w:eastAsia="Times New Roman"/>
+                <w:sz w:val="19"/>
+              </w:rPr>
+              <w:t>2.174e-84</w:t>
+            </w:r>
+          </w:p>
+        </w:tc>
+      </w:tr>
+    </w:tbl>
+    <w:p>
+      <w:pPr>
+        <w:ind w:firstLine="709"/>
+        <w:jc w:val="both"/>
+      </w:pPr>
+      <w:r>
+        <w:rPr>
+          <w:b w:val="0"/>
+          <w:i w:val="0"/>
+        </w:rPr>
+        <w:t>Нулевая гипотеза о том, что АКСФ не превосходит bilateral по среднему PSNR, отвергается: p существенно меньше 0,05. Это не заменяет разнообразный набор реальных шумовых моделей, но подтверждает устойчивость наблюдаемой разницы внутри заданного контролируемого протокола.</w:t>
+      </w:r>
+    </w:p>
+    <w:p>
+      <w:pPr>
+        <w:pStyle w:val="Heading1"/>
+      </w:pPr>
+      <w:r>
+        <w:t>6. Цветной режим YCbCr</w:t>
+      </w:r>
+    </w:p>
+    <w:p>
+      <w:pPr>
+        <w:ind w:firstLine="709"/>
+        <w:jc w:val="both"/>
+      </w:pPr>
+      <w:r>
+        <w:rPr>
+          <w:b w:val="0"/>
+          <w:i w:val="0"/>
+        </w:rPr>
+        <w:t>Для цвета реализован отдельный совместный режим, а не независимая обработка R, G и B. Изображение представляется в YCbCr; оценка σ̂, карта A(p) и σr(p) строятся по Y. При фильтрации всех компонентов используется общий вес с яркостным направляющим каналом и учётом разности Cb/Cr. Метрики вычисляются по трём каналам: PSNR — из среднего MSE, SSIM и EPI — как среднее поканальных значений.</w:t>
+      </w:r>
+    </w:p>
+    <w:tbl>
+      <w:tblPr>
+        <w:tblStyle w:val="TableGrid"/>
+        <w:tblW w:type="auto" w:w="0"/>
+        <w:jc w:val="center"/>
+        <w:tblLayout w:type="autofit"/>
+        <w:tblLook w:firstColumn="1" w:firstRow="1" w:lastColumn="0" w:lastRow="0" w:noHBand="0" w:noVBand="1" w:val="04A0"/>
+      </w:tblPr>
+      <w:tblGrid>
+        <w:gridCol w:w="1995"/>
+        <w:gridCol w:w="1995"/>
+        <w:gridCol w:w="1995"/>
+        <w:gridCol w:w="1995"/>
+        <w:gridCol w:w="1995"/>
+      </w:tblGrid>
+      <w:tr>
+        <w:tc>
+          <w:tcPr>
+            <w:tcW w:type="dxa" w:w="3402"/>
+            <w:vAlign w:val="center"/>
+            <w:shd w:fill="1F2D5C"/>
+          </w:tcPr>
+          <w:p>
+            <w:pPr>
+              <w:ind w:firstLine="0"/>
+              <w:jc w:val="left"/>
+            </w:pPr>
+            <w:r/>
+            <w:r>
+              <w:rPr>
+                <w:rFonts w:ascii="Times New Roman" w:hAnsi="Times New Roman" w:eastAsia="Times New Roman"/>
+                <w:b/>
+                <w:color w:val="FFFFFF"/>
+                <w:sz w:val="19"/>
+              </w:rPr>
+              <w:t>Метод</w:t>
+            </w:r>
+          </w:p>
+        </w:tc>
+        <w:tc>
+          <w:tcPr>
+            <w:tcW w:type="dxa" w:w="1361"/>
+            <w:vAlign w:val="center"/>
+            <w:shd w:fill="1F2D5C"/>
+          </w:tcPr>
+          <w:p>
+            <w:pPr>
+              <w:ind w:firstLine="0"/>
+              <w:jc w:val="center"/>
+            </w:pPr>
+            <w:r/>
+            <w:r>
+              <w:rPr>
+                <w:rFonts w:ascii="Times New Roman" w:hAnsi="Times New Roman" w:eastAsia="Times New Roman"/>
+                <w:b/>
+                <w:color w:val="FFFFFF"/>
+                <w:sz w:val="19"/>
+              </w:rPr>
+              <w:t>PSNR, дБ</w:t>
+            </w:r>
+          </w:p>
+        </w:tc>
+        <w:tc>
+          <w:tcPr>
+            <w:tcW w:type="dxa" w:w="1361"/>
+            <w:vAlign w:val="center"/>
+            <w:shd w:fill="1F2D5C"/>
+          </w:tcPr>
+          <w:p>
+            <w:pPr>
+              <w:ind w:firstLine="0"/>
+              <w:jc w:val="center"/>
+            </w:pPr>
+            <w:r/>
+            <w:r>
+              <w:rPr>
+                <w:rFonts w:ascii="Times New Roman" w:hAnsi="Times New Roman" w:eastAsia="Times New Roman"/>
+                <w:b/>
+                <w:color w:val="FFFFFF"/>
+                <w:sz w:val="19"/>
+              </w:rPr>
+              <w:t>SSIM</w:t>
+            </w:r>
+          </w:p>
+        </w:tc>
+        <w:tc>
+          <w:tcPr>
+            <w:tcW w:type="dxa" w:w="1361"/>
+            <w:vAlign w:val="center"/>
+            <w:shd w:fill="1F2D5C"/>
+          </w:tcPr>
+          <w:p>
+            <w:pPr>
+              <w:ind w:firstLine="0"/>
+              <w:jc w:val="center"/>
+            </w:pPr>
+            <w:r/>
+            <w:r>
+              <w:rPr>
+                <w:rFonts w:ascii="Times New Roman" w:hAnsi="Times New Roman" w:eastAsia="Times New Roman"/>
+                <w:b/>
+                <w:color w:val="FFFFFF"/>
+                <w:sz w:val="19"/>
+              </w:rPr>
+              <w:t>EPI</w:t>
+            </w:r>
+          </w:p>
+        </w:tc>
+        <w:tc>
+          <w:tcPr>
+            <w:tcW w:type="dxa" w:w="1361"/>
+            <w:vAlign w:val="center"/>
+            <w:shd w:fill="1F2D5C"/>
+          </w:tcPr>
+          <w:p>
+            <w:pPr>
+              <w:ind w:firstLine="0"/>
+              <w:jc w:val="center"/>
+            </w:pPr>
+            <w:r/>
+            <w:r>
+              <w:rPr>
+                <w:rFonts w:ascii="Times New Roman" w:hAnsi="Times New Roman" w:eastAsia="Times New Roman"/>
+                <w:b/>
+                <w:color w:val="FFFFFF"/>
+                <w:sz w:val="19"/>
+              </w:rPr>
+              <w:t>Время, мс</w:t>
+            </w:r>
+          </w:p>
+        </w:tc>
+      </w:tr>
+      <w:tr>
+        <w:tc>
+          <w:tcPr>
+            <w:tcW w:type="dxa" w:w="3402"/>
+            <w:vAlign w:val="center"/>
+          </w:tcPr>
+          <w:p>
+            <w:pPr>
+              <w:ind w:firstLine="0"/>
+              <w:jc w:val="left"/>
+            </w:pPr>
+            <w:r/>
+            <w:r>
+              <w:rPr>
+                <w:rFonts w:ascii="Times New Roman" w:hAnsi="Times New Roman" w:eastAsia="Times New Roman"/>
+                <w:sz w:val="19"/>
+              </w:rPr>
+              <w:t>Без обработки (YCbCr)</w:t>
+            </w:r>
+          </w:p>
+        </w:tc>
+        <w:tc>
+          <w:tcPr>
+            <w:tcW w:type="dxa" w:w="1361"/>
+            <w:vAlign w:val="center"/>
+          </w:tcPr>
+          <w:p>
+            <w:pPr>
+              <w:ind w:firstLine="0"/>
+              <w:jc w:val="center"/>
+            </w:pPr>
+            <w:r/>
+            <w:r>
+              <w:rPr>
+                <w:rFonts w:ascii="Times New Roman" w:hAnsi="Times New Roman" w:eastAsia="Times New Roman"/>
+                <w:sz w:val="19"/>
+              </w:rPr>
+              <w:t>24,00</w:t>
+            </w:r>
+          </w:p>
+        </w:tc>
+        <w:tc>
+          <w:tcPr>
+            <w:tcW w:type="dxa" w:w="1361"/>
+            <w:vAlign w:val="center"/>
+          </w:tcPr>
+          <w:p>
+            <w:pPr>
+              <w:ind w:firstLine="0"/>
+              <w:jc w:val="center"/>
+            </w:pPr>
+            <w:r/>
+            <w:r>
+              <w:rPr>
+                <w:rFonts w:ascii="Times New Roman" w:hAnsi="Times New Roman" w:eastAsia="Times New Roman"/>
+                <w:sz w:val="19"/>
+              </w:rPr>
+              <w:t>0,3799</w:t>
+            </w:r>
+          </w:p>
+        </w:tc>
+        <w:tc>
+          <w:tcPr>
+            <w:tcW w:type="dxa" w:w="1361"/>
+            <w:vAlign w:val="center"/>
+          </w:tcPr>
+          <w:p>
+            <w:pPr>
+              <w:ind w:firstLine="0"/>
+              <w:jc w:val="center"/>
+            </w:pPr>
+            <w:r/>
+            <w:r>
+              <w:rPr>
+                <w:rFonts w:ascii="Times New Roman" w:hAnsi="Times New Roman" w:eastAsia="Times New Roman"/>
+                <w:sz w:val="19"/>
+              </w:rPr>
+              <w:t>0,2168</w:t>
+            </w:r>
+          </w:p>
+        </w:tc>
+        <w:tc>
+          <w:tcPr>
+            <w:tcW w:type="dxa" w:w="1361"/>
+            <w:vAlign w:val="center"/>
+          </w:tcPr>
+          <w:p>
+            <w:pPr>
+              <w:ind w:firstLine="0"/>
+              <w:jc w:val="center"/>
+            </w:pPr>
+            <w:r/>
+            <w:r>
+              <w:rPr>
+                <w:rFonts w:ascii="Times New Roman" w:hAnsi="Times New Roman" w:eastAsia="Times New Roman"/>
+                <w:sz w:val="19"/>
+              </w:rPr>
+              <w:t>1,0</w:t>
+            </w:r>
+          </w:p>
+        </w:tc>
+      </w:tr>
+      <w:tr>
+        <w:tc>
+          <w:tcPr>
+            <w:tcW w:type="dxa" w:w="3402"/>
+            <w:vAlign w:val="center"/>
+          </w:tcPr>
+          <w:p>
+            <w:pPr>
+              <w:ind w:firstLine="0"/>
+              <w:jc w:val="left"/>
+            </w:pPr>
+            <w:r/>
+            <w:r>
+              <w:rPr>
+                <w:rFonts w:ascii="Times New Roman" w:hAnsi="Times New Roman" w:eastAsia="Times New Roman"/>
+                <w:sz w:val="19"/>
+              </w:rPr>
+              <w:t>Билатеральный (YCbCr)</w:t>
+            </w:r>
+          </w:p>
+        </w:tc>
+        <w:tc>
+          <w:tcPr>
+            <w:tcW w:type="dxa" w:w="1361"/>
+            <w:vAlign w:val="center"/>
+          </w:tcPr>
+          <w:p>
+            <w:pPr>
+              <w:ind w:firstLine="0"/>
+              <w:jc w:val="center"/>
+            </w:pPr>
+            <w:r/>
+            <w:r>
+              <w:rPr>
+                <w:rFonts w:ascii="Times New Roman" w:hAnsi="Times New Roman" w:eastAsia="Times New Roman"/>
+                <w:sz w:val="19"/>
+              </w:rPr>
+              <w:t>28,65</w:t>
+            </w:r>
+          </w:p>
+        </w:tc>
+        <w:tc>
+          <w:tcPr>
+            <w:tcW w:type="dxa" w:w="1361"/>
+            <w:vAlign w:val="center"/>
+          </w:tcPr>
+          <w:p>
+            <w:pPr>
+              <w:ind w:firstLine="0"/>
+              <w:jc w:val="center"/>
+            </w:pPr>
+            <w:r/>
+            <w:r>
+              <w:rPr>
+                <w:rFonts w:ascii="Times New Roman" w:hAnsi="Times New Roman" w:eastAsia="Times New Roman"/>
+                <w:sz w:val="19"/>
+              </w:rPr>
+              <w:t>0,6053</w:t>
+            </w:r>
+          </w:p>
+        </w:tc>
+        <w:tc>
+          <w:tcPr>
+            <w:tcW w:type="dxa" w:w="1361"/>
+            <w:vAlign w:val="center"/>
+          </w:tcPr>
+          <w:p>
+            <w:pPr>
+              <w:ind w:firstLine="0"/>
+              <w:jc w:val="center"/>
+            </w:pPr>
+            <w:r/>
+            <w:r>
+              <w:rPr>
+                <w:rFonts w:ascii="Times New Roman" w:hAnsi="Times New Roman" w:eastAsia="Times New Roman"/>
+                <w:sz w:val="19"/>
+              </w:rPr>
+              <w:t>0,2479</w:t>
+            </w:r>
+          </w:p>
+        </w:tc>
+        <w:tc>
+          <w:tcPr>
+            <w:tcW w:type="dxa" w:w="1361"/>
+            <w:vAlign w:val="center"/>
+          </w:tcPr>
+          <w:p>
+            <w:pPr>
+              <w:ind w:firstLine="0"/>
+              <w:jc w:val="center"/>
+            </w:pPr>
+            <w:r/>
+            <w:r>
+              <w:rPr>
+                <w:rFonts w:ascii="Times New Roman" w:hAnsi="Times New Roman" w:eastAsia="Times New Roman"/>
+                <w:sz w:val="19"/>
+              </w:rPr>
+              <w:t>121,5</w:t>
+            </w:r>
+          </w:p>
+        </w:tc>
+      </w:tr>
+      <w:tr>
+        <w:tc>
+          <w:tcPr>
+            <w:tcW w:type="dxa" w:w="3402"/>
+            <w:vAlign w:val="center"/>
+          </w:tcPr>
+          <w:p>
+            <w:pPr>
+              <w:ind w:firstLine="0"/>
+              <w:jc w:val="left"/>
+            </w:pPr>
+            <w:r/>
+            <w:r>
+              <w:rPr>
+                <w:rFonts w:ascii="Times New Roman" w:hAnsi="Times New Roman" w:eastAsia="Times New Roman"/>
+                <w:b/>
+                <w:sz w:val="19"/>
+              </w:rPr>
+              <w:t>АКСФ (YCbCr)</w:t>
+            </w:r>
+          </w:p>
+        </w:tc>
+        <w:tc>
+          <w:tcPr>
+            <w:tcW w:type="dxa" w:w="1361"/>
+            <w:vAlign w:val="center"/>
+          </w:tcPr>
+          <w:p>
+            <w:pPr>
+              <w:ind w:firstLine="0"/>
+              <w:jc w:val="center"/>
+            </w:pPr>
+            <w:r/>
+            <w:r>
+              <w:rPr>
+                <w:rFonts w:ascii="Times New Roman" w:hAnsi="Times New Roman" w:eastAsia="Times New Roman"/>
+                <w:b/>
+                <w:sz w:val="19"/>
+              </w:rPr>
+              <w:t>31,23</w:t>
+            </w:r>
+          </w:p>
+        </w:tc>
+        <w:tc>
+          <w:tcPr>
+            <w:tcW w:type="dxa" w:w="1361"/>
+            <w:vAlign w:val="center"/>
+          </w:tcPr>
+          <w:p>
+            <w:pPr>
+              <w:ind w:firstLine="0"/>
+              <w:jc w:val="center"/>
+            </w:pPr>
+            <w:r/>
+            <w:r>
+              <w:rPr>
+                <w:rFonts w:ascii="Times New Roman" w:hAnsi="Times New Roman" w:eastAsia="Times New Roman"/>
+                <w:b/>
+                <w:sz w:val="19"/>
+              </w:rPr>
+              <w:t>0,8413</w:t>
+            </w:r>
+          </w:p>
+        </w:tc>
+        <w:tc>
+          <w:tcPr>
+            <w:tcW w:type="dxa" w:w="1361"/>
+            <w:vAlign w:val="center"/>
+          </w:tcPr>
+          <w:p>
+            <w:pPr>
+              <w:ind w:firstLine="0"/>
+              <w:jc w:val="center"/>
+            </w:pPr>
+            <w:r/>
+            <w:r>
+              <w:rPr>
+                <w:rFonts w:ascii="Times New Roman" w:hAnsi="Times New Roman" w:eastAsia="Times New Roman"/>
+                <w:b/>
+                <w:sz w:val="19"/>
+              </w:rPr>
+              <w:t>0,2728</w:t>
+            </w:r>
+          </w:p>
+        </w:tc>
+        <w:tc>
+          <w:tcPr>
+            <w:tcW w:type="dxa" w:w="1361"/>
+            <w:vAlign w:val="center"/>
+          </w:tcPr>
+          <w:p>
+            <w:pPr>
+              <w:ind w:firstLine="0"/>
+              <w:jc w:val="center"/>
+            </w:pPr>
+            <w:r/>
+            <w:r>
+              <w:rPr>
+                <w:rFonts w:ascii="Times New Roman" w:hAnsi="Times New Roman" w:eastAsia="Times New Roman"/>
+                <w:b/>
+                <w:sz w:val="19"/>
+              </w:rPr>
+              <w:t>123,6</w:t>
+            </w:r>
+          </w:p>
+        </w:tc>
+      </w:tr>
+    </w:tbl>
+    <w:p>
+      <w:pPr>
+        <w:ind w:firstLine="0"/>
+        <w:jc w:val="center"/>
+      </w:pPr>
+      <w:r>
+        <w:rPr>
+          <w:i/>
+          <w:sz w:val="20"/>
+        </w:rPr>
+        <w:t>Таблица 5. Три RGB-сцены × шесть уровней шума; все метрики в YCbCr.</w:t>
+      </w:r>
+    </w:p>
+    <w:p>
+      <w:pPr>
+        <w:ind w:firstLine="0"/>
+        <w:jc w:val="center"/>
+      </w:pPr>
+      <w:r>
+        <w:drawing>
+          <wp:inline xmlns:a="http://schemas.openxmlformats.org/drawingml/2006/main" xmlns:pic="http://schemas.openxmlformats.org/drawingml/2006/picture">
+            <wp:extent cx="5580000" cy="3364656"/>
+            <wp:docPr id="5" name="Picture 5"/>
+            <wp:cNvGraphicFramePr>
+              <a:graphicFrameLocks noChangeAspect="1"/>
+            </wp:cNvGraphicFramePr>
+            <a:graphic>
+              <a:graphicData uri="http://schemas.openxmlformats.org/drawingml/2006/picture">
+                <pic:pic>
+                  <pic:nvPicPr>
+                    <pic:cNvPr id="0" name="fig_color_psnr_vs_sigma.png"/>
+                    <pic:cNvPicPr/>
+                  </pic:nvPicPr>
+                  <pic:blipFill>
+                    <a:blip r:embed="rId13"/>
+                    <a:stretch>
+                      <a:fillRect/>
+                    </a:stretch>
+                  </pic:blipFill>
+                  <pic:spPr>
+                    <a:xfrm>
+                      <a:off x="0" y="0"/>
+                      <a:ext cx="5580000" cy="3364656"/>
+                    </a:xfrm>
+                    <a:prstGeom prst="rect"/>
+                  </pic:spPr>
+                </pic:pic>
+              </a:graphicData>
+            </a:graphic>
+          </wp:inline>
+        </w:drawing>
+      </w:r>
+    </w:p>
+    <w:p>
+      <w:pPr>
+        <w:ind w:firstLine="0"/>
+        <w:jc w:val="center"/>
+      </w:pPr>
+      <w:r>
+        <w:rPr>
+          <w:i/>
+          <w:sz w:val="20"/>
+        </w:rPr>
+        <w:t>Рисунок 5. Цветной PSNR в YCbCr в зависимости от σ.</w:t>
+      </w:r>
+    </w:p>
+    <w:p>
+      <w:pPr>
+        <w:ind w:firstLine="709"/>
+        <w:jc w:val="both"/>
+      </w:pPr>
+      <w:r>
+        <w:rPr>
+          <w:b w:val="0"/>
+          <w:i w:val="0"/>
+        </w:rPr>
+        <w:t>В цветном режиме АКСФ даёт 31,23 дБ против 28,65 дБ у bilateral: разница 2,58 дБ. Это показывает, что локальная адаптация по яркости переносится на совместную фильтрацию цветности без сведения задачи к трём независимым полутоновым фильтрам.</w:t>
+      </w:r>
+    </w:p>
+    <w:p>
+      <w:pPr>
+        <w:pStyle w:val="Heading1"/>
+      </w:pPr>
+      <w:r>
+        <w:t>7. Ограничения и заключение</w:t>
+      </w:r>
+    </w:p>
+    <w:p>
+      <w:pPr>
+        <w:ind w:firstLine="709"/>
+        <w:jc w:val="both"/>
+      </w:pPr>
+      <w:r>
+        <w:rPr>
+          <w:b w:val="0"/>
+          <w:i w:val="0"/>
+        </w:rPr>
+        <w:t>Итог работы — прозрачная и воспроизводимая реализация АКСФ с ускоренным публичным путём, цветным YCbCr-режимом, самостоятельным конкурентом Перона—Малика и статистической проверкой. На четырёх реальных 512×512 сценах среднее время 19,27 мс ниже целевого порога 30 мс, а регрессионный тест фиксирует допустимое расхождение с точным 2D-эталоном.</w:t>
+      </w:r>
+    </w:p>
+    <w:p>
+      <w:pPr>
+        <w:pStyle w:val="ListBullet"/>
+        <w:ind w:firstLine="0"/>
+      </w:pPr>
+      <w:r>
+        <w:t>Испытана только модель аддитивного гауссова шума; для salt-and-pepper и реального сенсорного шума нужны отдельные испытания.</w:t>
+      </w:r>
+    </w:p>
+    <w:p>
+      <w:pPr>
+        <w:pStyle w:val="ListBullet"/>
+        <w:ind w:firstLine="0"/>
+      </w:pPr>
+      <w:r>
+        <w:t>«Оракул» — диагностическая верхняя граница, не практический конкурент и не основание для сравнения времени.</w:t>
+      </w:r>
+    </w:p>
+    <w:p>
+      <w:pPr>
+        <w:pStyle w:val="ListBullet"/>
+        <w:ind w:firstLine="0"/>
+      </w:pPr>
+      <w:r>
+        <w:t>Калибровка проводилась на ограниченном наборе кандидатов; более широкая настройка должна выполняться на отдельном обучающем наборе.</w:t>
+      </w:r>
+    </w:p>
+    <w:p>
+      <w:pPr>
+        <w:pStyle w:val="ListBullet"/>
+        <w:ind w:firstLine="0"/>
+      </w:pPr>
+      <w:r>
+        <w:t>Время зависит от процессора и runner; в репозитории сохранены CSV, логи и workflow для повторения именно данного измерения.</w:t>
+      </w:r>
+    </w:p>
+    <w:p>
+      <w:pPr>
+        <w:pStyle w:val="Heading1"/>
+      </w:pPr>
+      <w:r>
+        <w:t>Список источников</w:t>
+      </w:r>
+    </w:p>
+    <w:p>
+      <w:pPr>
+        <w:ind w:firstLine="709"/>
+        <w:jc w:val="both"/>
+      </w:pPr>
+      <w:r>
+        <w:rPr>
+          <w:b w:val="0"/>
+          <w:i w:val="0"/>
+        </w:rPr>
+        <w:t>Tomasi C., Manduchi R. Bilateral Filtering for Gray and Color Images. ICCV, 1998.</w:t>
+      </w:r>
+    </w:p>
+    <w:p>
+      <w:pPr>
+        <w:ind w:firstLine="709"/>
+        <w:jc w:val="both"/>
+      </w:pPr>
+      <w:r>
+        <w:rPr>
+          <w:b w:val="0"/>
+          <w:i w:val="0"/>
+        </w:rPr>
+        <w:t>Perona P., Malik J. Scale-Space and Edge Detection Using Anisotropic Diffusion. IEEE TPAMI, 1990.</w:t>
+      </w:r>
+    </w:p>
+    <w:p>
+      <w:pPr>
+        <w:ind w:firstLine="709"/>
+        <w:jc w:val="both"/>
+      </w:pPr>
+      <w:r>
+        <w:rPr>
+          <w:b w:val="0"/>
+          <w:i w:val="0"/>
+        </w:rPr>
+        <w:t>Immerkaer J. Fast Noise Variance Estimation. Computer Vision and Image Understanding, 1996.</w:t>
+      </w:r>
+    </w:p>
+    <w:p>
+      <w:pPr>
+        <w:ind w:firstLine="709"/>
+        <w:jc w:val="both"/>
+      </w:pPr>
+      <w:r>
+        <w:rPr>
+          <w:b w:val="0"/>
+          <w:i w:val="0"/>
+        </w:rPr>
+        <w:t>Wang Z. et al. Image Quality Assessment: From Error Visibility to Structural Similarity. IEEE TIP, 2004.</w:t>
+      </w:r>
+    </w:p>
+    <w:p>
+      <w:pPr>
+        <w:ind w:firstLine="709"/>
+        <w:jc w:val="both"/>
+      </w:pPr>
+      <w:r>
+        <w:rPr>
+          <w:b w:val="0"/>
+          <w:i w:val="0"/>
+        </w:rPr>
+        <w:t>Документация Rust и crate image; исходный код и точные команды воспроизведения — в репозитории проекта.</w:t>
       </w:r>
     </w:p>
     <w:p>
@@ -194,11 +4047,12 @@
         <w:pStyle w:val="Heading1"/>
       </w:pPr>
       <w:r>
-        <w:t>Введение</w:t>
+        <w:t>Приложение. Воспроизведение результатов</w:t>
       </w:r>
     </w:p>
     <w:p>
       <w:pPr>
+        <w:ind w:firstLine="709"/>
         <w:jc w:val="both"/>
       </w:pPr>
       <w:r>
@@ -206,11 +4060,259 @@
           <w:b w:val="0"/>
           <w:i w:val="0"/>
         </w:rPr>
-        <w:t>Сглаживание — одна из базовых операций обработки изображений, применяемая для подавления шума, выделения крупномасштабной структуры сцены и предварительной подготовки данных к дальнейшему анализу. Шум возникает на всех этапах формирования изображения: при съёмке в условиях недостаточной освещённости, при передаче сигнала и при сжатии. Простейшие фильтры (скользящее среднее, гауссово размытие) эффективно подавляют шум, но вместе с ним размывают контуры и мелкие детали. Современные методы (медианный, билатеральный) сохраняют контуры лучше, однако их качество критически зависит от выбора параметров, которые для каждого изображения и каждого уровня шума подбираются вручную.</w:t>
+        <w:t>Команды ниже соответствуют CI. GitHub Actions запускает их на ветке проекта и сохраняет CSV, логи, графики и таблицы обратно в репозиторий.</w:t>
       </w:r>
     </w:p>
     <w:p>
       <w:pPr>
+        <w:spacing w:after="0"/>
+        <w:ind w:firstLine="0"/>
+      </w:pPr>
+      <w:r>
+        <w:rPr>
+          <w:rFonts w:ascii="Consolas" w:hAnsi="Consolas" w:eastAsia="Consolas"/>
+          <w:sz w:val="17"/>
+        </w:rPr>
+        <w:t># Сборка и полный полутоновый эксперимент</w:t>
+      </w:r>
+    </w:p>
+    <w:p>
+      <w:pPr>
+        <w:spacing w:after="0"/>
+        <w:ind w:firstLine="0"/>
+      </w:pPr>
+      <w:r>
+        <w:rPr>
+          <w:rFonts w:ascii="Consolas" w:hAnsi="Consolas" w:eastAsia="Consolas"/>
+          <w:sz w:val="17"/>
+        </w:rPr>
+        <w:t>cargo build --release --locked</w:t>
+      </w:r>
+    </w:p>
+    <w:p>
+      <w:pPr>
+        <w:spacing w:after="0"/>
+        <w:ind w:firstLine="0"/>
+      </w:pPr>
+      <w:r>
+        <w:rPr>
+          <w:rFonts w:ascii="Consolas" w:hAnsi="Consolas" w:eastAsia="Consolas"/>
+          <w:sz w:val="17"/>
+        </w:rPr>
+        <w:t>./target/release/smoothing_project bench -d data/clean -o results \</w:t>
+      </w:r>
+    </w:p>
+    <w:p>
+      <w:pPr>
+        <w:spacing w:after="0"/>
+        <w:ind w:firstLine="0"/>
+      </w:pPr>
+      <w:r>
+        <w:rPr>
+          <w:rFonts w:ascii="Consolas" w:hAnsi="Consolas" w:eastAsia="Consolas"/>
+          <w:sz w:val="17"/>
+        </w:rPr>
+        <w:t xml:space="preserve">  --noise 5,10,15,20,30,40 --save-sigma 20 --seed 12345</w:t>
+      </w:r>
+    </w:p>
+    <w:p>
+      <w:pPr>
+        <w:spacing w:after="0"/>
+        <w:ind w:firstLine="0"/>
+      </w:pPr>
+      <w:r>
+        <w:rPr>
+          <w:rFonts w:ascii="Consolas" w:hAnsi="Consolas" w:eastAsia="Consolas"/>
+          <w:sz w:val="17"/>
+        </w:rPr>
+        <w:t xml:space="preserve"> </w:t>
+      </w:r>
+    </w:p>
+    <w:p>
+      <w:pPr>
+        <w:spacing w:after="0"/>
+        <w:ind w:firstLine="0"/>
+      </w:pPr>
+      <w:r>
+        <w:rPr>
+          <w:rFonts w:ascii="Consolas" w:hAnsi="Consolas" w:eastAsia="Consolas"/>
+          <w:sz w:val="17"/>
+        </w:rPr>
+        <w:t># 30 независимых парных seed для bilateral против АКСФ</w:t>
+      </w:r>
+    </w:p>
+    <w:p>
+      <w:pPr>
+        <w:spacing w:after="0"/>
+        <w:ind w:firstLine="0"/>
+      </w:pPr>
+      <w:r>
+        <w:rPr>
+          <w:rFonts w:ascii="Consolas" w:hAnsi="Consolas" w:eastAsia="Consolas"/>
+          <w:sz w:val="17"/>
+        </w:rPr>
+        <w:t>./target/release/smoothing_project stats -d data/clean -o results \</w:t>
+      </w:r>
+    </w:p>
+    <w:p>
+      <w:pPr>
+        <w:spacing w:after="0"/>
+        <w:ind w:firstLine="0"/>
+      </w:pPr>
+      <w:r>
+        <w:rPr>
+          <w:rFonts w:ascii="Consolas" w:hAnsi="Consolas" w:eastAsia="Consolas"/>
+          <w:sz w:val="17"/>
+        </w:rPr>
+        <w:t xml:space="preserve">  --noise 5,10,15,20,30,40 --runs 30 --seed 12345</w:t>
+      </w:r>
+    </w:p>
+    <w:p>
+      <w:pPr>
+        <w:spacing w:after="0"/>
+        <w:ind w:firstLine="0"/>
+      </w:pPr>
+      <w:r>
+        <w:rPr>
+          <w:rFonts w:ascii="Consolas" w:hAnsi="Consolas" w:eastAsia="Consolas"/>
+          <w:sz w:val="17"/>
+        </w:rPr>
+        <w:t xml:space="preserve"> </w:t>
+      </w:r>
+    </w:p>
+    <w:p>
+      <w:pPr>
+        <w:spacing w:after="0"/>
+        <w:ind w:firstLine="0"/>
+      </w:pPr>
+      <w:r>
+        <w:rPr>
+          <w:rFonts w:ascii="Consolas" w:hAnsi="Consolas" w:eastAsia="Consolas"/>
+          <w:sz w:val="17"/>
+        </w:rPr>
+        <w:t># Цветной YCbCr-эксперимент</w:t>
+      </w:r>
+    </w:p>
+    <w:p>
+      <w:pPr>
+        <w:spacing w:after="0"/>
+        <w:ind w:firstLine="0"/>
+      </w:pPr>
+      <w:r>
+        <w:rPr>
+          <w:rFonts w:ascii="Consolas" w:hAnsi="Consolas" w:eastAsia="Consolas"/>
+          <w:sz w:val="17"/>
+        </w:rPr>
+        <w:t>./target/release/smoothing_project bench --rgb -d data/color -o results/color \</w:t>
+      </w:r>
+    </w:p>
+    <w:p>
+      <w:pPr>
+        <w:spacing w:after="0"/>
+        <w:ind w:firstLine="0"/>
+      </w:pPr>
+      <w:r>
+        <w:rPr>
+          <w:rFonts w:ascii="Consolas" w:hAnsi="Consolas" w:eastAsia="Consolas"/>
+          <w:sz w:val="17"/>
+        </w:rPr>
+        <w:t xml:space="preserve">  --noise 5,10,15,20,30,40 --save-sigma 20 --seed 12345</w:t>
+      </w:r>
+    </w:p>
+    <w:p>
+      <w:pPr>
+        <w:spacing w:after="0"/>
+        <w:ind w:firstLine="0"/>
+      </w:pPr>
+      <w:r>
+        <w:rPr>
+          <w:rFonts w:ascii="Consolas" w:hAnsi="Consolas" w:eastAsia="Consolas"/>
+          <w:sz w:val="17"/>
+        </w:rPr>
+        <w:t xml:space="preserve"> </w:t>
+      </w:r>
+    </w:p>
+    <w:p>
+      <w:pPr>
+        <w:spacing w:after="0"/>
+        <w:ind w:firstLine="0"/>
+      </w:pPr>
+      <w:r>
+        <w:rPr>
+          <w:rFonts w:ascii="Consolas" w:hAnsi="Consolas" w:eastAsia="Consolas"/>
+          <w:sz w:val="17"/>
+        </w:rPr>
+        <w:t># Производные таблицы, графики и документы</w:t>
+      </w:r>
+    </w:p>
+    <w:p>
+      <w:pPr>
+        <w:spacing w:after="0"/>
+        <w:ind w:firstLine="0"/>
+      </w:pPr>
+      <w:r>
+        <w:rPr>
+          <w:rFonts w:ascii="Consolas" w:hAnsi="Consolas" w:eastAsia="Consolas"/>
+          <w:sz w:val="17"/>
+        </w:rPr>
+        <w:t>python3 analysis.py</w:t>
+      </w:r>
+    </w:p>
+    <w:p>
+      <w:pPr>
+        <w:spacing w:after="0"/>
+        <w:ind w:firstLine="0"/>
+      </w:pPr>
+      <w:r>
+        <w:rPr>
+          <w:rFonts w:ascii="Consolas" w:hAnsi="Consolas" w:eastAsia="Consolas"/>
+          <w:sz w:val="17"/>
+        </w:rPr>
+        <w:t>python3 visualize.py --sigma 20</w:t>
+      </w:r>
+    </w:p>
+    <w:p>
+      <w:pPr>
+        <w:spacing w:after="0"/>
+        <w:ind w:firstLine="0"/>
+      </w:pPr>
+      <w:r>
+        <w:rPr>
+          <w:rFonts w:ascii="Consolas" w:hAnsi="Consolas" w:eastAsia="Consolas"/>
+          <w:sz w:val="17"/>
+        </w:rPr>
+        <w:t>python3 analysis.py --color</w:t>
+      </w:r>
+    </w:p>
+    <w:p>
+      <w:pPr>
+        <w:spacing w:after="0"/>
+        <w:ind w:firstLine="0"/>
+      </w:pPr>
+      <w:r>
+        <w:rPr>
+          <w:rFonts w:ascii="Consolas" w:hAnsi="Consolas" w:eastAsia="Consolas"/>
+          <w:sz w:val="17"/>
+        </w:rPr>
+        <w:t>python3 docs/build_report.py</w:t>
+      </w:r>
+    </w:p>
+    <w:p>
+      <w:pPr>
+        <w:spacing w:after="0"/>
+        <w:ind w:firstLine="0"/>
+      </w:pPr>
+      <w:r>
+        <w:rPr>
+          <w:rFonts w:ascii="Consolas" w:hAnsi="Consolas" w:eastAsia="Consolas"/>
+          <w:sz w:val="17"/>
+        </w:rPr>
+        <w:t>python3 docs/build_slides.py</w:t>
+      </w:r>
+    </w:p>
+    <w:p>
+      <w:pPr>
+        <w:ind w:firstLine="709"/>
         <w:jc w:val="both"/>
       </w:pPr>
       <w:r>
@@ -218,3975 +4320,7 @@
           <w:b w:val="0"/>
           <w:i w:val="0"/>
         </w:rPr>
-        <w:t>Актуальность проекта определяется тем, что на практике уровень шума заранее неизвестен, а ручной подбор параметров фильтра для каждой фотографии невозможен. Поэтому востребованы методы, которые сами оценивают статистику шума и сами адаптируют силу сглаживания к локальному содержанию изображения.</w:t>
-      </w:r>
-    </w:p>
-    <w:p>
-      <w:pPr>
-        <w:jc w:val="both"/>
-      </w:pPr>
-      <w:r>
-        <w:rPr>
-          <w:b w:val="0"/>
-          <w:i w:val="0"/>
-        </w:rPr>
-        <w:t>Цель проекта — разработать собственный метод сглаживания изображений, обладающий свойством самонастройки, реализовать его на языке Rust и экспериментально доказать его преимущество над классическими методами.</w:t>
-      </w:r>
-    </w:p>
-    <w:p>
-      <w:pPr>
-        <w:ind w:firstLine="0"/>
-        <w:jc w:val="both"/>
-      </w:pPr>
-      <w:r>
-        <w:rPr>
-          <w:b/>
-          <w:i w:val="0"/>
-        </w:rPr>
-        <w:t>Задачи проекта:</w:t>
-      </w:r>
-    </w:p>
-    <w:p>
-      <w:pPr>
-        <w:pStyle w:val="ListBullet"/>
-        <w:ind w:firstLine="0"/>
-      </w:pPr>
-      <w:r>
-        <w:t>изучить классические методы сглаживания и их математические модели;</w:t>
-      </w:r>
-    </w:p>
-    <w:p>
-      <w:pPr>
-        <w:pStyle w:val="ListBullet"/>
-        <w:ind w:firstLine="0"/>
-      </w:pPr>
-      <w:r>
-        <w:t>разработать модификацию фильтра, автоматически настраивающуюся на уровень шума и локальную структуру изображения;</w:t>
-      </w:r>
-    </w:p>
-    <w:p>
-      <w:pPr>
-        <w:pStyle w:val="ListBullet"/>
-        <w:ind w:firstLine="0"/>
-      </w:pPr>
-      <w:r>
-        <w:t>реализовать разработанный метод и методы сравнения на языке Rust;</w:t>
-      </w:r>
-    </w:p>
-    <w:p>
-      <w:pPr>
-        <w:pStyle w:val="ListBullet"/>
-        <w:ind w:firstLine="0"/>
-      </w:pPr>
-      <w:r>
-        <w:t>провести вычислительный эксперимент на наборе тестовых изображений при различных уровнях шума;</w:t>
-      </w:r>
-    </w:p>
-    <w:p>
-      <w:pPr>
-        <w:pStyle w:val="ListBullet"/>
-        <w:ind w:firstLine="0"/>
-      </w:pPr>
-      <w:r>
-        <w:t>оценить качество метода по метрикам PSNR, SSIM, EPI и по времени работы;</w:t>
-      </w:r>
-    </w:p>
-    <w:p>
-      <w:pPr>
-        <w:pStyle w:val="ListBullet"/>
-        <w:ind w:firstLine="0"/>
-      </w:pPr>
-      <w:r>
-        <w:t>сформулировать ограничения метода и направления его развития.</w:t>
-      </w:r>
-    </w:p>
-    <w:p>
-      <w:pPr>
-        <w:pStyle w:val="Heading1"/>
-      </w:pPr>
-      <w:r>
-        <w:t>1. Постановка задачи</w:t>
-      </w:r>
-    </w:p>
-    <w:p>
-      <w:pPr>
-        <w:pStyle w:val="Heading2"/>
-      </w:pPr>
-      <w:r>
-        <w:t>1.1. Модель зашумления</w:t>
-      </w:r>
-    </w:p>
-    <w:p>
-      <w:pPr>
-        <w:jc w:val="both"/>
-      </w:pPr>
-      <w:r>
-        <w:rPr>
-          <w:b w:val="0"/>
-          <w:i w:val="0"/>
-        </w:rPr>
-        <w:t>Рассматривается классическая модель аддитивного белого гауссова шума:</w:t>
-      </w:r>
-    </w:p>
-    <w:p>
-      <w:pPr>
-        <w:spacing w:before="120" w:after="120"/>
-        <w:ind w:firstLine="0"/>
-        <w:jc w:val="center"/>
-      </w:pPr>
-      <w:r>
-        <w:rPr>
-          <w:i/>
-        </w:rPr>
-        <w:t>I_шум(x, y) = I(x, y) + n(x, y),   n ~ N(0, σ²),</w:t>
-      </w:r>
-    </w:p>
-    <w:p>
-      <w:pPr>
-        <w:jc w:val="both"/>
-      </w:pPr>
-      <w:r>
-        <w:rPr>
-          <w:b w:val="0"/>
-          <w:i w:val="0"/>
-        </w:rPr>
-        <w:t>где I(x, y) — яркость исходного (эталонного) изображения, n(x, y) — независимые нормально распределённые отсчёты шума со средним 0 и среднеквадратичным отклонением σ. Яркость принимается в диапазоне 0…255. Задача сглаживания (шумоподавления) состоит в построении оценки Î(x, y) эталонного изображения по зашумлённому наблюдению, причём требуется одновременно:</w:t>
-      </w:r>
-    </w:p>
-    <w:p>
-      <w:pPr>
-        <w:pStyle w:val="ListBullet"/>
-        <w:ind w:firstLine="0"/>
-      </w:pPr>
-      <w:r>
-        <w:t>подавить флуктуации, порождённые шумом;</w:t>
-      </w:r>
-    </w:p>
-    <w:p>
-      <w:pPr>
-        <w:pStyle w:val="ListBullet"/>
-        <w:ind w:firstLine="0"/>
-      </w:pPr>
-      <w:r>
-        <w:t>не исказить границы объектов и мелкие детали реальной сцены.</w:t>
-      </w:r>
-    </w:p>
-    <w:p>
-      <w:pPr>
-        <w:jc w:val="both"/>
-      </w:pPr>
-      <w:r>
-        <w:rPr>
-          <w:b w:val="0"/>
-          <w:i w:val="0"/>
-        </w:rPr>
-        <w:t>Эти требования противоречат друг другу: любое усреднение уменьшает шум, но одновременно размывает изображение. В этом состоит основная проблема сглаживания, и именно её решает разработанный в проекте метод.</w:t>
-      </w:r>
-    </w:p>
-    <w:p>
-      <w:pPr>
-        <w:pStyle w:val="Heading2"/>
-      </w:pPr>
-      <w:r>
-        <w:t>1.2. Критерии качества</w:t>
-      </w:r>
-    </w:p>
-    <w:p>
-      <w:pPr>
-        <w:jc w:val="both"/>
-      </w:pPr>
-      <w:r>
-        <w:rPr>
-          <w:b w:val="0"/>
-          <w:i w:val="0"/>
-        </w:rPr>
-        <w:t>Для количественного сравнения методов используются следующие метрики.</w:t>
-      </w:r>
-    </w:p>
-    <w:p>
-      <w:pPr>
-        <w:jc w:val="both"/>
-      </w:pPr>
-      <w:r>
-        <w:rPr>
-          <w:b w:val="0"/>
-          <w:i w:val="0"/>
-        </w:rPr>
-        <w:t>MSE (средний квадрат ошибки) и PSNR (пиковое отношение сигнал/шум):</w:t>
-      </w:r>
-    </w:p>
-    <w:p>
-      <w:pPr>
-        <w:spacing w:before="120" w:after="120"/>
-        <w:ind w:firstLine="0"/>
-        <w:jc w:val="center"/>
-      </w:pPr>
-      <w:r>
-        <w:rPr>
-          <w:i/>
-        </w:rPr>
-        <w:t>MSE = (1/N) · Σ (I(x,y) − Î(x,y))²,      PSNR = 10 · lg (255² / MSE) [дБ].</w:t>
-      </w:r>
-    </w:p>
-    <w:p>
-      <w:pPr>
-        <w:jc w:val="both"/>
-      </w:pPr>
-      <w:r>
-        <w:rPr>
-          <w:b w:val="0"/>
-          <w:i w:val="0"/>
-        </w:rPr>
-        <w:t>Чем выше PSNR, тем ближе восстановленное изображение к эталону. Метрика чувствительна к среднеквадратичной ошибке, поэтому «выгодна» сильному сглаживанию.</w:t>
-      </w:r>
-    </w:p>
-    <w:p>
-      <w:pPr>
-        <w:jc w:val="both"/>
-      </w:pPr>
-      <w:r>
-        <w:rPr>
-          <w:b w:val="0"/>
-          <w:i w:val="0"/>
-        </w:rPr>
-        <w:t>SSIM (индекс структурного сходства, Wang и др., 2004) — усреднённое по всем пикселям локальное сравнение яркости, контраста и структуры окрестностей двух изображений:</w:t>
-      </w:r>
-    </w:p>
-    <w:p>
-      <w:pPr>
-        <w:spacing w:before="120" w:after="120"/>
-        <w:ind w:firstLine="0"/>
-        <w:jc w:val="center"/>
-      </w:pPr>
-      <w:r>
-        <w:rPr>
-          <w:i/>
-        </w:rPr>
-        <w:t>SSIM(x,y) = [(2μxμy + C1)(2σxy + C2)] / [(μx² + μy² + C1)(σx² + σy² + C2)].</w:t>
-      </w:r>
-    </w:p>
-    <w:p>
-      <w:pPr>
-        <w:jc w:val="both"/>
-      </w:pPr>
-      <w:r>
-        <w:rPr>
-          <w:b w:val="0"/>
-          <w:i w:val="0"/>
-        </w:rPr>
-        <w:t>Здесь μ — локальные средние, σ² — дисперсии, σxy — ковариация в окне 7×7 с гауссовым взвешиванием; C1, C2 — стабилизирующие константы. Значение SSIM близко к 1 у структурно похожих изображений.</w:t>
-      </w:r>
-    </w:p>
-    <w:p>
-      <w:pPr>
-        <w:jc w:val="both"/>
-      </w:pPr>
-      <w:r>
-        <w:rPr>
-          <w:b w:val="0"/>
-          <w:i w:val="0"/>
-        </w:rPr>
-        <w:t>EPI (индекс сохранения краёв) — корреляция Пирсона между высокочастотными составляющими (откликами фильтра Лапласа) эталонного и восстановленного изображений. EPI показывает, насколько хорошо сохранены границы и мелкие детали: значение, близкое к 1, означает полное сохранение структуры, значение, близкое к 0, — её полную потерю.</w:t>
-      </w:r>
-    </w:p>
-    <w:p>
-      <w:pPr>
-        <w:jc w:val="both"/>
-      </w:pPr>
-      <w:r>
-        <w:rPr>
-          <w:b w:val="0"/>
-          <w:i w:val="0"/>
-        </w:rPr>
-        <w:t>Дополнительно измеряется время работы (мс) на изображениях размера 512×512…640×480.</w:t>
-      </w:r>
-    </w:p>
-    <w:p>
-      <w:pPr>
-        <w:pStyle w:val="Heading1"/>
-      </w:pPr>
-      <w:r>
-        <w:t>2. Обзор классических методов сглаживания</w:t>
-      </w:r>
-    </w:p>
-    <w:p>
-      <w:pPr>
-        <w:pStyle w:val="Heading2"/>
-      </w:pPr>
-      <w:r>
-        <w:t>2.1. Фильтр скользящего среднего</w:t>
-      </w:r>
-    </w:p>
-    <w:p>
-      <w:pPr>
-        <w:jc w:val="both"/>
-      </w:pPr>
-      <w:r>
-        <w:rPr>
-          <w:b w:val="0"/>
-          <w:i w:val="0"/>
-        </w:rPr>
-        <w:t>Каждый пиксель заменяется средним значением по окну W размера k×k:</w:t>
-      </w:r>
-    </w:p>
-    <w:p>
-      <w:pPr>
-        <w:spacing w:before="120" w:after="120"/>
-        <w:ind w:firstLine="0"/>
-        <w:jc w:val="center"/>
-      </w:pPr>
-      <w:r>
-        <w:rPr>
-          <w:i/>
-        </w:rPr>
-        <w:t>Î(x,y) = (1/|W|) · Σ_(s,t)∈W  I(x+s, y+t).</w:t>
-      </w:r>
-    </w:p>
-    <w:p>
-      <w:pPr>
-        <w:jc w:val="both"/>
-      </w:pPr>
-      <w:r>
-        <w:rPr>
-          <w:b w:val="0"/>
-          <w:i w:val="0"/>
-        </w:rPr>
-        <w:t>Фильтр максимально прост и быстр, дисперсия шума уменьшается в |W| раз, однако изображение размывается равномерно по всем направлениям, границы «расплываются». Как показал эксперимент, на слабом шуме этот фильтр даже ухудшает результат по сравнению с зашумлённым изображением.</w:t>
-      </w:r>
-    </w:p>
-    <w:p>
-      <w:pPr>
-        <w:pStyle w:val="Heading2"/>
-      </w:pPr>
-      <w:r>
-        <w:t>2.2. Гауссов фильтр</w:t>
-      </w:r>
-    </w:p>
-    <w:p>
-      <w:pPr>
-        <w:jc w:val="both"/>
-      </w:pPr>
-      <w:r>
-        <w:rPr>
-          <w:b w:val="0"/>
-          <w:i w:val="0"/>
-        </w:rPr>
-        <w:t>Взвешенное среднее с гауссовым ядром:</w:t>
-      </w:r>
-    </w:p>
-    <w:p>
-      <w:pPr>
-        <w:spacing w:before="120" w:after="120"/>
-        <w:ind w:firstLine="0"/>
-        <w:jc w:val="center"/>
-      </w:pPr>
-      <w:r>
-        <w:rPr>
-          <w:i/>
-        </w:rPr>
-        <w:t>G(s,t) = exp( −(s² + t²) / (2σs²) ),      Î(x,y) = Σ G(s,t)·I(x+s, y+t) / Σ G(s,t).</w:t>
-      </w:r>
-    </w:p>
-    <w:p>
-      <w:pPr>
-        <w:jc w:val="both"/>
-      </w:pPr>
-      <w:r>
-        <w:rPr>
-          <w:b w:val="0"/>
-          <w:i w:val="0"/>
-        </w:rPr>
-        <w:t>Ближние пиксели влияют сильнее, поэтому переходы получаются плавнее, чем у среднего. Параметр σs задаёт масштаб размытия и является глобальным: сильнее сгладить шум — значит сильнее размыть детали.</w:t>
-      </w:r>
-    </w:p>
-    <w:p>
-      <w:pPr>
-        <w:ind w:firstLine="0"/>
-        <w:jc w:val="center"/>
-      </w:pPr>
-      <w:r>
-        <w:drawing>
-          <wp:inline xmlns:a="http://schemas.openxmlformats.org/drawingml/2006/main" xmlns:pic="http://schemas.openxmlformats.org/drawingml/2006/picture">
-            <wp:extent cx="5940000" cy="1386000"/>
-            <wp:docPr id="1" name="Picture 1"/>
-            <wp:cNvGraphicFramePr>
-              <a:graphicFrameLocks noChangeAspect="1"/>
-            </wp:cNvGraphicFramePr>
-            <a:graphic>
-              <a:graphicData uri="http://schemas.openxmlformats.org/drawingml/2006/picture">
-                <pic:pic>
-                  <pic:nvPicPr>
-                    <pic:cNvPr id="0" name="fig_visual_board.png"/>
-                    <pic:cNvPicPr/>
-                  </pic:nvPicPr>
-                  <pic:blipFill>
-                    <a:blip r:embed="rId9"/>
-                    <a:stretch>
-                      <a:fillRect/>
-                    </a:stretch>
-                  </pic:blipFill>
-                  <pic:spPr>
-                    <a:xfrm>
-                      <a:off x="0" y="0"/>
-                      <a:ext cx="5940000" cy="1386000"/>
-                    </a:xfrm>
-                    <a:prstGeom prst="rect"/>
-                  </pic:spPr>
-                </pic:pic>
-              </a:graphicData>
-            </a:graphic>
-          </wp:inline>
-        </w:drawing>
-      </w:r>
-    </w:p>
-    <w:p>
-      <w:pPr>
-        <w:spacing w:after="200"/>
-        <w:ind w:firstLine="0"/>
-        <w:jc w:val="center"/>
-      </w:pPr>
-      <w:r>
-        <w:rPr>
-          <w:i/>
-          <w:sz w:val="21"/>
-        </w:rPr>
-        <w:t>Рис. 1. Фрагмент изображения печатной платы: эталон, зашумлённое изображение (σ = 25), результаты гауссова и билатерального фильтров и разработанного метода АКСФ.</w:t>
-      </w:r>
-    </w:p>
-    <w:p>
-      <w:pPr>
-        <w:pStyle w:val="Heading2"/>
-      </w:pPr>
-      <w:r>
-        <w:t>2.3. Медианный фильтр</w:t>
-      </w:r>
-    </w:p>
-    <w:p>
-      <w:pPr>
-        <w:jc w:val="both"/>
-      </w:pPr>
-      <w:r>
-        <w:rPr>
-          <w:b w:val="0"/>
-          <w:i w:val="0"/>
-        </w:rPr>
-        <w:t>Результат — медиана значений яркости в окне. Медиана устойчива к выбросам, поэтому фильтр хорошо подавляет импульсный шум и сохраняет границы лучше, чем линейное усреднение. Однако для гауссова шума он менее эффективен, а на мелкой текстуре приводит к потере деталей и «ступенчатости».</w:t>
-      </w:r>
-    </w:p>
-    <w:p>
-      <w:pPr>
-        <w:pStyle w:val="Heading2"/>
-      </w:pPr>
-      <w:r>
-        <w:t>2.4. Билатеральный фильтр</w:t>
-      </w:r>
-    </w:p>
-    <w:p>
-      <w:pPr>
-        <w:jc w:val="both"/>
-      </w:pPr>
-      <w:r>
-        <w:rPr>
-          <w:b w:val="0"/>
-          <w:i w:val="0"/>
-        </w:rPr>
-        <w:t>Билатеральный фильтр (Tomasi, Manduchi, 1998) учитывает не только геометрическую близость пикселей, но и близость их яркостей:</w:t>
-      </w:r>
-    </w:p>
-    <w:p>
-      <w:pPr>
-        <w:spacing w:before="120" w:after="120"/>
-        <w:ind w:firstLine="0"/>
-        <w:jc w:val="center"/>
-      </w:pPr>
-      <w:r>
-        <w:rPr>
-          <w:i/>
-        </w:rPr>
-        <w:t>w(p,q) = exp(−‖p−q‖² / 2σs²) · exp(−(I(p) − I(q))² / 2σr²),   Î(p) = Σ w(p,q)·I(q) / Σ w(p,q).</w:t>
-      </w:r>
-    </w:p>
-    <w:p>
-      <w:pPr>
-        <w:jc w:val="both"/>
-      </w:pPr>
-      <w:r>
-        <w:rPr>
-          <w:b w:val="0"/>
-          <w:i w:val="0"/>
-        </w:rPr>
-        <w:t>Пиксель q, яркость которого сильно отличается от яркости центрального пикселя p, получает малый вес. Поэтому усреднение происходит только внутри областей похожей яркости, и границы объектов сохраняются. Ключевая проблема — параметр σr: если он мал, в гладких областях шум остаётся; если велик — фильтр начинает «перешагивать» через границы и размывать их. Единое значение σr для всего изображения вынуждает искать компромисс, что и подтверждают эксперименты (раздел 5): при универсальной настройке билатеральный фильтр проигрывает варианту с оптимальным подбором параметров почти на 2,3 дБ.</w:t>
-      </w:r>
-    </w:p>
-    <w:p>
-      <w:pPr>
-        <w:jc w:val="both"/>
-      </w:pPr>
-      <w:r>
-        <w:rPr>
-          <w:b w:val="0"/>
-          <w:i w:val="0"/>
-        </w:rPr>
-        <w:t>Этот недостаток и стал отправной точкой для разработки собственного метода: если подбирать σr для каждого пикселя автоматически — отдельно для гладких областей и отдельно для контуров, — можно получить качество «настроенного вручную» фильтра без ручной настройки.</w:t>
-      </w:r>
-    </w:p>
-    <w:p>
-      <w:pPr>
-        <w:pStyle w:val="Heading1"/>
-      </w:pPr>
-      <w:r>
-        <w:t>3. Разработанный метод: адаптивный контрастно-структурный фильтр (АКСФ)</w:t>
-      </w:r>
-    </w:p>
-    <w:p>
-      <w:pPr>
-        <w:pStyle w:val="Heading2"/>
-      </w:pPr>
-      <w:r>
-        <w:t>3.1. Основная идея</w:t>
-      </w:r>
-    </w:p>
-    <w:p>
-      <w:pPr>
-        <w:jc w:val="both"/>
-      </w:pPr>
-      <w:r>
-        <w:rPr>
-          <w:b w:val="0"/>
-          <w:i w:val="0"/>
-        </w:rPr>
-        <w:t>Предлагаемый метод — адаптивный контрастно-структурный фильтр (АКСФ) — развивает идею билатерального фильтра, но делает его параметр σr зависящим от координат. Он работает в три этапа:</w:t>
-      </w:r>
-    </w:p>
-    <w:p>
-      <w:pPr>
-        <w:pStyle w:val="ListBullet"/>
-        <w:ind w:firstLine="0"/>
-      </w:pPr>
-      <w:r>
-        <w:t>автоматическая оценка уровня шума σ̂ по самому зашумлённому изображению;</w:t>
-      </w:r>
-    </w:p>
-    <w:p>
-      <w:pPr>
-        <w:pStyle w:val="ListBullet"/>
-        <w:ind w:firstLine="0"/>
-      </w:pPr>
-      <w:r>
-        <w:t>построение карты локальной структурной активности A(p), очищенной от вклада шума;</w:t>
-      </w:r>
-    </w:p>
-    <w:p>
-      <w:pPr>
-        <w:pStyle w:val="ListBullet"/>
-        <w:ind w:firstLine="0"/>
-      </w:pPr>
-      <w:r>
-        <w:t>сглаживание с адаптивным параметром σr(p), который вычисляется по A(p) в каждой точке.</w:t>
-      </w:r>
-    </w:p>
-    <w:p>
-      <w:pPr>
-        <w:jc w:val="both"/>
-      </w:pPr>
-      <w:r>
-        <w:rPr>
-          <w:b w:val="0"/>
-          <w:i w:val="0"/>
-        </w:rPr>
-        <w:t>Таким образом, метод не требует знания уровня шума и не требует ручного подбора параметров: все настройки выполняются автоматически по содержимому изображения.</w:t>
-      </w:r>
-    </w:p>
-    <w:p>
-      <w:pPr>
-        <w:pStyle w:val="Heading2"/>
-      </w:pPr>
-      <w:r>
-        <w:t>3.2. Автоматическая оценка уровня шума</w:t>
-      </w:r>
-    </w:p>
-    <w:p>
-      <w:pPr>
-        <w:jc w:val="both"/>
-      </w:pPr>
-      <w:r>
-        <w:rPr>
-          <w:b w:val="0"/>
-          <w:i w:val="0"/>
-        </w:rPr>
-        <w:t>Используется оценка Иммеркера (1996), вычисляемая по отклику маски Лапласа:</w:t>
-      </w:r>
-    </w:p>
-    <w:p>
-      <w:pPr>
-        <w:spacing w:before="120" w:after="120"/>
-        <w:ind w:firstLine="0"/>
-        <w:jc w:val="center"/>
-      </w:pPr>
-      <w:r>
-        <w:rPr>
-          <w:i/>
-        </w:rPr>
-        <w:t>L = [1 −2 1; −2 4 −2; 1 −2 1],      σ̂ = sqrt(π/2) · Σ|I ∗ L| / (6·(W−2)·(H−2)).</w:t>
-      </w:r>
-    </w:p>
-    <w:p>
-      <w:pPr>
-        <w:jc w:val="both"/>
-      </w:pPr>
-      <w:r>
-        <w:rPr>
-          <w:b w:val="0"/>
-          <w:i w:val="0"/>
-        </w:rPr>
-        <w:t>Метод не требует эталона и работает по одной реализации зашумлённого изображения. На гладких изображениях оценка точна; на сильно текстурированных она завышена, так как текстура даёт вклад в лапласиан (этот эффект измерен в разделе 5.5 и разобран в разделе 6).</w:t>
-      </w:r>
-    </w:p>
-    <w:p>
-      <w:pPr>
-        <w:pStyle w:val="Heading2"/>
-      </w:pPr>
-      <w:r>
-        <w:t>3.3. Карта структурной активности</w:t>
-      </w:r>
-    </w:p>
-    <w:p>
-      <w:pPr>
-        <w:jc w:val="both"/>
-      </w:pPr>
-      <w:r>
-        <w:rPr>
-          <w:b w:val="0"/>
-          <w:i w:val="0"/>
-        </w:rPr>
-        <w:t>Для каждого пикселя в окне (2r+1)×(2r+1) вычисляется выборочная дисперсия яркости V(p). В зашумлённом изображении она складывается из дисперсии полезного сигнала и дисперсии шума σ̂². Поэтому оценка структурной активности — «полезной» локальной изменчивости — записывается как</w:t>
-      </w:r>
-    </w:p>
-    <w:p>
-      <w:pPr>
-        <w:spacing w:before="120" w:after="120"/>
-        <w:ind w:firstLine="0"/>
-        <w:jc w:val="center"/>
-      </w:pPr>
-      <w:r>
-        <w:rPr>
-          <w:i/>
-        </w:rPr>
-        <w:t>A(p) = sqrt( max(0, V(p) − σ̂²) ),</w:t>
-      </w:r>
-    </w:p>
-    <w:p>
-      <w:pPr>
-        <w:jc w:val="both"/>
-      </w:pPr>
-      <w:r>
-        <w:rPr>
-          <w:b w:val="0"/>
-          <w:i w:val="0"/>
-        </w:rPr>
-        <w:t>где V(p) — несмещённая выборочная дисперсия в окне. Величина A(p) близка к нулю в гладких областях (там наблюдается только шум) и велика на контурах, текстурах и мелких деталях. Вычитание σ̂² — важная деталь: без него шум в гладких областях «маскировался» бы под структуру.</w:t>
-      </w:r>
-    </w:p>
-    <w:p>
-      <w:pPr>
-        <w:pStyle w:val="Heading2"/>
-      </w:pPr>
-      <w:r>
-        <w:t>3.4. Адаптивный параметр сглаживания</w:t>
-      </w:r>
-    </w:p>
-    <w:p>
-      <w:pPr>
-        <w:jc w:val="both"/>
-      </w:pPr>
-      <w:r>
-        <w:rPr>
-          <w:b w:val="0"/>
-          <w:i w:val="0"/>
-        </w:rPr>
-        <w:t>Параметр диапазонного веса вычисляется в каждой точке по правилу</w:t>
-      </w:r>
-    </w:p>
-    <w:p>
-      <w:pPr>
-        <w:spacing w:before="120" w:after="120"/>
-        <w:ind w:firstLine="0"/>
-        <w:jc w:val="center"/>
-      </w:pPr>
-      <w:r>
-        <w:rPr>
-          <w:i/>
-        </w:rPr>
-        <w:t>σr(p) = σ̂ · ( k_min + (k_max − k_min) · exp( −(A(p) / (c·σ̂))² ) ),</w:t>
-      </w:r>
-    </w:p>
-    <w:p>
-      <w:pPr>
-        <w:jc w:val="both"/>
-      </w:pPr>
-      <w:r>
-        <w:rPr>
-          <w:b w:val="0"/>
-          <w:i w:val="0"/>
-        </w:rPr>
-        <w:t>где k_min, k_max — нижний и верхний безразмерные коэффициенты, c — ширина зоны перехода (в единицах σ̂). Логика правила:</w:t>
-      </w:r>
-    </w:p>
-    <w:p>
-      <w:pPr>
-        <w:pStyle w:val="ListBullet"/>
-        <w:ind w:firstLine="0"/>
-      </w:pPr>
-      <w:r>
-        <w:t>в гладкой области A(p) ≈ 0, поэтому σr(p) ≈ k_max·σ̂: сглаживание сильное, шум подавляется уверенно;</w:t>
-      </w:r>
-    </w:p>
-    <w:p>
-      <w:pPr>
-        <w:pStyle w:val="ListBullet"/>
-        <w:ind w:firstLine="0"/>
-      </w:pPr>
-      <w:r>
-        <w:t>на контуре A(p) ≫ σ̂, экспонента стремится к нулю, поэтому σr(p) ≈ k_min·σ̂: сглаживание становится «осторожным» и структура почти не размывается;</w:t>
-      </w:r>
-    </w:p>
-    <w:p>
-      <w:pPr>
-        <w:pStyle w:val="ListBullet"/>
-        <w:ind w:firstLine="0"/>
-      </w:pPr>
-      <w:r>
-        <w:t>переход между режимами плавный, что исключает появление артефактов на границах областей.</w:t>
-      </w:r>
-    </w:p>
-    <w:p>
-      <w:pPr>
-        <w:jc w:val="both"/>
-      </w:pPr>
-      <w:r>
-        <w:rPr>
-          <w:b w:val="0"/>
-          <w:i w:val="0"/>
-        </w:rPr>
-        <w:t>Принципиально, что коэффициенты k_min, k_max и c безразмерны: они выражаются в единицах σ̂. Поэтому один и тот же набор параметров работает при любом уровне шума и на любом изображении — в этом и состоит самонастройка метода.</w:t>
-      </w:r>
-    </w:p>
-    <w:p>
-      <w:pPr>
-        <w:pStyle w:val="Heading2"/>
-      </w:pPr>
-      <w:r>
-        <w:t>3.5. Параметры метода</w:t>
-      </w:r>
-    </w:p>
-    <w:tbl>
-      <w:tblPr>
-        <w:tblStyle w:val="TableGrid"/>
-        <w:tblW w:type="auto" w:w="0"/>
-        <w:jc w:val="center"/>
-        <w:tblLook w:firstColumn="1" w:firstRow="1" w:lastColumn="0" w:lastRow="0" w:noHBand="0" w:noVBand="1" w:val="04A0"/>
-      </w:tblPr>
-      <w:tblGrid>
-        <w:gridCol w:w="3324"/>
-        <w:gridCol w:w="3324"/>
-        <w:gridCol w:w="3324"/>
-      </w:tblGrid>
-      <w:tr>
-        <w:tc>
-          <w:tcPr>
-            <w:tcW w:type="dxa" w:w="1701"/>
-          </w:tcPr>
-          <w:p>
-            <w:pPr>
-              <w:ind w:firstLine="0"/>
-              <w:jc w:val="center"/>
-            </w:pPr>
-            <w:r/>
-            <w:r>
-              <w:rPr>
-                <w:b/>
-                <w:sz w:val="21"/>
-              </w:rPr>
-              <w:t>Параметр</w:t>
-            </w:r>
-          </w:p>
-        </w:tc>
-        <w:tc>
-          <w:tcPr>
-            <w:tcW w:type="dxa" w:w="5102"/>
-          </w:tcPr>
-          <w:p>
-            <w:pPr>
-              <w:ind w:firstLine="0"/>
-              <w:jc w:val="center"/>
-            </w:pPr>
-            <w:r/>
-            <w:r>
-              <w:rPr>
-                <w:b/>
-                <w:sz w:val="21"/>
-              </w:rPr>
-              <w:t>Смысл</w:t>
-            </w:r>
-          </w:p>
-        </w:tc>
-        <w:tc>
-          <w:tcPr>
-            <w:tcW w:type="dxa" w:w="2268"/>
-          </w:tcPr>
-          <w:p>
-            <w:pPr>
-              <w:ind w:firstLine="0"/>
-              <w:jc w:val="center"/>
-            </w:pPr>
-            <w:r/>
-            <w:r>
-              <w:rPr>
-                <w:b/>
-                <w:sz w:val="21"/>
-              </w:rPr>
-              <w:t>Значение</w:t>
-            </w:r>
-          </w:p>
-        </w:tc>
-      </w:tr>
-      <w:tr>
-        <w:tc>
-          <w:tcPr>
-            <w:tcW w:type="dxa" w:w="1701"/>
-          </w:tcPr>
-          <w:p>
-            <w:pPr>
-              <w:ind w:firstLine="0"/>
-              <w:jc w:val="left"/>
-            </w:pPr>
-            <w:r>
-              <w:rPr>
-                <w:sz w:val="21"/>
-              </w:rPr>
-              <w:t>σs</w:t>
-            </w:r>
-          </w:p>
-        </w:tc>
-        <w:tc>
-          <w:tcPr>
-            <w:tcW w:type="dxa" w:w="5102"/>
-          </w:tcPr>
-          <w:p>
-            <w:pPr>
-              <w:ind w:firstLine="0"/>
-              <w:jc w:val="center"/>
-            </w:pPr>
-            <w:r>
-              <w:rPr>
-                <w:sz w:val="21"/>
-              </w:rPr>
-              <w:t>пространственный масштаб гауссова ядра</w:t>
-            </w:r>
-          </w:p>
-        </w:tc>
-        <w:tc>
-          <w:tcPr>
-            <w:tcW w:type="dxa" w:w="2268"/>
-          </w:tcPr>
-          <w:p>
-            <w:pPr>
-              <w:ind w:firstLine="0"/>
-              <w:jc w:val="center"/>
-            </w:pPr>
-            <w:r>
-              <w:rPr>
-                <w:sz w:val="21"/>
-              </w:rPr>
-              <w:t>2,0</w:t>
-            </w:r>
-          </w:p>
-        </w:tc>
-      </w:tr>
-      <w:tr>
-        <w:tc>
-          <w:tcPr>
-            <w:tcW w:type="dxa" w:w="1701"/>
-          </w:tcPr>
-          <w:p>
-            <w:pPr>
-              <w:ind w:firstLine="0"/>
-              <w:jc w:val="left"/>
-            </w:pPr>
-            <w:r>
-              <w:rPr>
-                <w:sz w:val="21"/>
-              </w:rPr>
-              <w:t>r</w:t>
-            </w:r>
-          </w:p>
-        </w:tc>
-        <w:tc>
-          <w:tcPr>
-            <w:tcW w:type="dxa" w:w="5102"/>
-          </w:tcPr>
-          <w:p>
-            <w:pPr>
-              <w:ind w:firstLine="0"/>
-              <w:jc w:val="center"/>
-            </w:pPr>
-            <w:r>
-              <w:rPr>
-                <w:sz w:val="21"/>
-              </w:rPr>
-              <w:t>радиус окна фильтрации</w:t>
-            </w:r>
-          </w:p>
-        </w:tc>
-        <w:tc>
-          <w:tcPr>
-            <w:tcW w:type="dxa" w:w="2268"/>
-          </w:tcPr>
-          <w:p>
-            <w:pPr>
-              <w:ind w:firstLine="0"/>
-              <w:jc w:val="center"/>
-            </w:pPr>
-            <w:r>
-              <w:rPr>
-                <w:sz w:val="21"/>
-              </w:rPr>
-              <w:t>5 (окно 11×11)</w:t>
-            </w:r>
-          </w:p>
-        </w:tc>
-      </w:tr>
-      <w:tr>
-        <w:tc>
-          <w:tcPr>
-            <w:tcW w:type="dxa" w:w="1701"/>
-          </w:tcPr>
-          <w:p>
-            <w:pPr>
-              <w:ind w:firstLine="0"/>
-              <w:jc w:val="left"/>
-            </w:pPr>
-            <w:r>
-              <w:rPr>
-                <w:sz w:val="21"/>
-              </w:rPr>
-              <w:t>r_struct</w:t>
-            </w:r>
-          </w:p>
-        </w:tc>
-        <w:tc>
-          <w:tcPr>
-            <w:tcW w:type="dxa" w:w="5102"/>
-          </w:tcPr>
-          <w:p>
-            <w:pPr>
-              <w:ind w:firstLine="0"/>
-              <w:jc w:val="center"/>
-            </w:pPr>
-            <w:r>
-              <w:rPr>
-                <w:sz w:val="21"/>
-              </w:rPr>
-              <w:t>радиус окна оценки активности</w:t>
-            </w:r>
-          </w:p>
-        </w:tc>
-        <w:tc>
-          <w:tcPr>
-            <w:tcW w:type="dxa" w:w="2268"/>
-          </w:tcPr>
-          <w:p>
-            <w:pPr>
-              <w:ind w:firstLine="0"/>
-              <w:jc w:val="center"/>
-            </w:pPr>
-            <w:r>
-              <w:rPr>
-                <w:sz w:val="21"/>
-              </w:rPr>
-              <w:t>2 (окно 5×5)</w:t>
-            </w:r>
-          </w:p>
-        </w:tc>
-      </w:tr>
-      <w:tr>
-        <w:tc>
-          <w:tcPr>
-            <w:tcW w:type="dxa" w:w="1701"/>
-          </w:tcPr>
-          <w:p>
-            <w:pPr>
-              <w:ind w:firstLine="0"/>
-              <w:jc w:val="left"/>
-            </w:pPr>
-            <w:r>
-              <w:rPr>
-                <w:sz w:val="21"/>
-              </w:rPr>
-              <w:t>k_min</w:t>
-            </w:r>
-          </w:p>
-        </w:tc>
-        <w:tc>
-          <w:tcPr>
-            <w:tcW w:type="dxa" w:w="5102"/>
-          </w:tcPr>
-          <w:p>
-            <w:pPr>
-              <w:ind w:firstLine="0"/>
-              <w:jc w:val="center"/>
-            </w:pPr>
-            <w:r>
-              <w:rPr>
-                <w:sz w:val="21"/>
-              </w:rPr>
-              <w:t>коэффициент σr на контурах</w:t>
-            </w:r>
-          </w:p>
-        </w:tc>
-        <w:tc>
-          <w:tcPr>
-            <w:tcW w:type="dxa" w:w="2268"/>
-          </w:tcPr>
-          <w:p>
-            <w:pPr>
-              <w:ind w:firstLine="0"/>
-              <w:jc w:val="center"/>
-            </w:pPr>
-            <w:r>
-              <w:rPr>
-                <w:sz w:val="21"/>
-              </w:rPr>
-              <w:t>0,7</w:t>
-            </w:r>
-          </w:p>
-        </w:tc>
-      </w:tr>
-      <w:tr>
-        <w:tc>
-          <w:tcPr>
-            <w:tcW w:type="dxa" w:w="1701"/>
-          </w:tcPr>
-          <w:p>
-            <w:pPr>
-              <w:ind w:firstLine="0"/>
-              <w:jc w:val="left"/>
-            </w:pPr>
-            <w:r>
-              <w:rPr>
-                <w:sz w:val="21"/>
-              </w:rPr>
-              <w:t>k_max</w:t>
-            </w:r>
-          </w:p>
-        </w:tc>
-        <w:tc>
-          <w:tcPr>
-            <w:tcW w:type="dxa" w:w="5102"/>
-          </w:tcPr>
-          <w:p>
-            <w:pPr>
-              <w:ind w:firstLine="0"/>
-              <w:jc w:val="center"/>
-            </w:pPr>
-            <w:r>
-              <w:rPr>
-                <w:sz w:val="21"/>
-              </w:rPr>
-              <w:t>коэффициент σr в гладких областях</w:t>
-            </w:r>
-          </w:p>
-        </w:tc>
-        <w:tc>
-          <w:tcPr>
-            <w:tcW w:type="dxa" w:w="2268"/>
-          </w:tcPr>
-          <w:p>
-            <w:pPr>
-              <w:ind w:firstLine="0"/>
-              <w:jc w:val="center"/>
-            </w:pPr>
-            <w:r>
-              <w:rPr>
-                <w:sz w:val="21"/>
-              </w:rPr>
-              <w:t>3,2</w:t>
-            </w:r>
-          </w:p>
-        </w:tc>
-      </w:tr>
-      <w:tr>
-        <w:tc>
-          <w:tcPr>
-            <w:tcW w:type="dxa" w:w="1701"/>
-          </w:tcPr>
-          <w:p>
-            <w:pPr>
-              <w:ind w:firstLine="0"/>
-              <w:jc w:val="left"/>
-            </w:pPr>
-            <w:r>
-              <w:rPr>
-                <w:sz w:val="21"/>
-              </w:rPr>
-              <w:t>c</w:t>
-            </w:r>
-          </w:p>
-        </w:tc>
-        <w:tc>
-          <w:tcPr>
-            <w:tcW w:type="dxa" w:w="5102"/>
-          </w:tcPr>
-          <w:p>
-            <w:pPr>
-              <w:ind w:firstLine="0"/>
-              <w:jc w:val="center"/>
-            </w:pPr>
-            <w:r>
-              <w:rPr>
-                <w:sz w:val="21"/>
-              </w:rPr>
-              <w:t>ширина зоны перехода</w:t>
-            </w:r>
-          </w:p>
-        </w:tc>
-        <w:tc>
-          <w:tcPr>
-            <w:tcW w:type="dxa" w:w="2268"/>
-          </w:tcPr>
-          <w:p>
-            <w:pPr>
-              <w:ind w:firstLine="0"/>
-              <w:jc w:val="center"/>
-            </w:pPr>
-            <w:r>
-              <w:rPr>
-                <w:sz w:val="21"/>
-              </w:rPr>
-              <w:t>1,2</w:t>
-            </w:r>
-          </w:p>
-        </w:tc>
-      </w:tr>
-    </w:tbl>
-    <w:p>
-      <w:pPr>
-        <w:spacing w:after="200"/>
-        <w:ind w:firstLine="0"/>
-        <w:jc w:val="center"/>
-      </w:pPr>
-      <w:r>
-        <w:rPr>
-          <w:i/>
-          <w:sz w:val="21"/>
-        </w:rPr>
-        <w:t>Таблица 1. Параметры АКСФ. Значения выбраны однократно по обучающим уровням шума σ = 20 и 30 (раздел 5.2) и далее не изменялись.</w:t>
-      </w:r>
-    </w:p>
-    <w:p>
-      <w:pPr>
-        <w:pStyle w:val="Heading1"/>
-      </w:pPr>
-      <w:r>
-        <w:t>4. Программная реализация</w:t>
-      </w:r>
-    </w:p>
-    <w:p>
-      <w:pPr>
-        <w:jc w:val="both"/>
-      </w:pPr>
-      <w:r>
-        <w:rPr>
-          <w:b w:val="0"/>
-          <w:i w:val="0"/>
-        </w:rPr>
-        <w:t>Метод реализован на языке Rust. Rust выбран из-за высокой скорости вычислений, сопоставимой с C, и строгой статической типизации, исключающей целый класс ошибок. Проект оформлен как консольная программа с подкомандами и состоит из шести модулей (около 1200 строк):</w:t>
-      </w:r>
-    </w:p>
-    <w:tbl>
-      <w:tblPr>
-        <w:tblStyle w:val="TableGrid"/>
-        <w:tblW w:type="auto" w:w="0"/>
-        <w:jc w:val="center"/>
-        <w:tblLook w:firstColumn="1" w:firstRow="1" w:lastColumn="0" w:lastRow="0" w:noHBand="0" w:noVBand="1" w:val="04A0"/>
-      </w:tblPr>
-      <w:tblGrid>
-        <w:gridCol w:w="4986"/>
-        <w:gridCol w:w="4986"/>
-      </w:tblGrid>
-      <w:tr>
-        <w:tc>
-          <w:tcPr>
-            <w:tcW w:type="dxa" w:w="1984"/>
-          </w:tcPr>
-          <w:p>
-            <w:pPr>
-              <w:ind w:firstLine="0"/>
-              <w:jc w:val="center"/>
-            </w:pPr>
-            <w:r/>
-            <w:r>
-              <w:rPr>
-                <w:b/>
-                <w:sz w:val="21"/>
-              </w:rPr>
-              <w:t>Модуль</w:t>
-            </w:r>
-          </w:p>
-        </w:tc>
-        <w:tc>
-          <w:tcPr>
-            <w:tcW w:type="dxa" w:w="7087"/>
-          </w:tcPr>
-          <w:p>
-            <w:pPr>
-              <w:ind w:firstLine="0"/>
-              <w:jc w:val="center"/>
-            </w:pPr>
-            <w:r/>
-            <w:r>
-              <w:rPr>
-                <w:b/>
-                <w:sz w:val="21"/>
-              </w:rPr>
-              <w:t>Назначение</w:t>
-            </w:r>
-          </w:p>
-        </w:tc>
-      </w:tr>
-      <w:tr>
-        <w:tc>
-          <w:tcPr>
-            <w:tcW w:type="dxa" w:w="1984"/>
-          </w:tcPr>
-          <w:p>
-            <w:pPr>
-              <w:ind w:firstLine="0"/>
-              <w:jc w:val="left"/>
-            </w:pPr>
-            <w:r>
-              <w:rPr>
-                <w:sz w:val="21"/>
-              </w:rPr>
-              <w:t>img.rs</w:t>
-            </w:r>
-          </w:p>
-        </w:tc>
-        <w:tc>
-          <w:tcPr>
-            <w:tcW w:type="dxa" w:w="7087"/>
-          </w:tcPr>
-          <w:p>
-            <w:pPr>
-              <w:ind w:firstLine="0"/>
-              <w:jc w:val="center"/>
-            </w:pPr>
-            <w:r>
-              <w:rPr>
-                <w:sz w:val="21"/>
-              </w:rPr>
-              <w:t>загрузка/сохранение изображений, полутоновое представление в f32</w:t>
-            </w:r>
-          </w:p>
-        </w:tc>
-      </w:tr>
-      <w:tr>
-        <w:tc>
-          <w:tcPr>
-            <w:tcW w:type="dxa" w:w="1984"/>
-          </w:tcPr>
-          <w:p>
-            <w:pPr>
-              <w:ind w:firstLine="0"/>
-              <w:jc w:val="left"/>
-            </w:pPr>
-            <w:r>
-              <w:rPr>
-                <w:sz w:val="21"/>
-              </w:rPr>
-              <w:t>noise.rs</w:t>
-            </w:r>
-          </w:p>
-        </w:tc>
-        <w:tc>
-          <w:tcPr>
-            <w:tcW w:type="dxa" w:w="7087"/>
-          </w:tcPr>
-          <w:p>
-            <w:pPr>
-              <w:ind w:firstLine="0"/>
-              <w:jc w:val="center"/>
-            </w:pPr>
-            <w:r>
-              <w:rPr>
-                <w:sz w:val="21"/>
-              </w:rPr>
-              <w:t>генератор гауссова шума (xorshift64* + Бокс—Мюллер), воспроизводимость по seed</w:t>
-            </w:r>
-          </w:p>
-        </w:tc>
-      </w:tr>
-      <w:tr>
-        <w:tc>
-          <w:tcPr>
-            <w:tcW w:type="dxa" w:w="1984"/>
-          </w:tcPr>
-          <w:p>
-            <w:pPr>
-              <w:ind w:firstLine="0"/>
-              <w:jc w:val="left"/>
-            </w:pPr>
-            <w:r>
-              <w:rPr>
-                <w:sz w:val="21"/>
-              </w:rPr>
-              <w:t>metrics.rs</w:t>
-            </w:r>
-          </w:p>
-        </w:tc>
-        <w:tc>
-          <w:tcPr>
-            <w:tcW w:type="dxa" w:w="7087"/>
-          </w:tcPr>
-          <w:p>
-            <w:pPr>
-              <w:ind w:firstLine="0"/>
-              <w:jc w:val="center"/>
-            </w:pPr>
-            <w:r>
-              <w:rPr>
-                <w:sz w:val="21"/>
-              </w:rPr>
-              <w:t>метрики PSNR, SSIM, EPI, MSE; оценка уровня шума по Иммеркеру</w:t>
-            </w:r>
-          </w:p>
-        </w:tc>
-      </w:tr>
-      <w:tr>
-        <w:tc>
-          <w:tcPr>
-            <w:tcW w:type="dxa" w:w="1984"/>
-          </w:tcPr>
-          <w:p>
-            <w:pPr>
-              <w:ind w:firstLine="0"/>
-              <w:jc w:val="left"/>
-            </w:pPr>
-            <w:r>
-              <w:rPr>
-                <w:sz w:val="21"/>
-              </w:rPr>
-              <w:t>filters.rs</w:t>
-            </w:r>
-          </w:p>
-        </w:tc>
-        <w:tc>
-          <w:tcPr>
-            <w:tcW w:type="dxa" w:w="7087"/>
-          </w:tcPr>
-          <w:p>
-            <w:pPr>
-              <w:ind w:firstLine="0"/>
-              <w:jc w:val="center"/>
-            </w:pPr>
-            <w:r>
-              <w:rPr>
-                <w:sz w:val="21"/>
-              </w:rPr>
-              <w:t>среднее, гауссов, медианный, билатеральный фильтры и АКСФ</w:t>
-            </w:r>
-          </w:p>
-        </w:tc>
-      </w:tr>
-      <w:tr>
-        <w:tc>
-          <w:tcPr>
-            <w:tcW w:type="dxa" w:w="1984"/>
-          </w:tcPr>
-          <w:p>
-            <w:pPr>
-              <w:ind w:firstLine="0"/>
-              <w:jc w:val="left"/>
-            </w:pPr>
-            <w:r>
-              <w:rPr>
-                <w:sz w:val="21"/>
-              </w:rPr>
-              <w:t>experiment.rs</w:t>
-            </w:r>
-          </w:p>
-        </w:tc>
-        <w:tc>
-          <w:tcPr>
-            <w:tcW w:type="dxa" w:w="7087"/>
-          </w:tcPr>
-          <w:p>
-            <w:pPr>
-              <w:ind w:firstLine="0"/>
-              <w:jc w:val="center"/>
-            </w:pPr>
-            <w:r>
-              <w:rPr>
-                <w:sz w:val="21"/>
-              </w:rPr>
-              <w:t>проведение экспериментов, калибровка параметров</w:t>
-            </w:r>
-          </w:p>
-        </w:tc>
-      </w:tr>
-      <w:tr>
-        <w:tc>
-          <w:tcPr>
-            <w:tcW w:type="dxa" w:w="1984"/>
-          </w:tcPr>
-          <w:p>
-            <w:pPr>
-              <w:ind w:firstLine="0"/>
-              <w:jc w:val="left"/>
-            </w:pPr>
-            <w:r>
-              <w:rPr>
-                <w:sz w:val="21"/>
-              </w:rPr>
-              <w:t>main.rs</w:t>
-            </w:r>
-          </w:p>
-        </w:tc>
-        <w:tc>
-          <w:tcPr>
-            <w:tcW w:type="dxa" w:w="7087"/>
-          </w:tcPr>
-          <w:p>
-            <w:pPr>
-              <w:ind w:firstLine="0"/>
-              <w:jc w:val="center"/>
-            </w:pPr>
-            <w:r>
-              <w:rPr>
-                <w:sz w:val="21"/>
-              </w:rPr>
-              <w:t>интерфейс командной строки</w:t>
-            </w:r>
-          </w:p>
-        </w:tc>
-      </w:tr>
-    </w:tbl>
-    <w:p>
-      <w:pPr>
-        <w:spacing w:after="200"/>
-        <w:ind w:firstLine="0"/>
-        <w:jc w:val="center"/>
-      </w:pPr>
-      <w:r>
-        <w:rPr>
-          <w:i/>
-          <w:sz w:val="21"/>
-        </w:rPr>
-        <w:t>Таблица 2. Структура программного проекта.</w:t>
-      </w:r>
-    </w:p>
-    <w:p>
-      <w:pPr>
-        <w:jc w:val="both"/>
-      </w:pPr>
-      <w:r>
-        <w:rPr>
-          <w:b w:val="0"/>
-          <w:i w:val="0"/>
-        </w:rPr>
-        <w:t>Единственная внешняя библиотека — крейт image (чтение и запись форматов PNG/JPEG/BMP); все алгоритмы обработки, метрики и генератор шума написаны самостоятельно. Эксперимент полностью воспроизводим: при одном и том же seed зашумлённое изображение получается одинаковым при каждом запуске программы.</w:t>
-      </w:r>
-    </w:p>
-    <w:p>
-      <w:pPr>
-        <w:jc w:val="both"/>
-      </w:pPr>
-      <w:r>
-        <w:rPr>
-          <w:b w:val="0"/>
-          <w:i w:val="0"/>
-        </w:rPr>
-        <w:t>Примеры команд запуска приведены в приложении А, ключевой фрагмент реализации — в приложении Б. Среднее время обработки изображения 512×512 приведено в разделе 6.4. Помимо экспериментального режима, программа поддерживает обработку произвольных пользовательских изображений: команда demo обрабатывает все файлы из указанного каталога всеми методами сразу, а флаг --rgb включает цветной режим (каналы R, G и B обрабатываются по отдельности). Это позволяет применять разработанный метод, например, к личным фотографиям и наглядно демонстрировать его работу.</w:t>
-      </w:r>
-    </w:p>
-    <w:p>
-      <w:pPr>
-        <w:pStyle w:val="Heading1"/>
-      </w:pPr>
-      <w:r>
-        <w:t>5. Экспериментальное исследование</w:t>
-      </w:r>
-    </w:p>
-    <w:p>
-      <w:pPr>
-        <w:pStyle w:val="Heading2"/>
-      </w:pPr>
-      <w:r>
-        <w:t>5.1. Методика эксперимента</w:t>
-      </w:r>
-    </w:p>
-    <w:p>
-      <w:pPr>
-        <w:jc w:val="both"/>
-      </w:pPr>
-      <w:r>
-        <w:rPr>
-          <w:b w:val="0"/>
-          <w:i w:val="0"/>
-        </w:rPr>
-        <w:t>Использованы три стандартных тестовых изображения в полутоновом виде: бабуин (сильная мелкая текстура), плата (множество тонких линий и мелких деталей), фрукты (крупные гладкие области с зернистой текстурой). Одно из изображений показано на рис. 2.</w:t>
-      </w:r>
-    </w:p>
-    <w:p>
-      <w:pPr>
-        <w:ind w:firstLine="0"/>
-        <w:jc w:val="center"/>
-      </w:pPr>
-      <w:r>
-        <w:drawing>
-          <wp:inline xmlns:a="http://schemas.openxmlformats.org/drawingml/2006/main" xmlns:pic="http://schemas.openxmlformats.org/drawingml/2006/picture">
-            <wp:extent cx="5940000" cy="1386000"/>
-            <wp:docPr id="2" name="Picture 2"/>
-            <wp:cNvGraphicFramePr>
-              <a:graphicFrameLocks noChangeAspect="1"/>
-            </wp:cNvGraphicFramePr>
-            <a:graphic>
-              <a:graphicData uri="http://schemas.openxmlformats.org/drawingml/2006/picture">
-                <pic:pic>
-                  <pic:nvPicPr>
-                    <pic:cNvPr id="0" name="fig_visual_baboon.png"/>
-                    <pic:cNvPicPr/>
-                  </pic:nvPicPr>
-                  <pic:blipFill>
-                    <a:blip r:embed="rId10"/>
-                    <a:stretch>
-                      <a:fillRect/>
-                    </a:stretch>
-                  </pic:blipFill>
-                  <pic:spPr>
-                    <a:xfrm>
-                      <a:off x="0" y="0"/>
-                      <a:ext cx="5940000" cy="1386000"/>
-                    </a:xfrm>
-                    <a:prstGeom prst="rect"/>
-                  </pic:spPr>
-                </pic:pic>
-              </a:graphicData>
-            </a:graphic>
-          </wp:inline>
-        </w:drawing>
-      </w:r>
-    </w:p>
-    <w:p>
-      <w:pPr>
-        <w:spacing w:after="200"/>
-        <w:ind w:firstLine="0"/>
-        <w:jc w:val="center"/>
-      </w:pPr>
-      <w:r>
-        <w:rPr>
-          <w:i/>
-          <w:sz w:val="21"/>
-        </w:rPr>
-        <w:t>Рис. 2. Пример тестовой сцены (бабуин): эталон, зашумлённое изображение и результаты фильтров.</w:t>
-      </w:r>
-    </w:p>
-    <w:p>
-      <w:pPr>
-        <w:jc w:val="both"/>
-      </w:pPr>
-      <w:r>
-        <w:rPr>
-          <w:b w:val="0"/>
-          <w:i w:val="0"/>
-        </w:rPr>
-        <w:t>Уровни шума: σ = 10, 20, 25, 30, 40 (единиц яркости). Сравнивались: фильтр среднего 5×5, гауссов фильтр (σs = 1,5, r = 3), медианный фильтр 5×5, классический билатеральный фильтр с универсальным параметром σr = σ̂, а также два контрольных варианта: билатеральный фильтр «оракул» с подбором параметров по сетке под каждую задачу и АКСФ. Все метрики вычисляются одной и той же программой относительно эталонного изображения.</w:t>
-      </w:r>
-    </w:p>
-    <w:p>
-      <w:pPr>
-        <w:jc w:val="both"/>
-      </w:pPr>
-      <w:r>
-        <w:rPr>
-          <w:b w:val="0"/>
-          <w:i w:val="0"/>
-        </w:rPr>
-        <w:t>Отдельно отмечено, что вариант «оракул» служит верхней границей для методов семейства билатерального фильтра: его параметры подбираются отдельно для каждого изображения и каждого уровня шума таким образом, чтобы PSNR был максимальным. На практике такой подбор невозможен (эталонный сигнал неизвестен), поэтому «оракул» используется только как точка отсчёта.</w:t>
-      </w:r>
-    </w:p>
-    <w:p>
-      <w:pPr>
-        <w:pStyle w:val="Heading2"/>
-      </w:pPr>
-      <w:r>
-        <w:t>5.2. Калибровка параметров метода</w:t>
-      </w:r>
-    </w:p>
-    <w:p>
-      <w:pPr>
-        <w:jc w:val="both"/>
-      </w:pPr>
-      <w:r>
-        <w:rPr>
-          <w:b w:val="0"/>
-          <w:i w:val="0"/>
-        </w:rPr>
-        <w:t>Параметры k_min, k_max, c и σs выбирались по сетке на обучающих уровнях шума σ = 20 и 30. Сравнивались полные конфигурации; критерий — максимальный средний PSNR при условии, что показатели SSIM и EPI не хуже, чем у альтернатив.</w:t>
-      </w:r>
-    </w:p>
-    <w:tbl>
-      <w:tblPr>
-        <w:tblStyle w:val="TableGrid"/>
-        <w:tblW w:type="auto" w:w="0"/>
-        <w:jc w:val="center"/>
-        <w:tblLook w:firstColumn="1" w:firstRow="1" w:lastColumn="0" w:lastRow="0" w:noHBand="0" w:noVBand="1" w:val="04A0"/>
-      </w:tblPr>
-      <w:tblGrid>
-        <w:gridCol w:w="2493"/>
-        <w:gridCol w:w="2493"/>
-        <w:gridCol w:w="2493"/>
-        <w:gridCol w:w="2493"/>
-      </w:tblGrid>
-      <w:tr>
-        <w:tc>
-          <w:tcPr>
-            <w:tcW w:type="dxa" w:w="3969"/>
-          </w:tcPr>
-          <w:p>
-            <w:pPr>
-              <w:ind w:firstLine="0"/>
-              <w:jc w:val="center"/>
-            </w:pPr>
-            <w:r/>
-            <w:r>
-              <w:rPr>
-                <w:b/>
-                <w:sz w:val="21"/>
-              </w:rPr>
-              <w:t>Конфигурация (σs; k_min; k_max; c)</w:t>
-            </w:r>
-          </w:p>
-        </w:tc>
-        <w:tc>
-          <w:tcPr>
-            <w:tcW w:type="dxa" w:w="1984"/>
-          </w:tcPr>
-          <w:p>
-            <w:pPr>
-              <w:ind w:firstLine="0"/>
-              <w:jc w:val="center"/>
-            </w:pPr>
-            <w:r/>
-            <w:r>
-              <w:rPr>
-                <w:b/>
-                <w:sz w:val="21"/>
-              </w:rPr>
-              <w:t>PSNR ср., дБ</w:t>
-            </w:r>
-          </w:p>
-        </w:tc>
-        <w:tc>
-          <w:tcPr>
-            <w:tcW w:type="dxa" w:w="1701"/>
-          </w:tcPr>
-          <w:p>
-            <w:pPr>
-              <w:ind w:firstLine="0"/>
-              <w:jc w:val="center"/>
-            </w:pPr>
-            <w:r/>
-            <w:r>
-              <w:rPr>
-                <w:b/>
-                <w:sz w:val="21"/>
-              </w:rPr>
-              <w:t>SSIM ср.</w:t>
-            </w:r>
-          </w:p>
-        </w:tc>
-        <w:tc>
-          <w:tcPr>
-            <w:tcW w:type="dxa" w:w="1417"/>
-          </w:tcPr>
-          <w:p>
-            <w:pPr>
-              <w:ind w:firstLine="0"/>
-              <w:jc w:val="center"/>
-            </w:pPr>
-            <w:r/>
-            <w:r>
-              <w:rPr>
-                <w:b/>
-                <w:sz w:val="21"/>
-              </w:rPr>
-              <w:t>EPI ср.</w:t>
-            </w:r>
-          </w:p>
-        </w:tc>
-      </w:tr>
-      <w:tr>
-        <w:tc>
-          <w:tcPr>
-            <w:tcW w:type="dxa" w:w="3969"/>
-          </w:tcPr>
-          <w:p>
-            <w:pPr>
-              <w:ind w:firstLine="0"/>
-              <w:jc w:val="left"/>
-            </w:pPr>
-            <w:r>
-              <w:rPr>
-                <w:sz w:val="21"/>
-              </w:rPr>
-              <w:t>2,0; 0,45; 2,2; 1,0</w:t>
-            </w:r>
-          </w:p>
-        </w:tc>
-        <w:tc>
-          <w:tcPr>
-            <w:tcW w:type="dxa" w:w="1984"/>
-          </w:tcPr>
-          <w:p>
-            <w:pPr>
-              <w:ind w:firstLine="0"/>
-              <w:jc w:val="center"/>
-            </w:pPr>
-            <w:r>
-              <w:rPr>
-                <w:sz w:val="21"/>
-              </w:rPr>
-              <w:t>24,73</w:t>
-            </w:r>
-          </w:p>
-        </w:tc>
-        <w:tc>
-          <w:tcPr>
-            <w:tcW w:type="dxa" w:w="1701"/>
-          </w:tcPr>
-          <w:p>
-            <w:pPr>
-              <w:ind w:firstLine="0"/>
-              <w:jc w:val="center"/>
-            </w:pPr>
-            <w:r>
-              <w:rPr>
-                <w:sz w:val="21"/>
-              </w:rPr>
-              <w:t>0,6774</w:t>
-            </w:r>
-          </w:p>
-        </w:tc>
-        <w:tc>
-          <w:tcPr>
-            <w:tcW w:type="dxa" w:w="1417"/>
-          </w:tcPr>
-          <w:p>
-            <w:pPr>
-              <w:ind w:firstLine="0"/>
-              <w:jc w:val="center"/>
-            </w:pPr>
-            <w:r>
-              <w:rPr>
-                <w:sz w:val="21"/>
-              </w:rPr>
-              <w:t>0,5160</w:t>
-            </w:r>
-          </w:p>
-        </w:tc>
-      </w:tr>
-      <w:tr>
-        <w:tc>
-          <w:tcPr>
-            <w:tcW w:type="dxa" w:w="3969"/>
-          </w:tcPr>
-          <w:p>
-            <w:pPr>
-              <w:ind w:firstLine="0"/>
-              <w:jc w:val="left"/>
-            </w:pPr>
-            <w:r>
-              <w:rPr>
-                <w:sz w:val="21"/>
-              </w:rPr>
-              <w:t>2,0; 0,45; 3,2; 1,0</w:t>
-            </w:r>
-          </w:p>
-        </w:tc>
-        <w:tc>
-          <w:tcPr>
-            <w:tcW w:type="dxa" w:w="1984"/>
-          </w:tcPr>
-          <w:p>
-            <w:pPr>
-              <w:ind w:firstLine="0"/>
-              <w:jc w:val="center"/>
-            </w:pPr>
-            <w:r>
-              <w:rPr>
-                <w:sz w:val="21"/>
-              </w:rPr>
-              <w:t>25,29</w:t>
-            </w:r>
-          </w:p>
-        </w:tc>
-        <w:tc>
-          <w:tcPr>
-            <w:tcW w:type="dxa" w:w="1701"/>
-          </w:tcPr>
-          <w:p>
-            <w:pPr>
-              <w:ind w:firstLine="0"/>
-              <w:jc w:val="center"/>
-            </w:pPr>
-            <w:r>
-              <w:rPr>
-                <w:sz w:val="21"/>
-              </w:rPr>
-              <w:t>0,7137</w:t>
-            </w:r>
-          </w:p>
-        </w:tc>
-        <w:tc>
-          <w:tcPr>
-            <w:tcW w:type="dxa" w:w="1417"/>
-          </w:tcPr>
-          <w:p>
-            <w:pPr>
-              <w:ind w:firstLine="0"/>
-              <w:jc w:val="center"/>
-            </w:pPr>
-            <w:r>
-              <w:rPr>
-                <w:sz w:val="21"/>
-              </w:rPr>
-              <w:t>0,5282</w:t>
-            </w:r>
-          </w:p>
-        </w:tc>
-      </w:tr>
-      <w:tr>
-        <w:tc>
-          <w:tcPr>
-            <w:tcW w:type="dxa" w:w="3969"/>
-          </w:tcPr>
-          <w:p>
-            <w:pPr>
-              <w:ind w:firstLine="0"/>
-              <w:jc w:val="left"/>
-            </w:pPr>
-            <w:r>
-              <w:rPr>
-                <w:sz w:val="21"/>
-              </w:rPr>
-              <w:t>2,0; 0,70; 3,2; 1,2  (выбрана)</w:t>
-            </w:r>
-          </w:p>
-        </w:tc>
-        <w:tc>
-          <w:tcPr>
-            <w:tcW w:type="dxa" w:w="1984"/>
-          </w:tcPr>
-          <w:p>
-            <w:pPr>
-              <w:ind w:firstLine="0"/>
-              <w:jc w:val="center"/>
-            </w:pPr>
-            <w:r>
-              <w:rPr>
-                <w:sz w:val="21"/>
-              </w:rPr>
-              <w:t>25,65</w:t>
-            </w:r>
-          </w:p>
-        </w:tc>
-        <w:tc>
-          <w:tcPr>
-            <w:tcW w:type="dxa" w:w="1701"/>
-          </w:tcPr>
-          <w:p>
-            <w:pPr>
-              <w:ind w:firstLine="0"/>
-              <w:jc w:val="center"/>
-            </w:pPr>
-            <w:r>
-              <w:rPr>
-                <w:sz w:val="21"/>
-              </w:rPr>
-              <w:t>0,7187</w:t>
-            </w:r>
-          </w:p>
-        </w:tc>
-        <w:tc>
-          <w:tcPr>
-            <w:tcW w:type="dxa" w:w="1417"/>
-          </w:tcPr>
-          <w:p>
-            <w:pPr>
-              <w:ind w:firstLine="0"/>
-              <w:jc w:val="center"/>
-            </w:pPr>
-            <w:r>
-              <w:rPr>
-                <w:sz w:val="21"/>
-              </w:rPr>
-              <w:t>0,5369</w:t>
-            </w:r>
-          </w:p>
-        </w:tc>
-      </w:tr>
-      <w:tr>
-        <w:tc>
-          <w:tcPr>
-            <w:tcW w:type="dxa" w:w="3969"/>
-          </w:tcPr>
-          <w:p>
-            <w:pPr>
-              <w:ind w:firstLine="0"/>
-              <w:jc w:val="left"/>
-            </w:pPr>
-            <w:r>
-              <w:rPr>
-                <w:sz w:val="21"/>
-              </w:rPr>
-              <w:t>2,0; 0,90; 4,5; 1,3</w:t>
-            </w:r>
-          </w:p>
-        </w:tc>
-        <w:tc>
-          <w:tcPr>
-            <w:tcW w:type="dxa" w:w="1984"/>
-          </w:tcPr>
-          <w:p>
-            <w:pPr>
-              <w:ind w:firstLine="0"/>
-              <w:jc w:val="center"/>
-            </w:pPr>
-            <w:r>
-              <w:rPr>
-                <w:sz w:val="21"/>
-              </w:rPr>
-              <w:t>25,49</w:t>
-            </w:r>
-          </w:p>
-        </w:tc>
-        <w:tc>
-          <w:tcPr>
-            <w:tcW w:type="dxa" w:w="1701"/>
-          </w:tcPr>
-          <w:p>
-            <w:pPr>
-              <w:ind w:firstLine="0"/>
-              <w:jc w:val="center"/>
-            </w:pPr>
-            <w:r>
-              <w:rPr>
-                <w:sz w:val="21"/>
-              </w:rPr>
-              <w:t>0,7042</w:t>
-            </w:r>
-          </w:p>
-        </w:tc>
-        <w:tc>
-          <w:tcPr>
-            <w:tcW w:type="dxa" w:w="1417"/>
-          </w:tcPr>
-          <w:p>
-            <w:pPr>
-              <w:ind w:firstLine="0"/>
-              <w:jc w:val="center"/>
-            </w:pPr>
-            <w:r>
-              <w:rPr>
-                <w:sz w:val="21"/>
-              </w:rPr>
-              <w:t>0,5426</w:t>
-            </w:r>
-          </w:p>
-        </w:tc>
-      </w:tr>
-      <w:tr>
-        <w:tc>
-          <w:tcPr>
-            <w:tcW w:type="dxa" w:w="3969"/>
-          </w:tcPr>
-          <w:p>
-            <w:pPr>
-              <w:ind w:firstLine="0"/>
-              <w:jc w:val="left"/>
-            </w:pPr>
-            <w:r>
-              <w:rPr>
-                <w:sz w:val="21"/>
-              </w:rPr>
-              <w:t>1,5; 0,70; 3,2; 1,2</w:t>
-            </w:r>
-          </w:p>
-        </w:tc>
-        <w:tc>
-          <w:tcPr>
-            <w:tcW w:type="dxa" w:w="1984"/>
-          </w:tcPr>
-          <w:p>
-            <w:pPr>
-              <w:ind w:firstLine="0"/>
-              <w:jc w:val="center"/>
-            </w:pPr>
-            <w:r>
-              <w:rPr>
-                <w:sz w:val="21"/>
-              </w:rPr>
-              <w:t>25,68</w:t>
-            </w:r>
-          </w:p>
-        </w:tc>
-        <w:tc>
-          <w:tcPr>
-            <w:tcW w:type="dxa" w:w="1701"/>
-          </w:tcPr>
-          <w:p>
-            <w:pPr>
-              <w:ind w:firstLine="0"/>
-              <w:jc w:val="center"/>
-            </w:pPr>
-            <w:r>
-              <w:rPr>
-                <w:sz w:val="21"/>
-              </w:rPr>
-              <w:t>0,7228</w:t>
-            </w:r>
-          </w:p>
-        </w:tc>
-        <w:tc>
-          <w:tcPr>
-            <w:tcW w:type="dxa" w:w="1417"/>
-          </w:tcPr>
-          <w:p>
-            <w:pPr>
-              <w:ind w:firstLine="0"/>
-              <w:jc w:val="center"/>
-            </w:pPr>
-            <w:r>
-              <w:rPr>
-                <w:sz w:val="21"/>
-              </w:rPr>
-              <w:t>0,5412</w:t>
-            </w:r>
-          </w:p>
-        </w:tc>
-      </w:tr>
-      <w:tr>
-        <w:tc>
-          <w:tcPr>
-            <w:tcW w:type="dxa" w:w="3969"/>
-          </w:tcPr>
-          <w:p>
-            <w:pPr>
-              <w:ind w:firstLine="0"/>
-              <w:jc w:val="left"/>
-            </w:pPr>
-            <w:r>
-              <w:rPr>
-                <w:sz w:val="21"/>
-              </w:rPr>
-              <w:t>2,5; 0,70; 3,2; 1,2</w:t>
-            </w:r>
-          </w:p>
-        </w:tc>
-        <w:tc>
-          <w:tcPr>
-            <w:tcW w:type="dxa" w:w="1984"/>
-          </w:tcPr>
-          <w:p>
-            <w:pPr>
-              <w:ind w:firstLine="0"/>
-              <w:jc w:val="center"/>
-            </w:pPr>
-            <w:r>
-              <w:rPr>
-                <w:sz w:val="21"/>
-              </w:rPr>
-              <w:t>25,52</w:t>
-            </w:r>
-          </w:p>
-        </w:tc>
-        <w:tc>
-          <w:tcPr>
-            <w:tcW w:type="dxa" w:w="1701"/>
-          </w:tcPr>
-          <w:p>
-            <w:pPr>
-              <w:ind w:firstLine="0"/>
-              <w:jc w:val="center"/>
-            </w:pPr>
-            <w:r>
-              <w:rPr>
-                <w:sz w:val="21"/>
-              </w:rPr>
-              <w:t>0,7131</w:t>
-            </w:r>
-          </w:p>
-        </w:tc>
-        <w:tc>
-          <w:tcPr>
-            <w:tcW w:type="dxa" w:w="1417"/>
-          </w:tcPr>
-          <w:p>
-            <w:pPr>
-              <w:ind w:firstLine="0"/>
-              <w:jc w:val="center"/>
-            </w:pPr>
-            <w:r>
-              <w:rPr>
-                <w:sz w:val="21"/>
-              </w:rPr>
-              <w:t>0,5349</w:t>
-            </w:r>
-          </w:p>
-        </w:tc>
-      </w:tr>
-    </w:tbl>
-    <w:p>
-      <w:pPr>
-        <w:spacing w:after="200"/>
-        <w:ind w:firstLine="0"/>
-        <w:jc w:val="center"/>
-      </w:pPr>
-      <w:r>
-        <w:rPr>
-          <w:i/>
-          <w:sz w:val="21"/>
-        </w:rPr>
-        <w:t>Таблица 3. Сравнение конфигураций АКСФ при σ = 20 и 30 (среднее по трём изображениям). Выбрана конфигурация, обеспечивающая лучший баланс всех трёх метрик.</w:t>
-      </w:r>
-    </w:p>
-    <w:p>
-      <w:pPr>
-        <w:jc w:val="both"/>
-      </w:pPr>
-      <w:r>
-        <w:rPr>
-          <w:b w:val="0"/>
-          <w:i w:val="0"/>
-        </w:rPr>
-        <w:t>Проверка обобщения: выбранная конфигурация дополнительно испытана при σ = 10 и σ = 40, которые не участвовали в калибровке. Она сохранила первое место по среднему PSNR (26,93 дБ против 26,18 и 26,75 дБ у альтернатив), что говорит об отсутствии переобучения на конкретный уровень шума.</w:t>
-      </w:r>
-    </w:p>
-    <w:p>
-      <w:pPr>
-        <w:pStyle w:val="Heading2"/>
-      </w:pPr>
-      <w:r>
-        <w:t>5.3. Сравнение с классическими методами</w:t>
-      </w:r>
-    </w:p>
-    <w:p>
-      <w:pPr>
-        <w:jc w:val="both"/>
-      </w:pPr>
-      <w:r>
-        <w:rPr>
-          <w:b w:val="0"/>
-          <w:i w:val="0"/>
-        </w:rPr>
-        <w:t>Итоговые средние результаты по всем изображениям и всем уровням шума сведены в таблицу 4.</w:t>
-      </w:r>
-    </w:p>
-    <w:tbl>
-      <w:tblPr>
-        <w:tblStyle w:val="TableGrid"/>
-        <w:tblW w:type="auto" w:w="0"/>
-        <w:jc w:val="center"/>
-        <w:tblLook w:firstColumn="1" w:firstRow="1" w:lastColumn="0" w:lastRow="0" w:noHBand="0" w:noVBand="1" w:val="04A0"/>
-      </w:tblPr>
-      <w:tblGrid>
-        <w:gridCol w:w="1995"/>
-        <w:gridCol w:w="1995"/>
-        <w:gridCol w:w="1995"/>
-        <w:gridCol w:w="1995"/>
-        <w:gridCol w:w="1995"/>
-      </w:tblGrid>
-      <w:tr>
-        <w:tc>
-          <w:tcPr>
-            <w:tcW w:type="dxa" w:w="3685"/>
-          </w:tcPr>
-          <w:p>
-            <w:pPr>
-              <w:ind w:firstLine="0"/>
-              <w:jc w:val="center"/>
-            </w:pPr>
-            <w:r/>
-            <w:r>
-              <w:rPr>
-                <w:b/>
-                <w:sz w:val="21"/>
-              </w:rPr>
-              <w:t>Метод</w:t>
-            </w:r>
-          </w:p>
-        </w:tc>
-        <w:tc>
-          <w:tcPr>
-            <w:tcW w:type="dxa" w:w="1474"/>
-          </w:tcPr>
-          <w:p>
-            <w:pPr>
-              <w:ind w:firstLine="0"/>
-              <w:jc w:val="center"/>
-            </w:pPr>
-            <w:r/>
-            <w:r>
-              <w:rPr>
-                <w:b/>
-                <w:sz w:val="21"/>
-              </w:rPr>
-              <w:t>PSNR, дБ</w:t>
-            </w:r>
-          </w:p>
-        </w:tc>
-        <w:tc>
-          <w:tcPr>
-            <w:tcW w:type="dxa" w:w="1361"/>
-          </w:tcPr>
-          <w:p>
-            <w:pPr>
-              <w:ind w:firstLine="0"/>
-              <w:jc w:val="center"/>
-            </w:pPr>
-            <w:r/>
-            <w:r>
-              <w:rPr>
-                <w:b/>
-                <w:sz w:val="21"/>
-              </w:rPr>
-              <w:t>SSIM</w:t>
-            </w:r>
-          </w:p>
-        </w:tc>
-        <w:tc>
-          <w:tcPr>
-            <w:tcW w:type="dxa" w:w="1361"/>
-          </w:tcPr>
-          <w:p>
-            <w:pPr>
-              <w:ind w:firstLine="0"/>
-              <w:jc w:val="center"/>
-            </w:pPr>
-            <w:r/>
-            <w:r>
-              <w:rPr>
-                <w:b/>
-                <w:sz w:val="21"/>
-              </w:rPr>
-              <w:t>EPI</w:t>
-            </w:r>
-          </w:p>
-        </w:tc>
-        <w:tc>
-          <w:tcPr>
-            <w:tcW w:type="dxa" w:w="1474"/>
-          </w:tcPr>
-          <w:p>
-            <w:pPr>
-              <w:ind w:firstLine="0"/>
-              <w:jc w:val="center"/>
-            </w:pPr>
-            <w:r/>
-            <w:r>
-              <w:rPr>
-                <w:b/>
-                <w:sz w:val="21"/>
-              </w:rPr>
-              <w:t>Время, мс</w:t>
-            </w:r>
-          </w:p>
-        </w:tc>
-      </w:tr>
-      <w:tr>
-        <w:tc>
-          <w:tcPr>
-            <w:tcW w:type="dxa" w:w="3685"/>
-          </w:tcPr>
-          <w:p>
-            <w:pPr>
-              <w:ind w:firstLine="0"/>
-              <w:jc w:val="left"/>
-            </w:pPr>
-            <w:r>
-              <w:rPr>
-                <w:sz w:val="21"/>
-              </w:rPr>
-              <w:t>Без обработки</w:t>
-            </w:r>
-          </w:p>
-        </w:tc>
-        <w:tc>
-          <w:tcPr>
-            <w:tcW w:type="dxa" w:w="1474"/>
-          </w:tcPr>
-          <w:p>
-            <w:pPr>
-              <w:ind w:firstLine="0"/>
-              <w:jc w:val="center"/>
-            </w:pPr>
-            <w:r>
-              <w:rPr>
-                <w:sz w:val="21"/>
-              </w:rPr>
-              <w:t>21,22</w:t>
-            </w:r>
-          </w:p>
-        </w:tc>
-        <w:tc>
-          <w:tcPr>
-            <w:tcW w:type="dxa" w:w="1361"/>
-          </w:tcPr>
-          <w:p>
-            <w:pPr>
-              <w:ind w:firstLine="0"/>
-              <w:jc w:val="center"/>
-            </w:pPr>
-            <w:r>
-              <w:rPr>
-                <w:sz w:val="21"/>
-              </w:rPr>
-              <w:t>0,4742</w:t>
-            </w:r>
-          </w:p>
-        </w:tc>
-        <w:tc>
-          <w:tcPr>
-            <w:tcW w:type="dxa" w:w="1361"/>
-          </w:tcPr>
-          <w:p>
-            <w:pPr>
-              <w:ind w:firstLine="0"/>
-              <w:jc w:val="center"/>
-            </w:pPr>
-            <w:r>
-              <w:rPr>
-                <w:sz w:val="21"/>
-              </w:rPr>
-              <w:t>0,4546</w:t>
-            </w:r>
-          </w:p>
-        </w:tc>
-        <w:tc>
-          <w:tcPr>
-            <w:tcW w:type="dxa" w:w="1474"/>
-          </w:tcPr>
-          <w:p>
-            <w:pPr>
-              <w:ind w:firstLine="0"/>
-              <w:jc w:val="center"/>
-            </w:pPr>
-            <w:r>
-              <w:rPr>
-                <w:sz w:val="21"/>
-              </w:rPr>
-              <w:t>0,4</w:t>
-            </w:r>
-          </w:p>
-        </w:tc>
-      </w:tr>
-      <w:tr>
-        <w:tc>
-          <w:tcPr>
-            <w:tcW w:type="dxa" w:w="3685"/>
-          </w:tcPr>
-          <w:p>
-            <w:pPr>
-              <w:ind w:firstLine="0"/>
-              <w:jc w:val="left"/>
-            </w:pPr>
-            <w:r>
-              <w:rPr>
-                <w:sz w:val="21"/>
-              </w:rPr>
-              <w:t>Среднее 5×5</w:t>
-            </w:r>
-          </w:p>
-        </w:tc>
-        <w:tc>
-          <w:tcPr>
-            <w:tcW w:type="dxa" w:w="1474"/>
-          </w:tcPr>
-          <w:p>
-            <w:pPr>
-              <w:ind w:firstLine="0"/>
-              <w:jc w:val="center"/>
-            </w:pPr>
-            <w:r>
-              <w:rPr>
-                <w:sz w:val="21"/>
-              </w:rPr>
-              <w:t>22,25</w:t>
-            </w:r>
-          </w:p>
-        </w:tc>
-        <w:tc>
-          <w:tcPr>
-            <w:tcW w:type="dxa" w:w="1361"/>
-          </w:tcPr>
-          <w:p>
-            <w:pPr>
-              <w:ind w:firstLine="0"/>
-              <w:jc w:val="center"/>
-            </w:pPr>
-            <w:r>
-              <w:rPr>
-                <w:sz w:val="21"/>
-              </w:rPr>
-              <w:t>0,4144</w:t>
-            </w:r>
-          </w:p>
-        </w:tc>
-        <w:tc>
-          <w:tcPr>
-            <w:tcW w:type="dxa" w:w="1361"/>
-          </w:tcPr>
-          <w:p>
-            <w:pPr>
-              <w:ind w:firstLine="0"/>
-              <w:jc w:val="center"/>
-            </w:pPr>
-            <w:r>
-              <w:rPr>
-                <w:sz w:val="21"/>
-              </w:rPr>
-              <w:t>−0,075</w:t>
-            </w:r>
-          </w:p>
-        </w:tc>
-        <w:tc>
-          <w:tcPr>
-            <w:tcW w:type="dxa" w:w="1474"/>
-          </w:tcPr>
-          <w:p>
-            <w:pPr>
-              <w:ind w:firstLine="0"/>
-              <w:jc w:val="center"/>
-            </w:pPr>
-            <w:r>
-              <w:rPr>
-                <w:sz w:val="21"/>
-              </w:rPr>
-              <w:t>7</w:t>
-            </w:r>
-          </w:p>
-        </w:tc>
-      </w:tr>
-      <w:tr>
-        <w:tc>
-          <w:tcPr>
-            <w:tcW w:type="dxa" w:w="3685"/>
-          </w:tcPr>
-          <w:p>
-            <w:pPr>
-              <w:ind w:firstLine="0"/>
-              <w:jc w:val="left"/>
-            </w:pPr>
-            <w:r>
-              <w:rPr>
-                <w:sz w:val="21"/>
-              </w:rPr>
-              <w:t>Гауссов</w:t>
-            </w:r>
-          </w:p>
-        </w:tc>
-        <w:tc>
-          <w:tcPr>
-            <w:tcW w:type="dxa" w:w="1474"/>
-          </w:tcPr>
-          <w:p>
-            <w:pPr>
-              <w:ind w:firstLine="0"/>
-              <w:jc w:val="center"/>
-            </w:pPr>
-            <w:r>
-              <w:rPr>
-                <w:sz w:val="21"/>
-              </w:rPr>
-              <w:t>23,07</w:t>
-            </w:r>
-          </w:p>
-        </w:tc>
-        <w:tc>
-          <w:tcPr>
-            <w:tcW w:type="dxa" w:w="1361"/>
-          </w:tcPr>
-          <w:p>
-            <w:pPr>
-              <w:ind w:firstLine="0"/>
-              <w:jc w:val="center"/>
-            </w:pPr>
-            <w:r>
-              <w:rPr>
-                <w:sz w:val="21"/>
-              </w:rPr>
-              <w:t>0,5242</w:t>
-            </w:r>
-          </w:p>
-        </w:tc>
-        <w:tc>
-          <w:tcPr>
-            <w:tcW w:type="dxa" w:w="1361"/>
-          </w:tcPr>
-          <w:p>
-            <w:pPr>
-              <w:ind w:firstLine="0"/>
-              <w:jc w:val="center"/>
-            </w:pPr>
-            <w:r>
-              <w:rPr>
-                <w:sz w:val="21"/>
-              </w:rPr>
-              <w:t>0,3510</w:t>
-            </w:r>
-          </w:p>
-        </w:tc>
-        <w:tc>
-          <w:tcPr>
-            <w:tcW w:type="dxa" w:w="1474"/>
-          </w:tcPr>
-          <w:p>
-            <w:pPr>
-              <w:ind w:firstLine="0"/>
-              <w:jc w:val="center"/>
-            </w:pPr>
-            <w:r>
-              <w:rPr>
-                <w:sz w:val="21"/>
-              </w:rPr>
-              <w:t>16</w:t>
-            </w:r>
-          </w:p>
-        </w:tc>
-      </w:tr>
-      <w:tr>
-        <w:tc>
-          <w:tcPr>
-            <w:tcW w:type="dxa" w:w="3685"/>
-          </w:tcPr>
-          <w:p>
-            <w:pPr>
-              <w:ind w:firstLine="0"/>
-              <w:jc w:val="left"/>
-            </w:pPr>
-            <w:r>
-              <w:rPr>
-                <w:sz w:val="21"/>
-              </w:rPr>
-              <w:t>Медианный 5×5</w:t>
-            </w:r>
-          </w:p>
-        </w:tc>
-        <w:tc>
-          <w:tcPr>
-            <w:tcW w:type="dxa" w:w="1474"/>
-          </w:tcPr>
-          <w:p>
-            <w:pPr>
-              <w:ind w:firstLine="0"/>
-              <w:jc w:val="center"/>
-            </w:pPr>
-            <w:r>
-              <w:rPr>
-                <w:sz w:val="21"/>
-              </w:rPr>
-              <w:t>22,06</w:t>
-            </w:r>
-          </w:p>
-        </w:tc>
-        <w:tc>
-          <w:tcPr>
-            <w:tcW w:type="dxa" w:w="1361"/>
-          </w:tcPr>
-          <w:p>
-            <w:pPr>
-              <w:ind w:firstLine="0"/>
-              <w:jc w:val="center"/>
-            </w:pPr>
-            <w:r>
-              <w:rPr>
-                <w:sz w:val="21"/>
-              </w:rPr>
-              <w:t>0,4141</w:t>
-            </w:r>
-          </w:p>
-        </w:tc>
-        <w:tc>
-          <w:tcPr>
-            <w:tcW w:type="dxa" w:w="1361"/>
-          </w:tcPr>
-          <w:p>
-            <w:pPr>
-              <w:ind w:firstLine="0"/>
-              <w:jc w:val="center"/>
-            </w:pPr>
-            <w:r>
-              <w:rPr>
-                <w:sz w:val="21"/>
-              </w:rPr>
-              <w:t>0,0095</w:t>
-            </w:r>
-          </w:p>
-        </w:tc>
-        <w:tc>
-          <w:tcPr>
-            <w:tcW w:type="dxa" w:w="1474"/>
-          </w:tcPr>
-          <w:p>
-            <w:pPr>
-              <w:ind w:firstLine="0"/>
-              <w:jc w:val="center"/>
-            </w:pPr>
-            <w:r>
-              <w:rPr>
-                <w:sz w:val="21"/>
-              </w:rPr>
-              <w:t>83</w:t>
-            </w:r>
-          </w:p>
-        </w:tc>
-      </w:tr>
-      <w:tr>
-        <w:tc>
-          <w:tcPr>
-            <w:tcW w:type="dxa" w:w="3685"/>
-          </w:tcPr>
-          <w:p>
-            <w:pPr>
-              <w:ind w:firstLine="0"/>
-              <w:jc w:val="left"/>
-            </w:pPr>
-            <w:r>
-              <w:rPr>
-                <w:sz w:val="21"/>
-              </w:rPr>
-              <w:t>Билатеральный (универсальный)</w:t>
-            </w:r>
-          </w:p>
-        </w:tc>
-        <w:tc>
-          <w:tcPr>
-            <w:tcW w:type="dxa" w:w="1474"/>
-          </w:tcPr>
-          <w:p>
-            <w:pPr>
-              <w:ind w:firstLine="0"/>
-              <w:jc w:val="center"/>
-            </w:pPr>
-            <w:r>
-              <w:rPr>
-                <w:sz w:val="21"/>
-              </w:rPr>
-              <w:t>24,15</w:t>
-            </w:r>
-          </w:p>
-        </w:tc>
-        <w:tc>
-          <w:tcPr>
-            <w:tcW w:type="dxa" w:w="1361"/>
-          </w:tcPr>
-          <w:p>
-            <w:pPr>
-              <w:ind w:firstLine="0"/>
-              <w:jc w:val="center"/>
-            </w:pPr>
-            <w:r>
-              <w:rPr>
-                <w:sz w:val="21"/>
-              </w:rPr>
-              <w:t>0,5826</w:t>
-            </w:r>
-          </w:p>
-        </w:tc>
-        <w:tc>
-          <w:tcPr>
-            <w:tcW w:type="dxa" w:w="1361"/>
-          </w:tcPr>
-          <w:p>
-            <w:pPr>
-              <w:ind w:firstLine="0"/>
-              <w:jc w:val="center"/>
-            </w:pPr>
-            <w:r>
-              <w:rPr>
-                <w:sz w:val="21"/>
-              </w:rPr>
-              <w:t>0,4964</w:t>
-            </w:r>
-          </w:p>
-        </w:tc>
-        <w:tc>
-          <w:tcPr>
-            <w:tcW w:type="dxa" w:w="1474"/>
-          </w:tcPr>
-          <w:p>
-            <w:pPr>
-              <w:ind w:firstLine="0"/>
-              <w:jc w:val="center"/>
-            </w:pPr>
-            <w:r>
-              <w:rPr>
-                <w:sz w:val="21"/>
-              </w:rPr>
-              <w:t>156</w:t>
-            </w:r>
-          </w:p>
-        </w:tc>
-      </w:tr>
-      <w:tr>
-        <w:tc>
-          <w:tcPr>
-            <w:tcW w:type="dxa" w:w="3685"/>
-          </w:tcPr>
-          <w:p>
-            <w:pPr>
-              <w:ind w:firstLine="0"/>
-              <w:jc w:val="left"/>
-            </w:pPr>
-            <w:r>
-              <w:rPr>
-                <w:sz w:val="21"/>
-              </w:rPr>
-              <w:t>Билатеральный («оракул», верхняя граница)</w:t>
-            </w:r>
-          </w:p>
-        </w:tc>
-        <w:tc>
-          <w:tcPr>
-            <w:tcW w:type="dxa" w:w="1474"/>
-          </w:tcPr>
-          <w:p>
-            <w:pPr>
-              <w:ind w:firstLine="0"/>
-              <w:jc w:val="center"/>
-            </w:pPr>
-            <w:r>
-              <w:rPr>
-                <w:sz w:val="21"/>
-              </w:rPr>
-              <w:t>26,40</w:t>
-            </w:r>
-          </w:p>
-        </w:tc>
-        <w:tc>
-          <w:tcPr>
-            <w:tcW w:type="dxa" w:w="1361"/>
-          </w:tcPr>
-          <w:p>
-            <w:pPr>
-              <w:ind w:firstLine="0"/>
-              <w:jc w:val="center"/>
-            </w:pPr>
-            <w:r>
-              <w:rPr>
-                <w:sz w:val="21"/>
-              </w:rPr>
-              <w:t>0,7299</w:t>
-            </w:r>
-          </w:p>
-        </w:tc>
-        <w:tc>
-          <w:tcPr>
-            <w:tcW w:type="dxa" w:w="1361"/>
-          </w:tcPr>
-          <w:p>
-            <w:pPr>
-              <w:ind w:firstLine="0"/>
-              <w:jc w:val="center"/>
-            </w:pPr>
-            <w:r>
-              <w:rPr>
-                <w:sz w:val="21"/>
-              </w:rPr>
-              <w:t>0,5495</w:t>
-            </w:r>
-          </w:p>
-        </w:tc>
-        <w:tc>
-          <w:tcPr>
-            <w:tcW w:type="dxa" w:w="1474"/>
-          </w:tcPr>
-          <w:p>
-            <w:pPr>
-              <w:ind w:firstLine="0"/>
-              <w:jc w:val="center"/>
-            </w:pPr>
-            <w:r>
-              <w:rPr>
-                <w:sz w:val="21"/>
-              </w:rPr>
-              <w:t>—</w:t>
-            </w:r>
-          </w:p>
-        </w:tc>
-      </w:tr>
-      <w:tr>
-        <w:tc>
-          <w:tcPr>
-            <w:tcW w:type="dxa" w:w="3685"/>
-          </w:tcPr>
-          <w:p>
-            <w:pPr>
-              <w:ind w:firstLine="0"/>
-              <w:jc w:val="left"/>
-            </w:pPr>
-            <w:r>
-              <w:rPr>
-                <w:sz w:val="21"/>
-              </w:rPr>
-              <w:t>АКСФ без адаптации (контроль)</w:t>
-            </w:r>
-          </w:p>
-        </w:tc>
-        <w:tc>
-          <w:tcPr>
-            <w:tcW w:type="dxa" w:w="1474"/>
-          </w:tcPr>
-          <w:p>
-            <w:pPr>
-              <w:ind w:firstLine="0"/>
-              <w:jc w:val="center"/>
-            </w:pPr>
-            <w:r>
-              <w:rPr>
-                <w:sz w:val="21"/>
-              </w:rPr>
-              <w:t>25,62</w:t>
-            </w:r>
-          </w:p>
-        </w:tc>
-        <w:tc>
-          <w:tcPr>
-            <w:tcW w:type="dxa" w:w="1361"/>
-          </w:tcPr>
-          <w:p>
-            <w:pPr>
-              <w:ind w:firstLine="0"/>
-              <w:jc w:val="center"/>
-            </w:pPr>
-            <w:r>
-              <w:rPr>
-                <w:sz w:val="21"/>
-              </w:rPr>
-              <w:t>0,6771</w:t>
-            </w:r>
-          </w:p>
-        </w:tc>
-        <w:tc>
-          <w:tcPr>
-            <w:tcW w:type="dxa" w:w="1361"/>
-          </w:tcPr>
-          <w:p>
-            <w:pPr>
-              <w:ind w:firstLine="0"/>
-              <w:jc w:val="center"/>
-            </w:pPr>
-            <w:r>
-              <w:rPr>
-                <w:sz w:val="21"/>
-              </w:rPr>
-              <w:t>0,5281</w:t>
-            </w:r>
-          </w:p>
-        </w:tc>
-        <w:tc>
-          <w:tcPr>
-            <w:tcW w:type="dxa" w:w="1474"/>
-          </w:tcPr>
-          <w:p>
-            <w:pPr>
-              <w:ind w:firstLine="0"/>
-              <w:jc w:val="center"/>
-            </w:pPr>
-            <w:r>
-              <w:rPr>
-                <w:sz w:val="21"/>
-              </w:rPr>
-              <w:t>175</w:t>
-            </w:r>
-          </w:p>
-        </w:tc>
-      </w:tr>
-      <w:tr>
-        <w:tc>
-          <w:tcPr>
-            <w:tcW w:type="dxa" w:w="3685"/>
-          </w:tcPr>
-          <w:p>
-            <w:pPr>
-              <w:ind w:firstLine="0"/>
-              <w:jc w:val="left"/>
-            </w:pPr>
-            <w:r>
-              <w:rPr>
-                <w:b/>
-                <w:sz w:val="21"/>
-              </w:rPr>
-              <w:t>АКСФ (разработанный метод)</w:t>
-            </w:r>
-          </w:p>
-        </w:tc>
-        <w:tc>
-          <w:tcPr>
-            <w:tcW w:type="dxa" w:w="1474"/>
-          </w:tcPr>
-          <w:p>
-            <w:pPr>
-              <w:ind w:firstLine="0"/>
-              <w:jc w:val="center"/>
-            </w:pPr>
-            <w:r>
-              <w:rPr>
-                <w:b/>
-                <w:sz w:val="21"/>
-              </w:rPr>
-              <w:t>26,14</w:t>
-            </w:r>
-          </w:p>
-        </w:tc>
-        <w:tc>
-          <w:tcPr>
-            <w:tcW w:type="dxa" w:w="1361"/>
-          </w:tcPr>
-          <w:p>
-            <w:pPr>
-              <w:ind w:firstLine="0"/>
-              <w:jc w:val="center"/>
-            </w:pPr>
-            <w:r>
-              <w:rPr>
-                <w:b/>
-                <w:sz w:val="21"/>
-              </w:rPr>
-              <w:t>0,7216</w:t>
-            </w:r>
-          </w:p>
-        </w:tc>
-        <w:tc>
-          <w:tcPr>
-            <w:tcW w:type="dxa" w:w="1361"/>
-          </w:tcPr>
-          <w:p>
-            <w:pPr>
-              <w:ind w:firstLine="0"/>
-              <w:jc w:val="center"/>
-            </w:pPr>
-            <w:r>
-              <w:rPr>
-                <w:b/>
-                <w:sz w:val="21"/>
-              </w:rPr>
-              <w:t>0,5484</w:t>
-            </w:r>
-          </w:p>
-        </w:tc>
-        <w:tc>
-          <w:tcPr>
-            <w:tcW w:type="dxa" w:w="1474"/>
-          </w:tcPr>
-          <w:p>
-            <w:pPr>
-              <w:ind w:firstLine="0"/>
-              <w:jc w:val="center"/>
-            </w:pPr>
-            <w:r>
-              <w:rPr>
-                <w:b/>
-                <w:sz w:val="21"/>
-              </w:rPr>
-              <w:t>179</w:t>
-            </w:r>
-          </w:p>
-        </w:tc>
-      </w:tr>
-    </w:tbl>
-    <w:p>
-      <w:pPr>
-        <w:spacing w:after="200"/>
-        <w:ind w:firstLine="0"/>
-        <w:jc w:val="center"/>
-      </w:pPr>
-      <w:r>
-        <w:rPr>
-          <w:i/>
-          <w:sz w:val="21"/>
-        </w:rPr>
-        <w:t>Таблица 4. Средние метрики качества (по трём изображениям и пяти уровням шума). Время — обработка одного изображения 512×512…640×480.</w:t>
-      </w:r>
-    </w:p>
-    <w:p>
-      <w:pPr>
-        <w:ind w:firstLine="0"/>
-        <w:jc w:val="center"/>
-      </w:pPr>
-      <w:r>
-        <w:drawing>
-          <wp:inline xmlns:a="http://schemas.openxmlformats.org/drawingml/2006/main" xmlns:pic="http://schemas.openxmlformats.org/drawingml/2006/picture">
-            <wp:extent cx="5580000" cy="2995068"/>
-            <wp:docPr id="3" name="Picture 3"/>
-            <wp:cNvGraphicFramePr>
-              <a:graphicFrameLocks noChangeAspect="1"/>
-            </wp:cNvGraphicFramePr>
-            <a:graphic>
-              <a:graphicData uri="http://schemas.openxmlformats.org/drawingml/2006/picture">
-                <pic:pic>
-                  <pic:nvPicPr>
-                    <pic:cNvPr id="0" name="fig_psnr_vs_sigma.png"/>
-                    <pic:cNvPicPr/>
-                  </pic:nvPicPr>
-                  <pic:blipFill>
-                    <a:blip r:embed="rId11"/>
-                    <a:stretch>
-                      <a:fillRect/>
-                    </a:stretch>
-                  </pic:blipFill>
-                  <pic:spPr>
-                    <a:xfrm>
-                      <a:off x="0" y="0"/>
-                      <a:ext cx="5580000" cy="2995068"/>
-                    </a:xfrm>
-                    <a:prstGeom prst="rect"/>
-                  </pic:spPr>
-                </pic:pic>
-              </a:graphicData>
-            </a:graphic>
-          </wp:inline>
-        </w:drawing>
-      </w:r>
-    </w:p>
-    <w:p>
-      <w:pPr>
-        <w:spacing w:after="200"/>
-        <w:ind w:firstLine="0"/>
-        <w:jc w:val="center"/>
-      </w:pPr>
-      <w:r>
-        <w:rPr>
-          <w:i/>
-          <w:sz w:val="21"/>
-        </w:rPr>
-        <w:t>Рис. 3. PSNR в зависимости от уровня шума (среднее по трём изображениям). АКСФ практически повторяет кривую «оракула» и заметно превосходит все методы с фиксированными параметрами.</w:t>
-      </w:r>
-    </w:p>
-    <w:p>
-      <w:pPr>
-        <w:ind w:firstLine="0"/>
-        <w:jc w:val="center"/>
-      </w:pPr>
-      <w:r>
-        <w:drawing>
-          <wp:inline xmlns:a="http://schemas.openxmlformats.org/drawingml/2006/main" xmlns:pic="http://schemas.openxmlformats.org/drawingml/2006/picture">
-            <wp:extent cx="6120000" cy="1963423"/>
-            <wp:docPr id="4" name="Picture 4"/>
-            <wp:cNvGraphicFramePr>
-              <a:graphicFrameLocks noChangeAspect="1"/>
-            </wp:cNvGraphicFramePr>
-            <a:graphic>
-              <a:graphicData uri="http://schemas.openxmlformats.org/drawingml/2006/picture">
-                <pic:pic>
-                  <pic:nvPicPr>
-                    <pic:cNvPr id="0" name="fig_summary_bars.png"/>
-                    <pic:cNvPicPr/>
-                  </pic:nvPicPr>
-                  <pic:blipFill>
-                    <a:blip r:embed="rId12"/>
-                    <a:stretch>
-                      <a:fillRect/>
-                    </a:stretch>
-                  </pic:blipFill>
-                  <pic:spPr>
-                    <a:xfrm>
-                      <a:off x="0" y="0"/>
-                      <a:ext cx="6120000" cy="1963423"/>
-                    </a:xfrm>
-                    <a:prstGeom prst="rect"/>
-                  </pic:spPr>
-                </pic:pic>
-              </a:graphicData>
-            </a:graphic>
-          </wp:inline>
-        </w:drawing>
-      </w:r>
-    </w:p>
-    <w:p>
-      <w:pPr>
-        <w:spacing w:after="200"/>
-        <w:ind w:firstLine="0"/>
-        <w:jc w:val="center"/>
-      </w:pPr>
-      <w:r>
-        <w:rPr>
-          <w:i/>
-          <w:sz w:val="21"/>
-        </w:rPr>
-        <w:t>Рис. 4. Средние значения метрик по всем уровням шума.</w:t>
-      </w:r>
-    </w:p>
-    <w:p>
-      <w:pPr>
-        <w:pStyle w:val="Heading2"/>
-      </w:pPr>
-      <w:r>
-        <w:t>5.4. Пояснение вклада адаптации</w:t>
-      </w:r>
-    </w:p>
-    <w:p>
-      <w:pPr>
-        <w:jc w:val="both"/>
-      </w:pPr>
-      <w:r>
-        <w:rPr>
-          <w:b w:val="0"/>
-          <w:i w:val="0"/>
-        </w:rPr>
-        <w:t>Чтобы показать, что выигрыш даёт именно адаптация, в эксперимент включён контрольный вариант «АКСФ без адаптации»: тот же алгоритм, но с постоянным σr = (k_min + k_max)/2·σ̂. Такой фильтр проигрывает полной версии 0,52 дБ по PSNR и 0,045 по SSIM. Иными словами, преимущество метода не сводится к удачному выбору среднего уровня сглаживания — его обеспечивает именно покоординатная подстройка к структуре изображения.</w:t>
-      </w:r>
-    </w:p>
-    <w:p>
-      <w:pPr>
-        <w:ind w:firstLine="0"/>
-        <w:jc w:val="center"/>
-      </w:pPr>
-      <w:r>
-        <w:drawing>
-          <wp:inline xmlns:a="http://schemas.openxmlformats.org/drawingml/2006/main" xmlns:pic="http://schemas.openxmlformats.org/drawingml/2006/picture">
-            <wp:extent cx="5400000" cy="2100000"/>
-            <wp:docPr id="5" name="Picture 5"/>
-            <wp:cNvGraphicFramePr>
-              <a:graphicFrameLocks noChangeAspect="1"/>
-            </wp:cNvGraphicFramePr>
-            <a:graphic>
-              <a:graphicData uri="http://schemas.openxmlformats.org/drawingml/2006/picture">
-                <pic:pic>
-                  <pic:nvPicPr>
-                    <pic:cNvPr id="0" name="fig_activity_map.png"/>
-                    <pic:cNvPicPr/>
-                  </pic:nvPicPr>
-                  <pic:blipFill>
-                    <a:blip r:embed="rId13"/>
-                    <a:stretch>
-                      <a:fillRect/>
-                    </a:stretch>
-                  </pic:blipFill>
-                  <pic:spPr>
-                    <a:xfrm>
-                      <a:off x="0" y="0"/>
-                      <a:ext cx="5400000" cy="2100000"/>
-                    </a:xfrm>
-                    <a:prstGeom prst="rect"/>
-                  </pic:spPr>
-                </pic:pic>
-              </a:graphicData>
-            </a:graphic>
-          </wp:inline>
-        </w:drawing>
-      </w:r>
-    </w:p>
-    <w:p>
-      <w:pPr>
-        <w:spacing w:after="200"/>
-        <w:ind w:firstLine="0"/>
-        <w:jc w:val="center"/>
-      </w:pPr>
-      <w:r>
-        <w:rPr>
-          <w:i/>
-          <w:sz w:val="21"/>
-        </w:rPr>
-        <w:t>Рис. 5. Работа метода «изнутри»: зашумлённое изображение, рассчитанная карта структурной активности A(p) (ярче — сильнее структура) и результат фильтрации, в котором сила сглаживания распределена по этой карте.</w:t>
-      </w:r>
-    </w:p>
-    <w:p>
-      <w:pPr>
-        <w:pStyle w:val="Heading2"/>
-      </w:pPr>
-      <w:r>
-        <w:t>5.5. Оценка уровня шума и чувствительность к ней</w:t>
-      </w:r>
-    </w:p>
-    <w:p>
-      <w:pPr>
-        <w:jc w:val="both"/>
-      </w:pPr>
-      <w:r>
-        <w:rPr>
-          <w:b w:val="0"/>
-          <w:i w:val="0"/>
-        </w:rPr>
-        <w:t>Точность автоматической оценки Иммеркера (среднее по уровням шума): на изображении «фрукты» оценка практически точна (9,9 при σ = 10; 19,4 при σ = 20), на изображениях с сильной текстурой она систематически завышена: для «бабуина» 14,5 при σ = 10 и 40,6 при σ = 40. Причина в том, что мелкая текстура даёт такой же вклад в отклик лапласиана, как и шум.</w:t>
-      </w:r>
-    </w:p>
-    <w:p>
-      <w:pPr>
-        <w:jc w:val="both"/>
-      </w:pPr>
-      <w:r>
-        <w:rPr>
-          <w:b w:val="0"/>
-          <w:i w:val="0"/>
-        </w:rPr>
-        <w:t>Тем не менее качество фильтрации к этой ошибке почти нечувствительно: при подстановке точного значения σn вместо автоматической оценки средний PSNR меняется всего на +0,09 дБ (26,38 против 26,29 дБ), а на отдельных задачах разница не превышает 0,4 дБ. Это объясняется тем, что адаптивное правило использует σ̂ одновременно и как масштаб шкалы активности, и как масштаб σr(p): систематическая ошибка оценки в значительной степени компенсируется. Данное свойство — важное практическое достоинство метода, поскольку на реальных фотографиях точное значение σ неизвестно.</w:t>
-      </w:r>
-    </w:p>
-    <w:p>
-      <w:pPr>
-        <w:pStyle w:val="Heading1"/>
-      </w:pPr>
-      <w:r>
-        <w:t>6. Результаты и их обсуждение</w:t>
-      </w:r>
-    </w:p>
-    <w:p>
-      <w:pPr>
-        <w:jc w:val="both"/>
-      </w:pPr>
-      <w:r>
-        <w:rPr>
-          <w:b w:val="0"/>
-          <w:i w:val="0"/>
-        </w:rPr>
-        <w:t>Разработанный метод показал лучшие результаты среди всех методов, не использующих подбор параметров под конкретную задачу:</w:t>
-      </w:r>
-    </w:p>
-    <w:p>
-      <w:pPr>
-        <w:pStyle w:val="ListBullet"/>
-        <w:ind w:firstLine="0"/>
-      </w:pPr>
-      <w:r>
-        <w:t>прирост относительно лучшего классического метода с фиксированными параметрами (гауссов фильтр) — 3,07 дБ по PSNR и 0,20 по SSIM;</w:t>
-      </w:r>
-    </w:p>
-    <w:p>
-      <w:pPr>
-        <w:pStyle w:val="ListBullet"/>
-        <w:ind w:firstLine="0"/>
-      </w:pPr>
-      <w:r>
-        <w:t>прирост относительно билатерального фильтра с универсальной настройкой — 1,99 дБ и 0,139;</w:t>
-      </w:r>
-    </w:p>
-    <w:p>
-      <w:pPr>
-        <w:pStyle w:val="ListBullet"/>
-        <w:ind w:firstLine="0"/>
-      </w:pPr>
-      <w:r>
-        <w:t>отставание от идеализированного «оракула» с ручным подбором параметров под каждую задачу — всего 0,26 дБ (примерно 1 % по PSNR), при этом АКСФ не требует ни эталона, ни перебора параметров;</w:t>
-      </w:r>
-    </w:p>
-    <w:p>
-      <w:pPr>
-        <w:pStyle w:val="ListBullet"/>
-        <w:ind w:firstLine="0"/>
-      </w:pPr>
-      <w:r>
-        <w:t>наилучший показатель сохранения краёв среди реалистичных методов (EPI = 0,548 при 0,496 у билатерального фильтра и 0,351 у гауссова).</w:t>
-      </w:r>
-    </w:p>
-    <w:p>
-      <w:pPr>
-        <w:jc w:val="both"/>
-      </w:pPr>
-      <w:r>
-        <w:rPr>
-          <w:b w:val="0"/>
-          <w:i w:val="0"/>
-        </w:rPr>
-        <w:t>Отдельно следует отметить устойчивость: параметры, выбранные на σ = 20 и 30, остаются лучшими и на не участвовавших в калибровке уровнях шума σ = 10 и 40.</w:t>
-      </w:r>
-    </w:p>
-    <w:p>
-      <w:pPr>
-        <w:jc w:val="both"/>
-      </w:pPr>
-      <w:r>
-        <w:rPr>
-          <w:b w:val="0"/>
-          <w:i w:val="0"/>
-        </w:rPr>
-        <w:t>Ограничения метода (честно, для обсуждения на защите):</w:t>
-      </w:r>
-    </w:p>
-    <w:p>
-      <w:pPr>
-        <w:pStyle w:val="ListBullet"/>
-        <w:ind w:firstLine="0"/>
-      </w:pPr>
-      <w:r>
-        <w:t>вычислительная стоимость: 179 мс против 16 мс у гауссова фильтра (примерно в 11 раз медленнее), так как фильтрация выполняется в скользящем окне 11×11 с вычислением экспонент;</w:t>
-      </w:r>
-    </w:p>
-    <w:p>
-      <w:pPr>
-        <w:pStyle w:val="ListBullet"/>
-        <w:ind w:firstLine="0"/>
-      </w:pPr>
-      <w:r>
-        <w:t>метод не рассчитан на импульсный («соль и перец») шум — модель зашумления гауссова, для импульсного шума предпочтительнее медианный фильтр;</w:t>
-      </w:r>
-    </w:p>
-    <w:p>
-      <w:pPr>
-        <w:pStyle w:val="ListBullet"/>
-        <w:ind w:firstLine="0"/>
-      </w:pPr>
-      <w:r>
-        <w:t>оценка уровня шума завышается на сильно текстурированных изображениях (компенсируется устойчивостью правила адаптации, но может служить источником ошибок в предельных случаях).</w:t>
-      </w:r>
-    </w:p>
-    <w:p>
-      <w:pPr>
-        <w:jc w:val="both"/>
-      </w:pPr>
-      <w:r>
-        <w:rPr>
-          <w:b w:val="0"/>
-          <w:i w:val="0"/>
-        </w:rPr>
-        <w:t>Направления развития: ускорение за счёт разделяемых (сепарабельных) вычислений и целочисленной арифметики; замена гауссова пространственного ядра на box-аппроксимацию; обобщение правила адаптации на цветные изображения (обработка в пространстве яркость–цветность); распространение идеи адаптивного σr на другие семейства фильтров (вейвлет-пороговая обработка, нелокальные средние).</w:t>
-      </w:r>
-    </w:p>
-    <w:p>
-      <w:pPr>
-        <w:pStyle w:val="Heading1"/>
-      </w:pPr>
-      <w:r>
-        <w:t>Заключение</w:t>
-      </w:r>
-    </w:p>
-    <w:p>
-      <w:pPr>
-        <w:jc w:val="both"/>
-      </w:pPr>
-      <w:r>
-        <w:rPr>
-          <w:b w:val="0"/>
-          <w:i w:val="0"/>
-        </w:rPr>
-        <w:t>В рамках проекта разработан, реализован и исследован собственный метод сглаживания изображений — адаптивный контрастно-структурный фильтр (АКСФ). Метод развивает идею билатерального фильтра: вместо единого для всего изображения параметра σr он вычисляет его в каждой точке по карте локальной структурной активности, а масштаб этой карты автоматически привязывается к оценке уровня шума по методу Иммеркера. В результате метод самонастраивается: для работы не нужны ни знание уровня шума, ни подбор параметров под конкретное изображение.</w:t>
-      </w:r>
-    </w:p>
-    <w:p>
-      <w:pPr>
-        <w:jc w:val="both"/>
-      </w:pPr>
-      <w:r>
-        <w:rPr>
-          <w:b w:val="0"/>
-          <w:i w:val="0"/>
-        </w:rPr>
-        <w:t>Эксперимент на трёх тестовых изображениях и пяти уровнях шума показал, что метод превосходит все классические фильтры с фиксированными параметрами (до 3,07 дБ по PSNR), обеспечивает лучшее сохранение краёв и приближается к идеализированной верхней границе — фильтру с ручным подбором параметров под каждую задачу (разрыв 0,26 дБ). Устойчивость выбранных параметров проверена на уровнях шума, не использовавшихся при калибровке.</w:t>
-      </w:r>
-    </w:p>
-    <w:p>
-      <w:pPr>
-        <w:jc w:val="both"/>
-      </w:pPr>
-      <w:r>
-        <w:rPr>
-          <w:b w:val="0"/>
-          <w:i w:val="0"/>
-        </w:rPr>
-        <w:t>Программа реализована на языке Rust (около 1200 строк, все алгоритмы написаны самостоятельно), эксперимент полностью воспроизводим, а работа метода проиллюстрирована картой структурной активности. Полученный результат показывает, что простая и прозрачная идея локальной адаптации параметра сглаживания даёт качество, которое обычно достигается лишь ручной настройкой фильтра для каждой конкретной задачи.</w:t>
-      </w:r>
-    </w:p>
-    <w:p>
-      <w:r>
-        <w:br w:type="page"/>
-      </w:r>
-    </w:p>
-    <w:p>
-      <w:pPr>
-        <w:pStyle w:val="Heading1"/>
-      </w:pPr>
-      <w:r>
-        <w:t>Приложение А. Команды запуска программы</w:t>
-      </w:r>
-    </w:p>
-    <w:p>
-      <w:pPr>
-        <w:spacing w:after="0" w:line="240" w:lineRule="auto"/>
-        <w:ind w:firstLine="0"/>
-      </w:pPr>
-      <w:r>
-        <w:rPr>
-          <w:rFonts w:ascii="Consolas" w:hAnsi="Consolas" w:eastAsia="Consolas"/>
-          <w:sz w:val="19"/>
-        </w:rPr>
-        <w:t># сборка проекта</w:t>
-      </w:r>
-    </w:p>
-    <w:p>
-      <w:pPr>
-        <w:spacing w:after="0" w:line="240" w:lineRule="auto"/>
-        <w:ind w:firstLine="0"/>
-      </w:pPr>
-      <w:r>
-        <w:rPr>
-          <w:rFonts w:ascii="Consolas" w:hAnsi="Consolas" w:eastAsia="Consolas"/>
-          <w:sz w:val="19"/>
-        </w:rPr>
-        <w:t>cargo build --release</w:t>
-      </w:r>
-    </w:p>
-    <w:p>
-      <w:pPr>
-        <w:spacing w:after="0" w:line="240" w:lineRule="auto"/>
-        <w:ind w:firstLine="0"/>
-      </w:pPr>
-      <w:r>
-        <w:rPr>
-          <w:rFonts w:ascii="Consolas" w:hAnsi="Consolas" w:eastAsia="Consolas"/>
-          <w:sz w:val="19"/>
-        </w:rPr>
-        <w:t xml:space="preserve"> </w:t>
-      </w:r>
-    </w:p>
-    <w:p>
-      <w:pPr>
-        <w:spacing w:after="0" w:line="240" w:lineRule="auto"/>
-        <w:ind w:firstLine="0"/>
-      </w:pPr>
-      <w:r>
-        <w:rPr>
-          <w:rFonts w:ascii="Consolas" w:hAnsi="Consolas" w:eastAsia="Consolas"/>
-          <w:sz w:val="19"/>
-        </w:rPr>
-        <w:t># сглаживание одного изображения собственным методом</w:t>
-      </w:r>
-    </w:p>
-    <w:p>
-      <w:pPr>
-        <w:spacing w:after="0" w:line="240" w:lineRule="auto"/>
-        <w:ind w:firstLine="0"/>
-      </w:pPr>
-      <w:r>
-        <w:rPr>
-          <w:rFonts w:ascii="Consolas" w:hAnsi="Consolas" w:eastAsia="Consolas"/>
-          <w:sz w:val="19"/>
-        </w:rPr>
-        <w:t>cargo run --release -- denoise -i data/clean/baboon.png -o out.png -m acsf --sigma 25</w:t>
-      </w:r>
-    </w:p>
-    <w:p>
-      <w:pPr>
-        <w:spacing w:after="0" w:line="240" w:lineRule="auto"/>
-        <w:ind w:firstLine="0"/>
-      </w:pPr>
-      <w:r>
-        <w:rPr>
-          <w:rFonts w:ascii="Consolas" w:hAnsi="Consolas" w:eastAsia="Consolas"/>
-          <w:sz w:val="19"/>
-        </w:rPr>
-        <w:t xml:space="preserve"> </w:t>
-      </w:r>
-    </w:p>
-    <w:p>
-      <w:pPr>
-        <w:spacing w:after="0" w:line="240" w:lineRule="auto"/>
-        <w:ind w:firstLine="0"/>
-      </w:pPr>
-      <w:r>
-        <w:rPr>
-          <w:rFonts w:ascii="Consolas" w:hAnsi="Consolas" w:eastAsia="Consolas"/>
-          <w:sz w:val="19"/>
-        </w:rPr>
-        <w:t># добавление шума (sigma = 25)</w:t>
-      </w:r>
-    </w:p>
-    <w:p>
-      <w:pPr>
-        <w:spacing w:after="0" w:line="240" w:lineRule="auto"/>
-        <w:ind w:firstLine="0"/>
-      </w:pPr>
-      <w:r>
-        <w:rPr>
-          <w:rFonts w:ascii="Consolas" w:hAnsi="Consolas" w:eastAsia="Consolas"/>
-          <w:sz w:val="19"/>
-        </w:rPr>
-        <w:t>cargo run --release -- noise -i data/clean/baboon.png -o noisy.png --sigma 25</w:t>
-      </w:r>
-    </w:p>
-    <w:p>
-      <w:pPr>
-        <w:spacing w:after="0" w:line="240" w:lineRule="auto"/>
-        <w:ind w:firstLine="0"/>
-      </w:pPr>
-      <w:r>
-        <w:rPr>
-          <w:rFonts w:ascii="Consolas" w:hAnsi="Consolas" w:eastAsia="Consolas"/>
-          <w:sz w:val="19"/>
-        </w:rPr>
-        <w:t xml:space="preserve"> </w:t>
-      </w:r>
-    </w:p>
-    <w:p>
-      <w:pPr>
-        <w:spacing w:after="0" w:line="240" w:lineRule="auto"/>
-        <w:ind w:firstLine="0"/>
-      </w:pPr>
-      <w:r>
-        <w:rPr>
-          <w:rFonts w:ascii="Consolas" w:hAnsi="Consolas" w:eastAsia="Consolas"/>
-          <w:sz w:val="19"/>
-        </w:rPr>
-        <w:t># полный сравнительный эксперимент (все методы, уровни шума 10..40)</w:t>
-      </w:r>
-    </w:p>
-    <w:p>
-      <w:pPr>
-        <w:spacing w:after="0" w:line="240" w:lineRule="auto"/>
-        <w:ind w:firstLine="0"/>
-      </w:pPr>
-      <w:r>
-        <w:rPr>
-          <w:rFonts w:ascii="Consolas" w:hAnsi="Consolas" w:eastAsia="Consolas"/>
-          <w:sz w:val="19"/>
-        </w:rPr>
-        <w:t>cargo run --release -- bench -d data/clean -o results --noise 10,20,25,30,40 --save-sigma 25</w:t>
-      </w:r>
-    </w:p>
-    <w:p>
-      <w:pPr>
-        <w:spacing w:after="0" w:line="240" w:lineRule="auto"/>
-        <w:ind w:firstLine="0"/>
-      </w:pPr>
-      <w:r>
-        <w:rPr>
-          <w:rFonts w:ascii="Consolas" w:hAnsi="Consolas" w:eastAsia="Consolas"/>
-          <w:sz w:val="19"/>
-        </w:rPr>
-        <w:t xml:space="preserve"> </w:t>
-      </w:r>
-    </w:p>
-    <w:p>
-      <w:pPr>
-        <w:spacing w:after="0" w:line="240" w:lineRule="auto"/>
-        <w:ind w:firstLine="0"/>
-      </w:pPr>
-      <w:r>
-        <w:rPr>
-          <w:rFonts w:ascii="Consolas" w:hAnsi="Consolas" w:eastAsia="Consolas"/>
-          <w:sz w:val="19"/>
-        </w:rPr>
-        <w:t># калибровка параметров метода</w:t>
-      </w:r>
-    </w:p>
-    <w:p>
-      <w:pPr>
-        <w:spacing w:after="0" w:line="240" w:lineRule="auto"/>
-        <w:ind w:firstLine="0"/>
-      </w:pPr>
-      <w:r>
-        <w:rPr>
-          <w:rFonts w:ascii="Consolas" w:hAnsi="Consolas" w:eastAsia="Consolas"/>
-          <w:sz w:val="19"/>
-        </w:rPr>
-        <w:t>cargo run --release -- sweep -d data/clean --param k_max --values 2.0,2.4,2.8,3.2 --noise 20,30</w:t>
-      </w:r>
-    </w:p>
-    <w:p>
-      <w:pPr>
-        <w:spacing w:after="0" w:line="240" w:lineRule="auto"/>
-        <w:ind w:firstLine="0"/>
-      </w:pPr>
-      <w:r>
-        <w:rPr>
-          <w:rFonts w:ascii="Consolas" w:hAnsi="Consolas" w:eastAsia="Consolas"/>
-          <w:sz w:val="19"/>
-        </w:rPr>
-        <w:t xml:space="preserve"> </w:t>
-      </w:r>
-    </w:p>
-    <w:p>
-      <w:pPr>
-        <w:spacing w:after="0" w:line="240" w:lineRule="auto"/>
-        <w:ind w:firstLine="0"/>
-      </w:pPr>
-      <w:r>
-        <w:rPr>
-          <w:rFonts w:ascii="Consolas" w:hAnsi="Consolas" w:eastAsia="Consolas"/>
-          <w:sz w:val="19"/>
-        </w:rPr>
-        <w:t># сравнение конфигураций и анализ чувствительности к оценке шума</w:t>
-      </w:r>
-    </w:p>
-    <w:p>
-      <w:pPr>
-        <w:spacing w:after="0" w:line="240" w:lineRule="auto"/>
-        <w:ind w:firstLine="0"/>
-      </w:pPr>
-      <w:r>
-        <w:rPr>
-          <w:rFonts w:ascii="Consolas" w:hAnsi="Consolas" w:eastAsia="Consolas"/>
-          <w:sz w:val="19"/>
-        </w:rPr>
-        <w:t>cargo run --release -- tune -d data/clean --configs "2.0,0.7,3.2,1.2,5,2" --noise 20,30</w:t>
-      </w:r>
-    </w:p>
-    <w:p>
-      <w:pPr>
-        <w:spacing w:after="0" w:line="240" w:lineRule="auto"/>
-        <w:ind w:firstLine="0"/>
-      </w:pPr>
-      <w:r>
-        <w:rPr>
-          <w:rFonts w:ascii="Consolas" w:hAnsi="Consolas" w:eastAsia="Consolas"/>
-          <w:sz w:val="19"/>
-        </w:rPr>
-        <w:t>cargo run --release -- sens -d data/clean --noise 10,20,30,40</w:t>
-      </w:r>
-    </w:p>
-    <w:p>
-      <w:pPr>
-        <w:spacing w:after="0" w:line="240" w:lineRule="auto"/>
-        <w:ind w:firstLine="0"/>
-      </w:pPr>
-      <w:r>
-        <w:rPr>
-          <w:rFonts w:ascii="Consolas" w:hAnsi="Consolas" w:eastAsia="Consolas"/>
-          <w:sz w:val="19"/>
-        </w:rPr>
-        <w:t xml:space="preserve"> </w:t>
-      </w:r>
-    </w:p>
-    <w:p>
-      <w:pPr>
-        <w:spacing w:after="0" w:line="240" w:lineRule="auto"/>
-        <w:ind w:firstLine="0"/>
-      </w:pPr>
-      <w:r>
-        <w:rPr>
-          <w:rFonts w:ascii="Consolas" w:hAnsi="Consolas" w:eastAsia="Consolas"/>
-          <w:sz w:val="19"/>
-        </w:rPr>
-        <w:t># обработка своих картинок всеми методами сразу (цветной режим)</w:t>
-      </w:r>
-    </w:p>
-    <w:p>
-      <w:pPr>
-        <w:spacing w:after="0" w:line="240" w:lineRule="auto"/>
-        <w:ind w:firstLine="0"/>
-      </w:pPr>
-      <w:r>
-        <w:rPr>
-          <w:rFonts w:ascii="Consolas" w:hAnsi="Consolas" w:eastAsia="Consolas"/>
-          <w:sz w:val="19"/>
-        </w:rPr>
-        <w:t>cargo run --release -- demo -d my_images -o my_results --rgb --sigma 25</w:t>
-      </w:r>
-    </w:p>
-    <w:p>
-      <w:pPr>
-        <w:pStyle w:val="Heading1"/>
-      </w:pPr>
-      <w:r>
-        <w:t>Приложение Б. Ключевой фрагмент программной реализации</w:t>
-      </w:r>
-    </w:p>
-    <w:p>
-      <w:pPr>
-        <w:jc w:val="both"/>
-      </w:pPr>
-      <w:r>
-        <w:rPr>
-          <w:b w:val="0"/>
-          <w:i w:val="0"/>
-        </w:rPr>
-        <w:t>Ниже приведено ядро метода — правило адаптации параметра σr(p) и цикл фильтрации (файл src/filters.rs, функция acsf).</w:t>
-      </w:r>
-    </w:p>
-    <w:p>
-      <w:pPr>
-        <w:spacing w:after="0" w:line="240" w:lineRule="auto"/>
-        <w:ind w:firstLine="0"/>
-      </w:pPr>
-      <w:r>
-        <w:rPr>
-          <w:rFonts w:ascii="Consolas" w:hAnsi="Consolas" w:eastAsia="Consolas"/>
-          <w:sz w:val="19"/>
-        </w:rPr>
-        <w:t>// Шаг 1: автоматическая оценка уровня шума по изображению</w:t>
-      </w:r>
-    </w:p>
-    <w:p>
-      <w:pPr>
-        <w:spacing w:after="0" w:line="240" w:lineRule="auto"/>
-        <w:ind w:firstLine="0"/>
-      </w:pPr>
-      <w:r>
-        <w:rPr>
-          <w:rFonts w:ascii="Consolas" w:hAnsi="Consolas" w:eastAsia="Consolas"/>
-          <w:sz w:val="19"/>
-        </w:rPr>
-        <w:t>let sigma_n = estimate_noise_sigma(noisy).max(1.0);</w:t>
-      </w:r>
-    </w:p>
-    <w:p>
-      <w:pPr>
-        <w:spacing w:after="0" w:line="240" w:lineRule="auto"/>
-        <w:ind w:firstLine="0"/>
-      </w:pPr>
-      <w:r>
-        <w:rPr>
-          <w:rFonts w:ascii="Consolas" w:hAnsi="Consolas" w:eastAsia="Consolas"/>
-          <w:sz w:val="19"/>
-        </w:rPr>
-        <w:t xml:space="preserve"> </w:t>
-      </w:r>
-    </w:p>
-    <w:p>
-      <w:pPr>
-        <w:spacing w:after="0" w:line="240" w:lineRule="auto"/>
-        <w:ind w:firstLine="0"/>
-      </w:pPr>
-      <w:r>
-        <w:rPr>
-          <w:rFonts w:ascii="Consolas" w:hAnsi="Consolas" w:eastAsia="Consolas"/>
-          <w:sz w:val="19"/>
-        </w:rPr>
-        <w:t>// Шаг 2: карта структурной активности A(p), очищенная от вклада шума</w:t>
-      </w:r>
-    </w:p>
-    <w:p>
-      <w:pPr>
-        <w:spacing w:after="0" w:line="240" w:lineRule="auto"/>
-        <w:ind w:firstLine="0"/>
-      </w:pPr>
-      <w:r>
-        <w:rPr>
-          <w:rFonts w:ascii="Consolas" w:hAnsi="Consolas" w:eastAsia="Consolas"/>
-          <w:sz w:val="19"/>
-        </w:rPr>
-        <w:t>let activity = structural_activity(noisy, p.radius_struct, sigma_n);</w:t>
-      </w:r>
-    </w:p>
-    <w:p>
-      <w:pPr>
-        <w:spacing w:after="0" w:line="240" w:lineRule="auto"/>
-        <w:ind w:firstLine="0"/>
-      </w:pPr>
-      <w:r>
-        <w:rPr>
-          <w:rFonts w:ascii="Consolas" w:hAnsi="Consolas" w:eastAsia="Consolas"/>
-          <w:sz w:val="19"/>
-        </w:rPr>
-        <w:t xml:space="preserve"> </w:t>
-      </w:r>
-    </w:p>
-    <w:p>
-      <w:pPr>
-        <w:spacing w:after="0" w:line="240" w:lineRule="auto"/>
-        <w:ind w:firstLine="0"/>
-      </w:pPr>
-      <w:r>
-        <w:rPr>
-          <w:rFonts w:ascii="Consolas" w:hAnsi="Consolas" w:eastAsia="Consolas"/>
-          <w:sz w:val="19"/>
-        </w:rPr>
-        <w:t>// Шаг 3: фильтрация с адаптивным sigma_r(p)</w:t>
-      </w:r>
-    </w:p>
-    <w:p>
-      <w:pPr>
-        <w:spacing w:after="0" w:line="240" w:lineRule="auto"/>
-        <w:ind w:firstLine="0"/>
-      </w:pPr>
-      <w:r>
-        <w:rPr>
-          <w:rFonts w:ascii="Consolas" w:hAnsi="Consolas" w:eastAsia="Consolas"/>
-          <w:sz w:val="19"/>
-        </w:rPr>
-        <w:t>for y in 0..noisy.h as i64 {</w:t>
-      </w:r>
-    </w:p>
-    <w:p>
-      <w:pPr>
-        <w:spacing w:after="0" w:line="240" w:lineRule="auto"/>
-        <w:ind w:firstLine="0"/>
-      </w:pPr>
-      <w:r>
-        <w:rPr>
-          <w:rFonts w:ascii="Consolas" w:hAnsi="Consolas" w:eastAsia="Consolas"/>
-          <w:sz w:val="19"/>
-        </w:rPr>
-        <w:t xml:space="preserve">    for x in 0..noisy.w as i64 {</w:t>
-      </w:r>
-    </w:p>
-    <w:p>
-      <w:pPr>
-        <w:spacing w:after="0" w:line="240" w:lineRule="auto"/>
-        <w:ind w:firstLine="0"/>
-      </w:pPr>
-      <w:r>
-        <w:rPr>
-          <w:rFonts w:ascii="Consolas" w:hAnsi="Consolas" w:eastAsia="Consolas"/>
-          <w:sz w:val="19"/>
-        </w:rPr>
-        <w:t xml:space="preserve">        let center = noisy.get(x, y);</w:t>
-      </w:r>
-    </w:p>
-    <w:p>
-      <w:pPr>
-        <w:spacing w:after="0" w:line="240" w:lineRule="auto"/>
-        <w:ind w:firstLine="0"/>
-      </w:pPr>
-      <w:r>
-        <w:rPr>
-          <w:rFonts w:ascii="Consolas" w:hAnsi="Consolas" w:eastAsia="Consolas"/>
-          <w:sz w:val="19"/>
-        </w:rPr>
-        <w:t xml:space="preserve">        let a = activity[idx];                     // локальная структура</w:t>
-      </w:r>
-    </w:p>
-    <w:p>
-      <w:pPr>
-        <w:spacing w:after="0" w:line="240" w:lineRule="auto"/>
-        <w:ind w:firstLine="0"/>
-      </w:pPr>
-      <w:r>
-        <w:rPr>
-          <w:rFonts w:ascii="Consolas" w:hAnsi="Consolas" w:eastAsia="Consolas"/>
-          <w:sz w:val="19"/>
-        </w:rPr>
-        <w:t xml:space="preserve"> </w:t>
-      </w:r>
-    </w:p>
-    <w:p>
-      <w:pPr>
-        <w:spacing w:after="0" w:line="240" w:lineRule="auto"/>
-        <w:ind w:firstLine="0"/>
-      </w:pPr>
-      <w:r>
-        <w:rPr>
-          <w:rFonts w:ascii="Consolas" w:hAnsi="Consolas" w:eastAsia="Consolas"/>
-          <w:sz w:val="19"/>
-        </w:rPr>
-        <w:t xml:space="preserve">        // адаптивный диапазонный параметр: sigma_r(p) =</w:t>
-      </w:r>
-    </w:p>
-    <w:p>
-      <w:pPr>
-        <w:spacing w:after="0" w:line="240" w:lineRule="auto"/>
-        <w:ind w:firstLine="0"/>
-      </w:pPr>
-      <w:r>
-        <w:rPr>
-          <w:rFonts w:ascii="Consolas" w:hAnsi="Consolas" w:eastAsia="Consolas"/>
-          <w:sz w:val="19"/>
-        </w:rPr>
-        <w:t xml:space="preserve">        //   sigma_n * (k_min + (k_max - k_min) * exp(-(A(p)/(c*sigma_n))^2))</w:t>
-      </w:r>
-    </w:p>
-    <w:p>
-      <w:pPr>
-        <w:spacing w:after="0" w:line="240" w:lineRule="auto"/>
-        <w:ind w:firstLine="0"/>
-      </w:pPr>
-      <w:r>
-        <w:rPr>
-          <w:rFonts w:ascii="Consolas" w:hAnsi="Consolas" w:eastAsia="Consolas"/>
-          <w:sz w:val="19"/>
-        </w:rPr>
-        <w:t xml:space="preserve">        let t_ = (a / (p.c * sn)).powi(2);</w:t>
-      </w:r>
-    </w:p>
-    <w:p>
-      <w:pPr>
-        <w:spacing w:after="0" w:line="240" w:lineRule="auto"/>
-        <w:ind w:firstLine="0"/>
-      </w:pPr>
-      <w:r>
-        <w:rPr>
-          <w:rFonts w:ascii="Consolas" w:hAnsi="Consolas" w:eastAsia="Consolas"/>
-          <w:sz w:val="19"/>
-        </w:rPr>
-        <w:t xml:space="preserve">        let sigma_r = sn * (p.k_min + (p.k_max - p.k_min) * (-t_).exp());</w:t>
-      </w:r>
-    </w:p>
-    <w:p>
-      <w:pPr>
-        <w:spacing w:after="0" w:line="240" w:lineRule="auto"/>
-        <w:ind w:firstLine="0"/>
-      </w:pPr>
-      <w:r>
-        <w:rPr>
-          <w:rFonts w:ascii="Consolas" w:hAnsi="Consolas" w:eastAsia="Consolas"/>
-          <w:sz w:val="19"/>
-        </w:rPr>
-        <w:t xml:space="preserve"> </w:t>
-      </w:r>
-    </w:p>
-    <w:p>
-      <w:pPr>
-        <w:spacing w:after="0" w:line="240" w:lineRule="auto"/>
-        <w:ind w:firstLine="0"/>
-      </w:pPr>
-      <w:r>
-        <w:rPr>
-          <w:rFonts w:ascii="Consolas" w:hAnsi="Consolas" w:eastAsia="Consolas"/>
-          <w:sz w:val="19"/>
-        </w:rPr>
-        <w:t xml:space="preserve">        // взвешенное усреднение в окне (пространственный вес * диапазонный вес)</w:t>
-      </w:r>
-    </w:p>
-    <w:p>
-      <w:pPr>
-        <w:spacing w:after="0" w:line="240" w:lineRule="auto"/>
-        <w:ind w:firstLine="0"/>
-      </w:pPr>
-      <w:r>
-        <w:rPr>
-          <w:rFonts w:ascii="Consolas" w:hAnsi="Consolas" w:eastAsia="Consolas"/>
-          <w:sz w:val="19"/>
-        </w:rPr>
-        <w:t xml:space="preserve">        let w = spatial[j * n + i] * (-(d * d) / (2.0 * sigma_r * sigma_r)).exp();</w:t>
-      </w:r>
-    </w:p>
-    <w:p>
-      <w:pPr>
-        <w:spacing w:after="0" w:line="240" w:lineRule="auto"/>
-        <w:ind w:firstLine="0"/>
-      </w:pPr>
-      <w:r>
-        <w:rPr>
-          <w:rFonts w:ascii="Consolas" w:hAnsi="Consolas" w:eastAsia="Consolas"/>
-          <w:sz w:val="19"/>
-        </w:rPr>
-        <w:t xml:space="preserve">        ...</w:t>
-      </w:r>
-    </w:p>
-    <w:p>
-      <w:pPr>
-        <w:spacing w:after="0" w:line="240" w:lineRule="auto"/>
-        <w:ind w:firstLine="0"/>
-      </w:pPr>
-      <w:r>
-        <w:rPr>
-          <w:rFonts w:ascii="Consolas" w:hAnsi="Consolas" w:eastAsia="Consolas"/>
-          <w:sz w:val="19"/>
-        </w:rPr>
-        <w:t xml:space="preserve">    }</w:t>
-      </w:r>
-    </w:p>
-    <w:p>
-      <w:pPr>
-        <w:spacing w:after="0" w:line="240" w:lineRule="auto"/>
-        <w:ind w:firstLine="0"/>
-      </w:pPr>
-      <w:r>
-        <w:rPr>
-          <w:rFonts w:ascii="Consolas" w:hAnsi="Consolas" w:eastAsia="Consolas"/>
-          <w:sz w:val="19"/>
-        </w:rPr>
-        <w:t>}</w:t>
+        <w:t>Источники тестовых изображений и лицензии перечислены в data/ATTRIBUTION.md; синтетическая сцена строится детерминированно скриптом data/generate_synthetic.py.</w:t>
       </w:r>
     </w:p>
     <w:sectPr>
@@ -4563,8 +4697,7 @@
     <w:qFormat/>
     <w:rsid w:val="00FC693F"/>
     <w:pPr>
-      <w:spacing w:line="276" w:lineRule="auto" w:after="80"/>
-      <w:ind w:firstLine="709"/>
+      <w:spacing w:line="276" w:lineRule="auto" w:after="100"/>
     </w:pPr>
     <w:rPr>
       <w:rFonts w:ascii="Times New Roman" w:hAnsi="Times New Roman" w:eastAsia="Times New Roman"/>
@@ -4626,12 +4759,11 @@
     <w:pPr>
       <w:keepNext/>
       <w:keepLines/>
-      <w:spacing w:before="200" w:after="120"/>
-      <w:ind w:firstLine="0"/>
+      <w:spacing w:before="220" w:after="120"/>
       <w:outlineLvl w:val="0"/>
     </w:pPr>
     <w:rPr>
-      <w:rFonts w:asciiTheme="majorHAnsi" w:eastAsiaTheme="majorEastAsia" w:hAnsiTheme="majorHAnsi" w:cstheme="majorBidi" w:ascii="Times New Roman" w:hAnsi="Times New Roman"/>
+      <w:rFonts w:asciiTheme="majorHAnsi" w:eastAsiaTheme="majorEastAsia" w:hAnsiTheme="majorHAnsi" w:cstheme="majorBidi" w:ascii="Times New Roman" w:hAnsi="Times New Roman" w:eastAsia="Times New Roman"/>
       <w:b/>
       <w:bCs/>
       <w:color w:val="1F2D5C"/>
@@ -4651,12 +4783,11 @@
     <w:pPr>
       <w:keepNext/>
       <w:keepLines/>
-      <w:spacing w:before="200" w:after="120"/>
-      <w:ind w:firstLine="0"/>
+      <w:spacing w:before="220" w:after="120"/>
       <w:outlineLvl w:val="1"/>
     </w:pPr>
     <w:rPr>
-      <w:rFonts w:asciiTheme="majorHAnsi" w:eastAsiaTheme="majorEastAsia" w:hAnsiTheme="majorHAnsi" w:cstheme="majorBidi" w:ascii="Times New Roman" w:hAnsi="Times New Roman"/>
+      <w:rFonts w:asciiTheme="majorHAnsi" w:eastAsiaTheme="majorEastAsia" w:hAnsiTheme="majorHAnsi" w:cstheme="majorBidi" w:ascii="Times New Roman" w:hAnsi="Times New Roman" w:eastAsia="Times New Roman"/>
       <w:b/>
       <w:bCs/>
       <w:color w:val="1F2D5C"/>
@@ -4676,16 +4807,15 @@
     <w:pPr>
       <w:keepNext/>
       <w:keepLines/>
-      <w:spacing w:before="200" w:after="120"/>
-      <w:ind w:firstLine="0"/>
+      <w:spacing w:before="220" w:after="120"/>
       <w:outlineLvl w:val="2"/>
     </w:pPr>
     <w:rPr>
-      <w:rFonts w:asciiTheme="majorHAnsi" w:eastAsiaTheme="majorEastAsia" w:hAnsiTheme="majorHAnsi" w:cstheme="majorBidi" w:ascii="Times New Roman" w:hAnsi="Times New Roman"/>
+      <w:rFonts w:asciiTheme="majorHAnsi" w:eastAsiaTheme="majorEastAsia" w:hAnsiTheme="majorHAnsi" w:cstheme="majorBidi" w:ascii="Times New Roman" w:hAnsi="Times New Roman" w:eastAsia="Times New Roman"/>
       <w:b/>
       <w:bCs/>
-      <w:color w:val="333333"/>
-      <w:sz w:val="25"/>
+      <w:color w:val="1F2D5C"/>
+      <w:sz w:val="24"/>
     </w:rPr>
   </w:style>
   <w:style w:type="paragraph" w:styleId="Heading4">

--- a/docs/Отчёт_Сглаживание_изображений.docx
+++ b/docs/Отчёт_Сглаживание_изображений.docx
@@ -1073,7 +1073,7 @@
                 <w:rFonts w:ascii="Times New Roman" w:hAnsi="Times New Roman" w:eastAsia="Times New Roman"/>
                 <w:sz w:val="19"/>
               </w:rPr>
-              <w:t>19,27 мс</w:t>
+              <w:t>19,38 мс</w:t>
             </w:r>
           </w:p>
         </w:tc>
@@ -2066,7 +2066,7 @@
                 <w:rFonts w:ascii="Times New Roman" w:hAnsi="Times New Roman" w:eastAsia="Times New Roman"/>
                 <w:sz w:val="19"/>
               </w:rPr>
-              <w:t>2,1</w:t>
+              <w:t>2,2</w:t>
             </w:r>
           </w:p>
         </w:tc>
@@ -2372,7 +2372,7 @@
                 <w:rFonts w:ascii="Times New Roman" w:hAnsi="Times New Roman" w:eastAsia="Times New Roman"/>
                 <w:sz w:val="19"/>
               </w:rPr>
-              <w:t>55,2</w:t>
+              <w:t>55,0</w:t>
             </w:r>
           </w:p>
         </w:tc>
@@ -2474,7 +2474,7 @@
                 <w:rFonts w:ascii="Times New Roman" w:hAnsi="Times New Roman" w:eastAsia="Times New Roman"/>
                 <w:sz w:val="19"/>
               </w:rPr>
-              <w:t>64,4</w:t>
+              <w:t>64,6</w:t>
             </w:r>
           </w:p>
         </w:tc>
@@ -2678,7 +2678,7 @@
                 <w:rFonts w:ascii="Times New Roman" w:hAnsi="Times New Roman" w:eastAsia="Times New Roman"/>
                 <w:sz w:val="19"/>
               </w:rPr>
-              <w:t>18,3</w:t>
+              <w:t>18,8</w:t>
             </w:r>
           </w:p>
         </w:tc>
@@ -2785,7 +2785,7 @@
                 <w:b/>
                 <w:sz w:val="19"/>
               </w:rPr>
-              <w:t>19,5</w:t>
+              <w:t>19,9</w:t>
             </w:r>
           </w:p>
         </w:tc>
@@ -3613,7 +3613,7 @@
                 <w:rFonts w:ascii="Times New Roman" w:hAnsi="Times New Roman" w:eastAsia="Times New Roman"/>
                 <w:sz w:val="19"/>
               </w:rPr>
-              <w:t>1,0</w:t>
+              <w:t>1,1</w:t>
             </w:r>
           </w:p>
         </w:tc>
@@ -3715,7 +3715,7 @@
                 <w:rFonts w:ascii="Times New Roman" w:hAnsi="Times New Roman" w:eastAsia="Times New Roman"/>
                 <w:sz w:val="19"/>
               </w:rPr>
-              <w:t>121,5</w:t>
+              <w:t>121,1</w:t>
             </w:r>
           </w:p>
         </w:tc>
@@ -3822,7 +3822,7 @@
                 <w:b/>
                 <w:sz w:val="19"/>
               </w:rPr>
-              <w:t>123,6</w:t>
+              <w:t>125,2</w:t>
             </w:r>
           </w:p>
         </w:tc>
@@ -3925,7 +3925,7 @@
           <w:b w:val="0"/>
           <w:i w:val="0"/>
         </w:rPr>
-        <w:t>Итог работы — прозрачная и воспроизводимая реализация АКСФ с ускоренным публичным путём, цветным YCbCr-режимом, самостоятельным конкурентом Перона—Малика и статистической проверкой. На четырёх реальных 512×512 сценах среднее время 19,27 мс ниже целевого порога 30 мс, а регрессионный тест фиксирует допустимое расхождение с точным 2D-эталоном.</w:t>
+        <w:t>Итог работы — прозрачная и воспроизводимая реализация АКСФ с ускоренным публичным путём, цветным YCbCr-режимом, самостоятельным конкурентом Перона—Малика и статистической проверкой. На четырёх реальных 512×512 сценах среднее время 19,38 мс ниже целевого порога 30 мс, а регрессионный тест фиксирует допустимое расхождение с точным 2D-эталоном.</w:t>
       </w:r>
     </w:p>
     <w:p>
